--- a/fuentes/622300_CF05_DU.docx
+++ b/fuentes/622300_CF05_DU.docx
@@ -1,6 +1,6 @@
 
 <file path=word/document.xml><?xml version="1.0" encoding="utf-8"?>
-<w:document xmlns:wpc="http://schemas.microsoft.com/office/word/2010/wordprocessingCanvas" xmlns:cx="http://schemas.microsoft.com/office/drawing/2014/chartex" xmlns:cx1="http://schemas.microsoft.com/office/drawing/2015/9/8/chartex" xmlns:cx2="http://schemas.microsoft.com/office/drawing/2015/10/21/chartex" xmlns:cx3="http://schemas.microsoft.com/office/drawing/2016/5/9/chartex" xmlns:cx4="http://schemas.microsoft.com/office/drawing/2016/5/10/chartex" xmlns:cx5="http://schemas.microsoft.com/office/drawing/2016/5/11/chartex" xmlns:cx6="http://schemas.microsoft.com/office/drawing/2016/5/12/chartex" xmlns:cx7="http://schemas.microsoft.com/office/drawing/2016/5/13/chartex" xmlns:cx8="http://schemas.microsoft.com/office/drawing/2016/5/14/chartex" xmlns:mc="http://schemas.openxmlformats.org/markup-compatibility/2006" xmlns:aink="http://schemas.microsoft.com/office/drawing/2016/ink" xmlns:am3d="http://schemas.microsoft.com/office/drawing/2017/model3d" xmlns:o="urn:schemas-microsoft-com:office:office" xmlns:r="http://schemas.openxmlformats.org/officeDocument/2006/relationships" xmlns:m="http://schemas.openxmlformats.org/officeDocument/2006/math" xmlns:v="urn:schemas-microsoft-com:vml" xmlns:wp14="http://schemas.microsoft.com/office/word/2010/wordprocessingDrawing" xmlns:wp="http://schemas.openxmlformats.org/drawingml/2006/wordprocessingDrawing" xmlns:w10="urn:schemas-microsoft-com:office:word" xmlns:w="http://schemas.openxmlformats.org/wordprocessingml/2006/main" xmlns:w14="http://schemas.microsoft.com/office/word/2010/wordml" xmlns:w15="http://schemas.microsoft.com/office/word/2012/wordml" xmlns:w16cex="http://schemas.microsoft.com/office/word/2018/wordml/cex" xmlns:w16cid="http://schemas.microsoft.com/office/word/2016/wordml/cid" xmlns:w16="http://schemas.microsoft.com/office/word/2018/wordml" xmlns:w16sdtdh="http://schemas.microsoft.com/office/word/2020/wordml/sdtdatahash" xmlns:w16se="http://schemas.microsoft.com/office/word/2015/wordml/symex" xmlns:wpg="http://schemas.microsoft.com/office/word/2010/wordprocessingGroup" xmlns:wpi="http://schemas.microsoft.com/office/word/2010/wordprocessingInk" xmlns:wne="http://schemas.microsoft.com/office/word/2006/wordml" xmlns:wps="http://schemas.microsoft.com/office/word/2010/wordprocessingShape" mc:Ignorable="w14 w15 w16se w16cid w16 w16cex w16sdtdh wp14">
+<w:document xmlns:wpc="http://schemas.microsoft.com/office/word/2010/wordprocessingCanvas" xmlns:cx="http://schemas.microsoft.com/office/drawing/2014/chartex" xmlns:cx1="http://schemas.microsoft.com/office/drawing/2015/9/8/chartex" xmlns:cx2="http://schemas.microsoft.com/office/drawing/2015/10/21/chartex" xmlns:cx3="http://schemas.microsoft.com/office/drawing/2016/5/9/chartex" xmlns:cx4="http://schemas.microsoft.com/office/drawing/2016/5/10/chartex" xmlns:cx5="http://schemas.microsoft.com/office/drawing/2016/5/11/chartex" xmlns:cx6="http://schemas.microsoft.com/office/drawing/2016/5/12/chartex" xmlns:cx7="http://schemas.microsoft.com/office/drawing/2016/5/13/chartex" xmlns:cx8="http://schemas.microsoft.com/office/drawing/2016/5/14/chartex" xmlns:mc="http://schemas.openxmlformats.org/markup-compatibility/2006" xmlns:aink="http://schemas.microsoft.com/office/drawing/2016/ink" xmlns:am3d="http://schemas.microsoft.com/office/drawing/2017/model3d" xmlns:o="urn:schemas-microsoft-com:office:office" xmlns:oel="http://schemas.microsoft.com/office/2019/extlst" xmlns:r="http://schemas.openxmlformats.org/officeDocument/2006/relationships" xmlns:m="http://schemas.openxmlformats.org/officeDocument/2006/math" xmlns:v="urn:schemas-microsoft-com:vml" xmlns:wp14="http://schemas.microsoft.com/office/word/2010/wordprocessingDrawing" xmlns:wp="http://schemas.openxmlformats.org/drawingml/2006/wordprocessingDrawing" xmlns:w10="urn:schemas-microsoft-com:office:word" xmlns:w="http://schemas.openxmlformats.org/wordprocessingml/2006/main" xmlns:w14="http://schemas.microsoft.com/office/word/2010/wordml" xmlns:w15="http://schemas.microsoft.com/office/word/2012/wordml" xmlns:w16cei="http://schemas.microsoft.com/office/word/2026/wordml/cei" xmlns:w16cex="http://schemas.microsoft.com/office/word/2018/wordml/cex" xmlns:w16cid="http://schemas.microsoft.com/office/word/2016/wordml/cid" xmlns:w16="http://schemas.microsoft.com/office/word/2018/wordml" xmlns:w16du="http://schemas.microsoft.com/office/word/2023/wordml/word16du" xmlns:w16sdtdh="http://schemas.microsoft.com/office/word/2020/wordml/sdtdatahash" xmlns:w16sdtfl="http://schemas.microsoft.com/office/word/2024/wordml/sdtformatlock" xmlns:w16se="http://schemas.microsoft.com/office/word/2015/wordml/symex" xmlns:wpg="http://schemas.microsoft.com/office/word/2010/wordprocessingGroup" xmlns:wpi="http://schemas.microsoft.com/office/word/2010/wordprocessingInk" xmlns:wne="http://schemas.microsoft.com/office/word/2006/wordml" xmlns:wps="http://schemas.microsoft.com/office/word/2010/wordprocessingShape" mc:Ignorable="w14 w15 w16se w16cid w16 w16cex w16sdtdh w16sdtfl w16du wp14">
   <w:body>
     <w:p>
       <w:pPr>
@@ -205,7 +205,7 @@
               </wp:anchor>
             </w:drawing>
           </mc:Choice>
-          <mc:Fallback xmlns:oel="http://schemas.microsoft.com/office/2019/extlst">
+          <mc:Fallback>
             <w:pict>
               <v:rect w14:anchorId="4C256C62" id="Rectángulo 3" o:spid="_x0000_s1026" alt="&quot;&quot;" style="position:absolute;margin-left:-55.95pt;margin-top:26.4pt;width:613.85pt;height:164.25pt;z-index:-251655168;visibility:visible;mso-wrap-style:square;mso-height-percent:0;mso-wrap-distance-left:9pt;mso-wrap-distance-top:0;mso-wrap-distance-right:9pt;mso-wrap-distance-bottom:0;mso-position-horizontal:absolute;mso-position-horizontal-relative:text;mso-position-vertical:absolute;mso-position-vertical-relative:text;mso-height-percent:0;mso-height-relative:margin;v-text-anchor:middle" o:gfxdata="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" fillcolor="#00314d" stroked="f" strokeweight="1pt"/>
             </w:pict>
@@ -318,7 +318,7 @@
                 <v:stroke joinstyle="miter"/>
                 <v:path gradientshapeok="t" o:connecttype="rect"/>
               </v:shapetype>
-              <v:shape id="Cuadro de texto 2" o:spid="_x0000_s1026" type="#_x0000_t202" alt="&quot;&quot;" style="position:absolute;left:0;text-align:left;margin-left:-25.2pt;margin-top:21.9pt;width:549pt;height:102.95pt;z-index:251663360;visibility:visible;mso-wrap-style:square;mso-width-percent:0;mso-height-percent:0;mso-wrap-distance-left:9pt;mso-wrap-distance-top:3.6pt;mso-wrap-distance-right:9pt;mso-wrap-distance-bottom:3.6pt;mso-position-horizontal:absolute;mso-position-horizontal-relative:margin;mso-position-vertical:absolute;mso-position-vertical-relative:text;mso-width-percent:0;mso-height-percent:0;mso-width-relative:margin;mso-height-relative:margin;v-text-anchor:top" o:gfxdata="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" filled="f" stroked="f">
+              <v:shape id="Cuadro de texto 2" o:spid="_x0000_s1026" type="#_x0000_t202" alt="&quot;&quot;" style="position:absolute;left:0;text-align:left;margin-left:-25.2pt;margin-top:21.9pt;width:549pt;height:102.95pt;z-index:251663360;visibility:visible;mso-wrap-style:square;mso-width-percent:0;mso-height-percent:0;mso-wrap-distance-left:9pt;mso-wrap-distance-top:3.6pt;mso-wrap-distance-right:9pt;mso-wrap-distance-bottom:3.6pt;mso-position-horizontal:absolute;mso-position-horizontal-relative:margin;mso-position-vertical:absolute;mso-position-vertical-relative:text;mso-width-percent:0;mso-height-percent:0;mso-width-relative:margin;mso-height-relative:margin;v-text-anchor:top" o:gfxdata="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" filled="f" stroked="f">
                 <v:textbox>
                   <w:txbxContent>
                     <w:p>
@@ -514,7 +514,6 @@
           <w:docPartUnique/>
         </w:docPartObj>
       </w:sdtPr>
-      <w:sdtEndPr/>
       <w:sdtContent>
         <w:p>
           <w:pPr>
@@ -3309,37 +3308,12 @@
         </w:rPr>
         <w:t>Ejemplos: SLA (</w:t>
       </w:r>
-      <w:proofErr w:type="spellStart"/>
       <w:r>
         <w:rPr>
           <w:rStyle w:val="Extranjerismo"/>
           <w:lang w:val="es-419" w:eastAsia="es-CO"/>
         </w:rPr>
-        <w:t>Service</w:t>
-      </w:r>
-      <w:proofErr w:type="spellEnd"/>
-      <w:r>
-        <w:rPr>
-          <w:rStyle w:val="Extranjerismo"/>
-          <w:lang w:val="es-419" w:eastAsia="es-CO"/>
-        </w:rPr>
-        <w:t xml:space="preserve"> </w:t>
-      </w:r>
-      <w:proofErr w:type="spellStart"/>
-      <w:r>
-        <w:rPr>
-          <w:rStyle w:val="Extranjerismo"/>
-          <w:lang w:val="es-419" w:eastAsia="es-CO"/>
-        </w:rPr>
-        <w:t>Level</w:t>
-      </w:r>
-      <w:proofErr w:type="spellEnd"/>
-      <w:r>
-        <w:rPr>
-          <w:rStyle w:val="Extranjerismo"/>
-          <w:lang w:val="es-419" w:eastAsia="es-CO"/>
-        </w:rPr>
-        <w:t xml:space="preserve"> </w:t>
+        <w:t xml:space="preserve">Service Level </w:t>
       </w:r>
       <w:proofErr w:type="spellStart"/>
       <w:r>
@@ -4619,16 +4593,182 @@
           <w:ilvl w:val="0"/>
           <w:numId w:val="8"/>
         </w:numPr>
+        <w:ind w:left="1418" w:hanging="425"/>
+        <w:rPr>
+          <w:lang w:val="es-419" w:eastAsia="es-CO"/>
+        </w:rPr>
+      </w:pPr>
+      <w:r>
+        <w:rPr>
+          <w:lang w:val="es-419" w:eastAsia="es-CO"/>
+        </w:rPr>
+        <w:t>Título I. Principios generales.</w:t>
+      </w:r>
+    </w:p>
+    <w:p>
+      <w:pPr>
+        <w:pStyle w:val="Prrafodelista"/>
+        <w:numPr>
+          <w:ilvl w:val="0"/>
+          <w:numId w:val="8"/>
+        </w:numPr>
+        <w:ind w:left="1418" w:hanging="425"/>
+        <w:rPr>
+          <w:lang w:val="es-419" w:eastAsia="es-CO"/>
+        </w:rPr>
+      </w:pPr>
+      <w:r>
+        <w:rPr>
+          <w:lang w:val="es-419" w:eastAsia="es-CO"/>
+        </w:rPr>
+        <w:t>Título II. Armas.</w:t>
+      </w:r>
+    </w:p>
+    <w:p>
+      <w:pPr>
+        <w:pStyle w:val="Prrafodelista"/>
+        <w:numPr>
+          <w:ilvl w:val="0"/>
+          <w:numId w:val="8"/>
+        </w:numPr>
+        <w:ind w:left="1418" w:hanging="425"/>
+        <w:rPr>
+          <w:lang w:val="es-419" w:eastAsia="es-CO"/>
+        </w:rPr>
+      </w:pPr>
+      <w:r>
+        <w:rPr>
+          <w:lang w:val="es-419" w:eastAsia="es-CO"/>
+        </w:rPr>
+        <w:t>Título III. Permisos.</w:t>
+      </w:r>
+    </w:p>
+    <w:p>
+      <w:pPr>
+        <w:pStyle w:val="Prrafodelista"/>
+        <w:numPr>
+          <w:ilvl w:val="0"/>
+          <w:numId w:val="8"/>
+        </w:numPr>
+        <w:ind w:left="1418" w:hanging="425"/>
+        <w:rPr>
+          <w:lang w:val="es-419" w:eastAsia="es-CO"/>
+        </w:rPr>
+      </w:pPr>
+      <w:r>
+        <w:rPr>
+          <w:lang w:val="es-419" w:eastAsia="es-CO"/>
+        </w:rPr>
+        <w:t>Título IV. Municiones, explosivos y accesorios.</w:t>
+      </w:r>
+    </w:p>
+    <w:p>
+      <w:pPr>
+        <w:pStyle w:val="Prrafodelista"/>
+        <w:numPr>
+          <w:ilvl w:val="0"/>
+          <w:numId w:val="8"/>
+        </w:numPr>
+        <w:ind w:left="1418" w:hanging="425"/>
+        <w:rPr>
+          <w:lang w:val="es-419" w:eastAsia="es-CO"/>
+        </w:rPr>
+      </w:pPr>
+      <w:r>
+        <w:rPr>
+          <w:lang w:val="es-419" w:eastAsia="es-CO"/>
+        </w:rPr>
+        <w:t>Título IX. Servicios de vigilancia y seguridad privada.</w:t>
+      </w:r>
+    </w:p>
+    <w:p>
+      <w:pPr>
+        <w:pStyle w:val="Prrafodelista"/>
+        <w:numPr>
+          <w:ilvl w:val="0"/>
+          <w:numId w:val="8"/>
+        </w:numPr>
+        <w:ind w:left="1418" w:hanging="425"/>
+        <w:rPr>
+          <w:lang w:val="es-419" w:eastAsia="es-CO"/>
+        </w:rPr>
+      </w:pPr>
+      <w:r>
+        <w:rPr>
+          <w:lang w:val="es-419" w:eastAsia="es-CO"/>
+        </w:rPr>
+        <w:t>Título X. Incautación.</w:t>
+      </w:r>
+    </w:p>
+    <w:p>
+      <w:pPr>
+        <w:pStyle w:val="Prrafodelista"/>
+        <w:numPr>
+          <w:ilvl w:val="0"/>
+          <w:numId w:val="8"/>
+        </w:numPr>
+        <w:ind w:left="1418" w:hanging="425"/>
+        <w:rPr>
+          <w:lang w:val="es-419" w:eastAsia="es-CO"/>
+        </w:rPr>
+      </w:pPr>
+      <w:r>
+        <w:rPr>
+          <w:lang w:val="es-419" w:eastAsia="es-CO"/>
+        </w:rPr>
+        <w:t>Título XI. Multas y decomiso de armas, municiones, explosivos y accesorios.</w:t>
+      </w:r>
+    </w:p>
+    <w:p>
+      <w:pPr>
+        <w:pStyle w:val="Ttulo5"/>
+        <w:numPr>
+          <w:ilvl w:val="0"/>
+          <w:numId w:val="8"/>
+        </w:numPr>
         <w:ind w:left="993"/>
-        <w:rPr>
-          <w:lang w:val="es-419" w:eastAsia="es-CO"/>
-        </w:rPr>
-      </w:pPr>
-      <w:r>
-        <w:rPr>
-          <w:lang w:val="es-419" w:eastAsia="es-CO"/>
-        </w:rPr>
-        <w:t>Título I. Principios generales.</w:t>
+      </w:pPr>
+      <w:r>
+        <w:t>Decreto 356 de 1994</w:t>
+      </w:r>
+      <w:r>
+        <w:t>:</w:t>
+      </w:r>
+      <w:r>
+        <w:t xml:space="preserve"> Estatuto de vigilancia y seguridad privada</w:t>
+      </w:r>
+    </w:p>
+    <w:p>
+      <w:pPr>
+        <w:rPr>
+          <w:lang w:val="es-419" w:eastAsia="es-CO"/>
+        </w:rPr>
+      </w:pPr>
+      <w:r>
+        <w:rPr>
+          <w:lang w:val="es-419" w:eastAsia="es-CO"/>
+        </w:rPr>
+        <w:t>Objetivo: regula la constitución y operación de las empresas de vigilancia y seguridad privada y define los servicios autorizados.</w:t>
+      </w:r>
+    </w:p>
+    <w:p>
+      <w:pPr>
+        <w:rPr>
+          <w:lang w:val="es-419" w:eastAsia="es-CO"/>
+        </w:rPr>
+      </w:pPr>
+    </w:p>
+    <w:p>
+      <w:pPr>
+        <w:rPr>
+          <w:lang w:val="es-419" w:eastAsia="es-CO"/>
+        </w:rPr>
+      </w:pPr>
+      <w:r>
+        <w:rPr>
+          <w:lang w:val="es-419" w:eastAsia="es-CO"/>
+        </w:rPr>
+        <w:t>Aspectos relevantes:</w:t>
       </w:r>
     </w:p>
     <w:p>
@@ -4636,18 +4776,120 @@
         <w:pStyle w:val="Prrafodelista"/>
         <w:numPr>
           <w:ilvl w:val="0"/>
-          <w:numId w:val="8"/>
+          <w:numId w:val="9"/>
+        </w:numPr>
+        <w:ind w:left="1418" w:hanging="425"/>
+        <w:rPr>
+          <w:lang w:val="es-419" w:eastAsia="es-CO"/>
+        </w:rPr>
+      </w:pPr>
+      <w:r>
+        <w:rPr>
+          <w:lang w:val="es-419" w:eastAsia="es-CO"/>
+        </w:rPr>
+        <w:t>Requisitos de licencia de funcionamiento.</w:t>
+      </w:r>
+    </w:p>
+    <w:p>
+      <w:pPr>
+        <w:pStyle w:val="Prrafodelista"/>
+        <w:numPr>
+          <w:ilvl w:val="0"/>
+          <w:numId w:val="9"/>
+        </w:numPr>
+        <w:ind w:left="1418" w:hanging="425"/>
+        <w:rPr>
+          <w:lang w:val="es-419" w:eastAsia="es-CO"/>
+        </w:rPr>
+      </w:pPr>
+      <w:r>
+        <w:rPr>
+          <w:lang w:val="es-419" w:eastAsia="es-CO"/>
+        </w:rPr>
+        <w:t>Capital mínimo e idoneidad del personal.</w:t>
+      </w:r>
+    </w:p>
+    <w:p>
+      <w:pPr>
+        <w:pStyle w:val="Prrafodelista"/>
+        <w:numPr>
+          <w:ilvl w:val="0"/>
+          <w:numId w:val="9"/>
+        </w:numPr>
+        <w:ind w:left="1418" w:hanging="425"/>
+        <w:rPr>
+          <w:lang w:val="es-419" w:eastAsia="es-CO"/>
+        </w:rPr>
+      </w:pPr>
+      <w:r>
+        <w:rPr>
+          <w:lang w:val="es-419" w:eastAsia="es-CO"/>
+        </w:rPr>
+        <w:t>Modalidades del servicio: vigilancia fija, móvil, transporte de valores, escoltas y medios tecnológicos.</w:t>
+      </w:r>
+    </w:p>
+    <w:p>
+      <w:pPr>
+        <w:pStyle w:val="Prrafodelista"/>
+        <w:numPr>
+          <w:ilvl w:val="0"/>
+          <w:numId w:val="9"/>
+        </w:numPr>
+        <w:ind w:left="1418" w:hanging="425"/>
+        <w:rPr>
+          <w:lang w:val="es-419" w:eastAsia="es-CO"/>
+        </w:rPr>
+      </w:pPr>
+      <w:r>
+        <w:rPr>
+          <w:lang w:val="es-419" w:eastAsia="es-CO"/>
+        </w:rPr>
+        <w:t>Control sobre armas y registros.</w:t>
+      </w:r>
+    </w:p>
+    <w:p>
+      <w:pPr>
+        <w:pStyle w:val="Ttulo5"/>
+        <w:numPr>
+          <w:ilvl w:val="0"/>
+          <w:numId w:val="9"/>
         </w:numPr>
         <w:ind w:left="993"/>
-        <w:rPr>
-          <w:lang w:val="es-419" w:eastAsia="es-CO"/>
-        </w:rPr>
-      </w:pPr>
-      <w:r>
-        <w:rPr>
-          <w:lang w:val="es-419" w:eastAsia="es-CO"/>
-        </w:rPr>
-        <w:t>Título II. Armas.</w:t>
+      </w:pPr>
+      <w:r>
+        <w:t>Decreto 2187 de 2001</w:t>
+      </w:r>
+      <w:r>
+        <w:t>:</w:t>
+      </w:r>
+      <w:r>
+        <w:t xml:space="preserve"> Reglamenta el estatuto de vigilancia y seguridad privada</w:t>
+      </w:r>
+    </w:p>
+    <w:p>
+      <w:pPr>
+        <w:rPr>
+          <w:lang w:val="es-419" w:eastAsia="es-CO"/>
+        </w:rPr>
+      </w:pPr>
+      <w:r>
+        <w:rPr>
+          <w:lang w:val="es-419" w:eastAsia="es-CO"/>
+        </w:rPr>
+        <w:t>Objetivo: complementa el Decreto-Ley 356 de 1994 en aspectos técnicos y administrativos.</w:t>
+      </w:r>
+    </w:p>
+    <w:p>
+      <w:pPr>
+        <w:rPr>
+          <w:lang w:val="es-419" w:eastAsia="es-CO"/>
+        </w:rPr>
+      </w:pPr>
+      <w:r>
+        <w:rPr>
+          <w:lang w:val="es-419" w:eastAsia="es-CO"/>
+        </w:rPr>
+        <w:t>Aspectos relevantes:</w:t>
       </w:r>
     </w:p>
     <w:p>
@@ -4655,18 +4897,82 @@
         <w:pStyle w:val="Prrafodelista"/>
         <w:numPr>
           <w:ilvl w:val="0"/>
-          <w:numId w:val="8"/>
+          <w:numId w:val="10"/>
+        </w:numPr>
+        <w:ind w:left="1418" w:hanging="425"/>
+        <w:rPr>
+          <w:lang w:val="es-419" w:eastAsia="es-CO"/>
+        </w:rPr>
+      </w:pPr>
+      <w:r>
+        <w:rPr>
+          <w:lang w:val="es-419" w:eastAsia="es-CO"/>
+        </w:rPr>
+        <w:t>Define conceptos como vigilante, escolta de seguridad y modalidades de escolta.</w:t>
+      </w:r>
+    </w:p>
+    <w:p>
+      <w:pPr>
+        <w:pStyle w:val="Prrafodelista"/>
+        <w:numPr>
+          <w:ilvl w:val="0"/>
+          <w:numId w:val="10"/>
+        </w:numPr>
+        <w:ind w:left="1418" w:hanging="425"/>
+        <w:rPr>
+          <w:lang w:val="es-419" w:eastAsia="es-CO"/>
+        </w:rPr>
+      </w:pPr>
+      <w:r>
+        <w:rPr>
+          <w:lang w:val="es-419" w:eastAsia="es-CO"/>
+        </w:rPr>
+        <w:t>Asigna funciones de inspección, vigilancia y sanción a la Superintendencia de Vigilancia y Seguridad Privada.</w:t>
+      </w:r>
+    </w:p>
+    <w:p>
+      <w:pPr>
+        <w:pStyle w:val="Ttulo5"/>
+        <w:numPr>
+          <w:ilvl w:val="0"/>
+          <w:numId w:val="10"/>
         </w:numPr>
         <w:ind w:left="993"/>
-        <w:rPr>
-          <w:lang w:val="es-419" w:eastAsia="es-CO"/>
-        </w:rPr>
-      </w:pPr>
-      <w:r>
-        <w:rPr>
-          <w:lang w:val="es-419" w:eastAsia="es-CO"/>
-        </w:rPr>
-        <w:t>Título III. Permisos.</w:t>
+      </w:pPr>
+      <w:r>
+        <w:t>Resolución 2852 de 2006</w:t>
+      </w:r>
+      <w:r>
+        <w:t>:</w:t>
+      </w:r>
+      <w:r>
+        <w:t xml:space="preserve"> Constitución previa, licencias y renovaciones</w:t>
+      </w:r>
+    </w:p>
+    <w:p>
+      <w:pPr>
+        <w:rPr>
+          <w:lang w:val="es-419" w:eastAsia="es-CO"/>
+        </w:rPr>
+      </w:pPr>
+      <w:r>
+        <w:rPr>
+          <w:lang w:val="es-419" w:eastAsia="es-CO"/>
+        </w:rPr>
+        <w:t>Objetivo: reglamenta la constitución, el licenciamiento y la renovación de las empresas de vigilancia y seguridad privada.</w:t>
+      </w:r>
+    </w:p>
+    <w:p>
+      <w:pPr>
+        <w:rPr>
+          <w:lang w:val="es-419" w:eastAsia="es-CO"/>
+        </w:rPr>
+      </w:pPr>
+      <w:r>
+        <w:rPr>
+          <w:lang w:val="es-419" w:eastAsia="es-CO"/>
+        </w:rPr>
+        <w:t>Aspectos relevantes:</w:t>
       </w:r>
     </w:p>
     <w:p>
@@ -4674,18 +4980,102 @@
         <w:pStyle w:val="Prrafodelista"/>
         <w:numPr>
           <w:ilvl w:val="0"/>
-          <w:numId w:val="8"/>
+          <w:numId w:val="11"/>
+        </w:numPr>
+        <w:ind w:left="1418" w:hanging="425"/>
+        <w:rPr>
+          <w:lang w:val="es-419" w:eastAsia="es-CO"/>
+        </w:rPr>
+      </w:pPr>
+      <w:r>
+        <w:rPr>
+          <w:lang w:val="es-419" w:eastAsia="es-CO"/>
+        </w:rPr>
+        <w:t>Requisitos para la constitución de empresas.</w:t>
+      </w:r>
+    </w:p>
+    <w:p>
+      <w:pPr>
+        <w:pStyle w:val="Prrafodelista"/>
+        <w:numPr>
+          <w:ilvl w:val="0"/>
+          <w:numId w:val="11"/>
+        </w:numPr>
+        <w:ind w:left="1418" w:hanging="425"/>
+        <w:rPr>
+          <w:lang w:val="es-419" w:eastAsia="es-CO"/>
+        </w:rPr>
+      </w:pPr>
+      <w:r>
+        <w:rPr>
+          <w:lang w:val="es-419" w:eastAsia="es-CO"/>
+        </w:rPr>
+        <w:t>Procedimiento para la obtención de licencias.</w:t>
+      </w:r>
+    </w:p>
+    <w:p>
+      <w:pPr>
+        <w:pStyle w:val="Prrafodelista"/>
+        <w:numPr>
+          <w:ilvl w:val="0"/>
+          <w:numId w:val="11"/>
+        </w:numPr>
+        <w:ind w:left="1418" w:hanging="425"/>
+        <w:rPr>
+          <w:lang w:val="es-419" w:eastAsia="es-CO"/>
+        </w:rPr>
+      </w:pPr>
+      <w:r>
+        <w:rPr>
+          <w:lang w:val="es-419" w:eastAsia="es-CO"/>
+        </w:rPr>
+        <w:lastRenderedPageBreak/>
+        <w:t>Renovación de licencias de funcionamiento.</w:t>
+      </w:r>
+    </w:p>
+    <w:p>
+      <w:pPr>
+        <w:pStyle w:val="Ttulo5"/>
+        <w:numPr>
+          <w:ilvl w:val="0"/>
+          <w:numId w:val="11"/>
         </w:numPr>
         <w:ind w:left="993"/>
-        <w:rPr>
-          <w:lang w:val="es-419" w:eastAsia="es-CO"/>
-        </w:rPr>
-      </w:pPr>
-      <w:r>
-        <w:rPr>
-          <w:lang w:val="es-419" w:eastAsia="es-CO"/>
-        </w:rPr>
-        <w:t>Título IV. Municiones, explosivos y accesorios.</w:t>
+      </w:pPr>
+      <w:r>
+        <w:t>Circular Externa 044 de 2007</w:t>
+      </w:r>
+      <w:r>
+        <w:t>:</w:t>
+      </w:r>
+      <w:r>
+        <w:t xml:space="preserve"> Sistema de atención al cliente</w:t>
+      </w:r>
+    </w:p>
+    <w:p>
+      <w:pPr>
+        <w:rPr>
+          <w:lang w:val="es-419" w:eastAsia="es-CO"/>
+        </w:rPr>
+      </w:pPr>
+      <w:r>
+        <w:rPr>
+          <w:lang w:val="es-419" w:eastAsia="es-CO"/>
+        </w:rPr>
+        <w:t>Objetivo: establece lineamientos para la atención de usuarios y la gestión de peticiones, quejas y reclamaciones.</w:t>
+      </w:r>
+    </w:p>
+    <w:p>
+      <w:pPr>
+        <w:rPr>
+          <w:lang w:val="es-419" w:eastAsia="es-CO"/>
+        </w:rPr>
+      </w:pPr>
+      <w:r>
+        <w:rPr>
+          <w:lang w:val="es-419" w:eastAsia="es-CO"/>
+        </w:rPr>
+        <w:t>Aspectos relevantes:</w:t>
       </w:r>
     </w:p>
     <w:p>
@@ -4693,18 +5083,101 @@
         <w:pStyle w:val="Prrafodelista"/>
         <w:numPr>
           <w:ilvl w:val="0"/>
-          <w:numId w:val="8"/>
+          <w:numId w:val="12"/>
+        </w:numPr>
+        <w:ind w:left="1418" w:hanging="425"/>
+        <w:rPr>
+          <w:lang w:val="es-419" w:eastAsia="es-CO"/>
+        </w:rPr>
+      </w:pPr>
+      <w:r>
+        <w:rPr>
+          <w:lang w:val="es-419" w:eastAsia="es-CO"/>
+        </w:rPr>
+        <w:t>Implementación de un sistema de atención al cliente.</w:t>
+      </w:r>
+    </w:p>
+    <w:p>
+      <w:pPr>
+        <w:pStyle w:val="Prrafodelista"/>
+        <w:numPr>
+          <w:ilvl w:val="0"/>
+          <w:numId w:val="12"/>
+        </w:numPr>
+        <w:ind w:left="1418" w:hanging="425"/>
+        <w:rPr>
+          <w:lang w:val="es-419" w:eastAsia="es-CO"/>
+        </w:rPr>
+      </w:pPr>
+      <w:r>
+        <w:rPr>
+          <w:lang w:val="es-419" w:eastAsia="es-CO"/>
+        </w:rPr>
+        <w:t>Gestión de reclamaciones.</w:t>
+      </w:r>
+    </w:p>
+    <w:p>
+      <w:pPr>
+        <w:pStyle w:val="Prrafodelista"/>
+        <w:numPr>
+          <w:ilvl w:val="0"/>
+          <w:numId w:val="12"/>
+        </w:numPr>
+        <w:ind w:left="1418" w:hanging="425"/>
+        <w:rPr>
+          <w:lang w:val="es-419" w:eastAsia="es-CO"/>
+        </w:rPr>
+      </w:pPr>
+      <w:r>
+        <w:rPr>
+          <w:lang w:val="es-419" w:eastAsia="es-CO"/>
+        </w:rPr>
+        <w:t>Suministro de información y solución oportuna a los usuarios.</w:t>
+      </w:r>
+    </w:p>
+    <w:p>
+      <w:pPr>
+        <w:pStyle w:val="Ttulo5"/>
+        <w:numPr>
+          <w:ilvl w:val="0"/>
+          <w:numId w:val="12"/>
         </w:numPr>
         <w:ind w:left="993"/>
-        <w:rPr>
-          <w:lang w:val="es-419" w:eastAsia="es-CO"/>
-        </w:rPr>
-      </w:pPr>
-      <w:r>
-        <w:rPr>
-          <w:lang w:val="es-419" w:eastAsia="es-CO"/>
-        </w:rPr>
-        <w:t>Título IX. Servicios de vigilancia y seguridad privada.</w:t>
+      </w:pPr>
+      <w:r>
+        <w:t>Ley 1539 de 2012</w:t>
+      </w:r>
+      <w:r>
+        <w:t>:</w:t>
+      </w:r>
+      <w:r>
+        <w:t xml:space="preserve"> Certificado de aptitud psicofísica</w:t>
+      </w:r>
+    </w:p>
+    <w:p>
+      <w:pPr>
+        <w:rPr>
+          <w:lang w:val="es-419" w:eastAsia="es-CO"/>
+        </w:rPr>
+      </w:pPr>
+      <w:r>
+        <w:rPr>
+          <w:lang w:val="es-419" w:eastAsia="es-CO"/>
+        </w:rPr>
+        <w:t>Objetivo: establece como requisito obligatorio el certificado de aptitud psicofísica para el personal de vigilancia que porte armas.</w:t>
+      </w:r>
+    </w:p>
+    <w:p>
+      <w:pPr>
+        <w:rPr>
+          <w:lang w:val="es-419" w:eastAsia="es-CO"/>
+        </w:rPr>
+      </w:pPr>
+      <w:r>
+        <w:rPr>
+          <w:lang w:val="es-419" w:eastAsia="es-CO"/>
+        </w:rPr>
+        <w:t>Aspectos relevantes:</w:t>
       </w:r>
     </w:p>
     <w:p>
@@ -4712,37 +5185,268 @@
         <w:pStyle w:val="Prrafodelista"/>
         <w:numPr>
           <w:ilvl w:val="0"/>
-          <w:numId w:val="8"/>
+          <w:numId w:val="13"/>
+        </w:numPr>
+        <w:ind w:left="1418" w:hanging="425"/>
+        <w:rPr>
+          <w:lang w:val="es-419" w:eastAsia="es-CO"/>
+        </w:rPr>
+      </w:pPr>
+      <w:r>
+        <w:rPr>
+          <w:lang w:val="es-419" w:eastAsia="es-CO"/>
+        </w:rPr>
+        <w:t>Aplica a vigilantes, escoltas y supervisores.</w:t>
+      </w:r>
+    </w:p>
+    <w:p>
+      <w:pPr>
+        <w:pStyle w:val="Prrafodelista"/>
+        <w:numPr>
+          <w:ilvl w:val="0"/>
+          <w:numId w:val="13"/>
+        </w:numPr>
+        <w:ind w:left="1418" w:hanging="425"/>
+        <w:rPr>
+          <w:lang w:val="es-419" w:eastAsia="es-CO"/>
+        </w:rPr>
+      </w:pPr>
+      <w:r>
+        <w:rPr>
+          <w:lang w:val="es-419" w:eastAsia="es-CO"/>
+        </w:rPr>
+        <w:t>Establece sanciones por incumplimiento.</w:t>
+      </w:r>
+    </w:p>
+    <w:p>
+      <w:pPr>
+        <w:pStyle w:val="Prrafodelista"/>
+        <w:numPr>
+          <w:ilvl w:val="0"/>
+          <w:numId w:val="13"/>
+        </w:numPr>
+        <w:ind w:left="1418" w:hanging="425"/>
+        <w:rPr>
+          <w:lang w:val="es-419" w:eastAsia="es-CO"/>
+        </w:rPr>
+      </w:pPr>
+      <w:r>
+        <w:rPr>
+          <w:lang w:val="es-419" w:eastAsia="es-CO"/>
+        </w:rPr>
+        <w:t>Crea un sistema de control para la Superintendencia de Vigilancia y Seguridad Privada.</w:t>
+      </w:r>
+    </w:p>
+    <w:p>
+      <w:pPr>
+        <w:pStyle w:val="Ttulo5"/>
+        <w:numPr>
+          <w:ilvl w:val="0"/>
+          <w:numId w:val="13"/>
         </w:numPr>
         <w:ind w:left="993"/>
-        <w:rPr>
-          <w:lang w:val="es-419" w:eastAsia="es-CO"/>
-        </w:rPr>
-      </w:pPr>
-      <w:r>
-        <w:rPr>
-          <w:lang w:val="es-419" w:eastAsia="es-CO"/>
-        </w:rPr>
-        <w:t>Título X. Incautación.</w:t>
-      </w:r>
+      </w:pPr>
+      <w:r>
+        <w:t>Circular Externa 20221300000675 de 2022</w:t>
+      </w:r>
+      <w:r>
+        <w:t>:</w:t>
+      </w:r>
+      <w:r>
+        <w:t xml:space="preserve"> Tarifas mínimas y criterios de contratación</w:t>
+      </w:r>
+    </w:p>
+    <w:p>
+      <w:pPr>
+        <w:rPr>
+          <w:lang w:val="es-419" w:eastAsia="es-CO"/>
+        </w:rPr>
+      </w:pPr>
+      <w:r>
+        <w:rPr>
+          <w:lang w:val="es-419" w:eastAsia="es-CO"/>
+        </w:rPr>
+        <w:t>Objetivo: define criterios para las tarifas mínimas y las condiciones de contratación de los servicios de vigilancia privada.</w:t>
+      </w:r>
+    </w:p>
+    <w:p>
+      <w:pPr>
+        <w:rPr>
+          <w:lang w:val="es-419" w:eastAsia="es-CO"/>
+        </w:rPr>
+      </w:pPr>
+      <w:r>
+        <w:rPr>
+          <w:lang w:val="es-419" w:eastAsia="es-CO"/>
+        </w:rPr>
+        <w:t>Aspectos relevantes:</w:t>
+      </w:r>
+    </w:p>
+    <w:p>
+      <w:pPr>
+        <w:ind w:left="1418" w:hanging="425"/>
+        <w:rPr>
+          <w:lang w:val="es-419" w:eastAsia="es-CO"/>
+        </w:rPr>
+      </w:pPr>
     </w:p>
     <w:p>
       <w:pPr>
         <w:pStyle w:val="Prrafodelista"/>
         <w:numPr>
           <w:ilvl w:val="0"/>
-          <w:numId w:val="8"/>
+          <w:numId w:val="14"/>
+        </w:numPr>
+        <w:ind w:left="1418" w:hanging="425"/>
+        <w:rPr>
+          <w:lang w:val="es-419" w:eastAsia="es-CO"/>
+        </w:rPr>
+      </w:pPr>
+      <w:r>
+        <w:rPr>
+          <w:lang w:val="es-419" w:eastAsia="es-CO"/>
+        </w:rPr>
+        <w:t>Parámetros económicos para la contratación.</w:t>
+      </w:r>
+    </w:p>
+    <w:p>
+      <w:pPr>
+        <w:pStyle w:val="Prrafodelista"/>
+        <w:numPr>
+          <w:ilvl w:val="0"/>
+          <w:numId w:val="14"/>
+        </w:numPr>
+        <w:ind w:left="1418" w:hanging="425"/>
+        <w:rPr>
+          <w:lang w:val="es-419" w:eastAsia="es-CO"/>
+        </w:rPr>
+      </w:pPr>
+      <w:r>
+        <w:rPr>
+          <w:lang w:val="es-419" w:eastAsia="es-CO"/>
+        </w:rPr>
+        <w:t>Criterios de cálculo para copropiedades.</w:t>
+      </w:r>
+    </w:p>
+    <w:p>
+      <w:pPr>
+        <w:pStyle w:val="Prrafodelista"/>
+        <w:numPr>
+          <w:ilvl w:val="0"/>
+          <w:numId w:val="14"/>
+        </w:numPr>
+        <w:ind w:left="1418" w:hanging="425"/>
+        <w:rPr>
+          <w:lang w:val="es-419" w:eastAsia="es-CO"/>
+        </w:rPr>
+      </w:pPr>
+      <w:r>
+        <w:rPr>
+          <w:lang w:val="es-419" w:eastAsia="es-CO"/>
+        </w:rPr>
+        <w:t>Incidencia en licitaciones y contratos.</w:t>
+      </w:r>
+    </w:p>
+    <w:p>
+      <w:pPr>
+        <w:pStyle w:val="Ttulo5"/>
+        <w:numPr>
+          <w:ilvl w:val="0"/>
+          <w:numId w:val="14"/>
         </w:numPr>
         <w:ind w:left="993"/>
-        <w:rPr>
-          <w:lang w:val="es-419" w:eastAsia="es-CO"/>
-        </w:rPr>
-      </w:pPr>
-      <w:r>
-        <w:rPr>
-          <w:lang w:val="es-419" w:eastAsia="es-CO"/>
-        </w:rPr>
-        <w:t>Título XI. Multas y decomiso de armas, municiones, explosivos y accesorios.</w:t>
+      </w:pPr>
+      <w:r>
+        <w:t>Circular Externa 20231300000435 de 2023</w:t>
+      </w:r>
+      <w:r>
+        <w:t>:</w:t>
+      </w:r>
+      <w:r>
+        <w:t xml:space="preserve"> Regulación de armas traumáticas</w:t>
+      </w:r>
+    </w:p>
+    <w:p>
+      <w:pPr>
+        <w:rPr>
+          <w:lang w:val="es-419" w:eastAsia="es-CO"/>
+        </w:rPr>
+      </w:pPr>
+      <w:r>
+        <w:rPr>
+          <w:lang w:val="es-419" w:eastAsia="es-CO"/>
+        </w:rPr>
+        <w:t>Objetivo: establece criterios técnicos y administrativos para el uso de armas traumáticas por parte de los servicios de vigilancia privada.</w:t>
+      </w:r>
+    </w:p>
+    <w:p>
+      <w:pPr>
+        <w:rPr>
+          <w:lang w:val="es-419" w:eastAsia="es-CO"/>
+        </w:rPr>
+      </w:pPr>
+      <w:r>
+        <w:rPr>
+          <w:lang w:val="es-419" w:eastAsia="es-CO"/>
+        </w:rPr>
+        <w:t>Aspectos relevantes:</w:t>
+      </w:r>
+    </w:p>
+    <w:p>
+      <w:pPr>
+        <w:pStyle w:val="Prrafodelista"/>
+        <w:numPr>
+          <w:ilvl w:val="0"/>
+          <w:numId w:val="15"/>
+        </w:numPr>
+        <w:ind w:left="1418" w:hanging="425"/>
+        <w:rPr>
+          <w:lang w:val="es-419" w:eastAsia="es-CO"/>
+        </w:rPr>
+      </w:pPr>
+      <w:r>
+        <w:rPr>
+          <w:lang w:val="es-419" w:eastAsia="es-CO"/>
+        </w:rPr>
+        <w:t>Marcaje y registro ante INDUMIL.</w:t>
+      </w:r>
+    </w:p>
+    <w:p>
+      <w:pPr>
+        <w:pStyle w:val="Prrafodelista"/>
+        <w:numPr>
+          <w:ilvl w:val="0"/>
+          <w:numId w:val="15"/>
+        </w:numPr>
+        <w:ind w:left="1418" w:hanging="425"/>
+        <w:rPr>
+          <w:lang w:val="es-419" w:eastAsia="es-CO"/>
+        </w:rPr>
+      </w:pPr>
+      <w:r>
+        <w:rPr>
+          <w:lang w:val="es-419" w:eastAsia="es-CO"/>
+        </w:rPr>
+        <w:t>Concepto previo de la Superintendencia de Vigilancia y Seguridad Privada.</w:t>
+      </w:r>
+    </w:p>
+    <w:p>
+      <w:pPr>
+        <w:pStyle w:val="Prrafodelista"/>
+        <w:numPr>
+          <w:ilvl w:val="0"/>
+          <w:numId w:val="15"/>
+        </w:numPr>
+        <w:ind w:left="1418" w:hanging="425"/>
+        <w:rPr>
+          <w:lang w:val="es-419" w:eastAsia="es-CO"/>
+        </w:rPr>
+      </w:pPr>
+      <w:r>
+        <w:rPr>
+          <w:lang w:val="es-419" w:eastAsia="es-CO"/>
+        </w:rPr>
+        <w:t>Solicitud de autorización de porte y tenencia ante el DCCAE.</w:t>
       </w:r>
     </w:p>
     <w:p>
@@ -4750,51 +5454,43 @@
         <w:pStyle w:val="Ttulo5"/>
         <w:numPr>
           <w:ilvl w:val="0"/>
-          <w:numId w:val="8"/>
+          <w:numId w:val="15"/>
         </w:numPr>
         <w:ind w:left="993"/>
       </w:pPr>
       <w:r>
-        <w:t>Decreto 356 de 1994</w:t>
+        <w:t>Decreto 1565 de 2022</w:t>
       </w:r>
       <w:r>
         <w:t>:</w:t>
       </w:r>
       <w:r>
-        <w:t xml:space="preserve"> Estatuto de vigilancia y seguridad privada</w:t>
-      </w:r>
-    </w:p>
-    <w:p>
-      <w:pPr>
-        <w:rPr>
-          <w:lang w:val="es-419" w:eastAsia="es-CO"/>
-        </w:rPr>
-      </w:pPr>
-      <w:r>
-        <w:rPr>
-          <w:lang w:val="es-419" w:eastAsia="es-CO"/>
-        </w:rPr>
-        <w:t>Objetivo: regula la constitución y operación de las empresas de vigilancia y seguridad privada y define los servicios autorizados.</w:t>
-      </w:r>
-    </w:p>
-    <w:p>
-      <w:pPr>
-        <w:rPr>
-          <w:lang w:val="es-419" w:eastAsia="es-CO"/>
-        </w:rPr>
-      </w:pPr>
-    </w:p>
-    <w:p>
-      <w:pPr>
-        <w:rPr>
-          <w:lang w:val="es-419" w:eastAsia="es-CO"/>
-        </w:rPr>
-      </w:pPr>
-      <w:r>
-        <w:rPr>
-          <w:lang w:val="es-419" w:eastAsia="es-CO"/>
-        </w:rPr>
-        <w:lastRenderedPageBreak/>
+        <w:t xml:space="preserve"> Actualización del PEIS para academias de vigilancia y seguridad privada</w:t>
+      </w:r>
+    </w:p>
+    <w:p>
+      <w:pPr>
+        <w:rPr>
+          <w:lang w:val="es-419" w:eastAsia="es-CO"/>
+        </w:rPr>
+      </w:pPr>
+      <w:r>
+        <w:rPr>
+          <w:lang w:val="es-419" w:eastAsia="es-CO"/>
+        </w:rPr>
+        <w:t>Objetivo: actualiza los contenidos temáticos y aspectos administrativos de la formación impartida por las escuelas de vigilancia y seguridad privada.</w:t>
+      </w:r>
+    </w:p>
+    <w:p>
+      <w:pPr>
+        <w:rPr>
+          <w:lang w:val="es-419" w:eastAsia="es-CO"/>
+        </w:rPr>
+      </w:pPr>
+      <w:r>
+        <w:rPr>
+          <w:lang w:val="es-419" w:eastAsia="es-CO"/>
+        </w:rPr>
         <w:t>Aspectos relevantes:</w:t>
       </w:r>
     </w:p>
@@ -4803,18 +5499,18 @@
         <w:pStyle w:val="Prrafodelista"/>
         <w:numPr>
           <w:ilvl w:val="0"/>
-          <w:numId w:val="9"/>
-        </w:numPr>
-        <w:ind w:left="993"/>
-        <w:rPr>
-          <w:lang w:val="es-419" w:eastAsia="es-CO"/>
-        </w:rPr>
-      </w:pPr>
-      <w:r>
-        <w:rPr>
-          <w:lang w:val="es-419" w:eastAsia="es-CO"/>
-        </w:rPr>
-        <w:t>Requisitos de licencia de funcionamiento.</w:t>
+          <w:numId w:val="16"/>
+        </w:numPr>
+        <w:ind w:left="1418" w:hanging="425"/>
+        <w:rPr>
+          <w:lang w:val="es-419" w:eastAsia="es-CO"/>
+        </w:rPr>
+      </w:pPr>
+      <w:r>
+        <w:rPr>
+          <w:lang w:val="es-419" w:eastAsia="es-CO"/>
+        </w:rPr>
+        <w:t>Actualización de contenidos de formación.</w:t>
       </w:r>
     </w:p>
     <w:p>
@@ -4822,18 +5518,18 @@
         <w:pStyle w:val="Prrafodelista"/>
         <w:numPr>
           <w:ilvl w:val="0"/>
-          <w:numId w:val="9"/>
-        </w:numPr>
-        <w:ind w:left="993"/>
-        <w:rPr>
-          <w:lang w:val="es-419" w:eastAsia="es-CO"/>
-        </w:rPr>
-      </w:pPr>
-      <w:r>
-        <w:rPr>
-          <w:lang w:val="es-419" w:eastAsia="es-CO"/>
-        </w:rPr>
-        <w:t>Capital mínimo e idoneidad del personal.</w:t>
+          <w:numId w:val="16"/>
+        </w:numPr>
+        <w:ind w:left="1418" w:hanging="425"/>
+        <w:rPr>
+          <w:lang w:val="es-419" w:eastAsia="es-CO"/>
+        </w:rPr>
+      </w:pPr>
+      <w:r>
+        <w:rPr>
+          <w:lang w:val="es-419" w:eastAsia="es-CO"/>
+        </w:rPr>
+        <w:t>Ajustes técnicos y administrativos.</w:t>
       </w:r>
     </w:p>
     <w:p>
@@ -4841,732 +5537,9 @@
         <w:pStyle w:val="Prrafodelista"/>
         <w:numPr>
           <w:ilvl w:val="0"/>
-          <w:numId w:val="9"/>
-        </w:numPr>
-        <w:ind w:left="993"/>
-        <w:rPr>
-          <w:lang w:val="es-419" w:eastAsia="es-CO"/>
-        </w:rPr>
-      </w:pPr>
-      <w:r>
-        <w:rPr>
-          <w:lang w:val="es-419" w:eastAsia="es-CO"/>
-        </w:rPr>
-        <w:t>Modalidades del servicio: vigilancia fija, móvil, transporte de valores, escoltas y medios tecnológicos.</w:t>
-      </w:r>
-    </w:p>
-    <w:p>
-      <w:pPr>
-        <w:pStyle w:val="Prrafodelista"/>
-        <w:numPr>
-          <w:ilvl w:val="0"/>
-          <w:numId w:val="9"/>
-        </w:numPr>
-        <w:ind w:left="993"/>
-        <w:rPr>
-          <w:lang w:val="es-419" w:eastAsia="es-CO"/>
-        </w:rPr>
-      </w:pPr>
-      <w:r>
-        <w:rPr>
-          <w:lang w:val="es-419" w:eastAsia="es-CO"/>
-        </w:rPr>
-        <w:t>Control sobre armas y registros.</w:t>
-      </w:r>
-    </w:p>
-    <w:p>
-      <w:pPr>
-        <w:pStyle w:val="Ttulo5"/>
-        <w:numPr>
-          <w:ilvl w:val="0"/>
-          <w:numId w:val="9"/>
-        </w:numPr>
-        <w:ind w:left="993"/>
-      </w:pPr>
-      <w:r>
-        <w:t>Decreto 2187 de 2001</w:t>
-      </w:r>
-      <w:r>
-        <w:t>:</w:t>
-      </w:r>
-      <w:r>
-        <w:t xml:space="preserve"> Reglamenta el estatuto de vigilancia y seguridad privada</w:t>
-      </w:r>
-    </w:p>
-    <w:p>
-      <w:pPr>
-        <w:rPr>
-          <w:lang w:val="es-419" w:eastAsia="es-CO"/>
-        </w:rPr>
-      </w:pPr>
-      <w:r>
-        <w:rPr>
-          <w:lang w:val="es-419" w:eastAsia="es-CO"/>
-        </w:rPr>
-        <w:t>Objetivo: complementa el Decreto-Ley 356 de 1994 en aspectos técnicos y administrativos.</w:t>
-      </w:r>
-    </w:p>
-    <w:p>
-      <w:pPr>
-        <w:rPr>
-          <w:lang w:val="es-419" w:eastAsia="es-CO"/>
-        </w:rPr>
-      </w:pPr>
-      <w:r>
-        <w:rPr>
-          <w:lang w:val="es-419" w:eastAsia="es-CO"/>
-        </w:rPr>
-        <w:t>Aspectos relevantes:</w:t>
-      </w:r>
-    </w:p>
-    <w:p>
-      <w:pPr>
-        <w:pStyle w:val="Prrafodelista"/>
-        <w:numPr>
-          <w:ilvl w:val="0"/>
-          <w:numId w:val="10"/>
-        </w:numPr>
-        <w:ind w:left="993"/>
-        <w:rPr>
-          <w:lang w:val="es-419" w:eastAsia="es-CO"/>
-        </w:rPr>
-      </w:pPr>
-      <w:r>
-        <w:rPr>
-          <w:lang w:val="es-419" w:eastAsia="es-CO"/>
-        </w:rPr>
-        <w:t>Define conceptos como vigilante, escolta de seguridad y modalidades de escolta.</w:t>
-      </w:r>
-    </w:p>
-    <w:p>
-      <w:pPr>
-        <w:pStyle w:val="Prrafodelista"/>
-        <w:numPr>
-          <w:ilvl w:val="0"/>
-          <w:numId w:val="10"/>
-        </w:numPr>
-        <w:ind w:left="993"/>
-        <w:rPr>
-          <w:lang w:val="es-419" w:eastAsia="es-CO"/>
-        </w:rPr>
-      </w:pPr>
-      <w:r>
-        <w:rPr>
-          <w:lang w:val="es-419" w:eastAsia="es-CO"/>
-        </w:rPr>
-        <w:t>Asigna funciones de inspección, vigilancia y sanción a la Superintendencia de Vigilancia y Seguridad Privada.</w:t>
-      </w:r>
-    </w:p>
-    <w:p>
-      <w:pPr>
-        <w:pStyle w:val="Ttulo5"/>
-        <w:numPr>
-          <w:ilvl w:val="0"/>
-          <w:numId w:val="10"/>
-        </w:numPr>
-        <w:ind w:left="993"/>
-      </w:pPr>
-      <w:r>
-        <w:t>Resolución 2852 de 2006</w:t>
-      </w:r>
-      <w:r>
-        <w:t>:</w:t>
-      </w:r>
-      <w:r>
-        <w:t xml:space="preserve"> Constitución previa, licencias y renovaciones</w:t>
-      </w:r>
-    </w:p>
-    <w:p>
-      <w:pPr>
-        <w:rPr>
-          <w:lang w:val="es-419" w:eastAsia="es-CO"/>
-        </w:rPr>
-      </w:pPr>
-      <w:r>
-        <w:rPr>
-          <w:lang w:val="es-419" w:eastAsia="es-CO"/>
-        </w:rPr>
-        <w:t>Objetivo: reglamenta la constitución, el licenciamiento y la renovación de las empresas de vigilancia y seguridad privada.</w:t>
-      </w:r>
-    </w:p>
-    <w:p>
-      <w:pPr>
-        <w:rPr>
-          <w:lang w:val="es-419" w:eastAsia="es-CO"/>
-        </w:rPr>
-      </w:pPr>
-      <w:r>
-        <w:rPr>
-          <w:lang w:val="es-419" w:eastAsia="es-CO"/>
-        </w:rPr>
-        <w:t>Aspectos relevantes:</w:t>
-      </w:r>
-    </w:p>
-    <w:p>
-      <w:pPr>
-        <w:pStyle w:val="Prrafodelista"/>
-        <w:numPr>
-          <w:ilvl w:val="0"/>
-          <w:numId w:val="11"/>
-        </w:numPr>
-        <w:ind w:left="993"/>
-        <w:rPr>
-          <w:lang w:val="es-419" w:eastAsia="es-CO"/>
-        </w:rPr>
-      </w:pPr>
-      <w:r>
-        <w:rPr>
-          <w:lang w:val="es-419" w:eastAsia="es-CO"/>
-        </w:rPr>
-        <w:t>Requisitos para la constitución de empresas.</w:t>
-      </w:r>
-    </w:p>
-    <w:p>
-      <w:pPr>
-        <w:pStyle w:val="Prrafodelista"/>
-        <w:numPr>
-          <w:ilvl w:val="0"/>
-          <w:numId w:val="11"/>
-        </w:numPr>
-        <w:ind w:left="993"/>
-        <w:rPr>
-          <w:lang w:val="es-419" w:eastAsia="es-CO"/>
-        </w:rPr>
-      </w:pPr>
-      <w:r>
-        <w:rPr>
-          <w:lang w:val="es-419" w:eastAsia="es-CO"/>
-        </w:rPr>
-        <w:t>Procedimiento para la obtención de licencias.</w:t>
-      </w:r>
-    </w:p>
-    <w:p>
-      <w:pPr>
-        <w:pStyle w:val="Prrafodelista"/>
-        <w:numPr>
-          <w:ilvl w:val="0"/>
-          <w:numId w:val="11"/>
-        </w:numPr>
-        <w:ind w:left="993"/>
-        <w:rPr>
-          <w:lang w:val="es-419" w:eastAsia="es-CO"/>
-        </w:rPr>
-      </w:pPr>
-      <w:r>
-        <w:rPr>
-          <w:lang w:val="es-419" w:eastAsia="es-CO"/>
-        </w:rPr>
-        <w:t>Renovación de licencias de funcionamiento.</w:t>
-      </w:r>
-    </w:p>
-    <w:p>
-      <w:pPr>
-        <w:pStyle w:val="Ttulo5"/>
-        <w:numPr>
-          <w:ilvl w:val="0"/>
-          <w:numId w:val="11"/>
-        </w:numPr>
-        <w:ind w:left="993"/>
-      </w:pPr>
-      <w:r>
-        <w:lastRenderedPageBreak/>
-        <w:t>Circular Externa 044 de 2007</w:t>
-      </w:r>
-      <w:r>
-        <w:t>:</w:t>
-      </w:r>
-      <w:r>
-        <w:t xml:space="preserve"> Sistema de atención al cliente</w:t>
-      </w:r>
-    </w:p>
-    <w:p>
-      <w:pPr>
-        <w:rPr>
-          <w:lang w:val="es-419" w:eastAsia="es-CO"/>
-        </w:rPr>
-      </w:pPr>
-      <w:r>
-        <w:rPr>
-          <w:lang w:val="es-419" w:eastAsia="es-CO"/>
-        </w:rPr>
-        <w:t>Objetivo: establece lineamientos para la atención de usuarios y la gestión de peticiones, quejas y reclamaciones.</w:t>
-      </w:r>
-    </w:p>
-    <w:p>
-      <w:pPr>
-        <w:rPr>
-          <w:lang w:val="es-419" w:eastAsia="es-CO"/>
-        </w:rPr>
-      </w:pPr>
-      <w:r>
-        <w:rPr>
-          <w:lang w:val="es-419" w:eastAsia="es-CO"/>
-        </w:rPr>
-        <w:t>Aspectos relevantes:</w:t>
-      </w:r>
-    </w:p>
-    <w:p>
-      <w:pPr>
-        <w:pStyle w:val="Prrafodelista"/>
-        <w:numPr>
-          <w:ilvl w:val="0"/>
-          <w:numId w:val="12"/>
-        </w:numPr>
-        <w:ind w:left="993"/>
-        <w:rPr>
-          <w:lang w:val="es-419" w:eastAsia="es-CO"/>
-        </w:rPr>
-      </w:pPr>
-      <w:r>
-        <w:rPr>
-          <w:lang w:val="es-419" w:eastAsia="es-CO"/>
-        </w:rPr>
-        <w:t>Implementación de un sistema de atención al cliente.</w:t>
-      </w:r>
-    </w:p>
-    <w:p>
-      <w:pPr>
-        <w:pStyle w:val="Prrafodelista"/>
-        <w:numPr>
-          <w:ilvl w:val="0"/>
-          <w:numId w:val="12"/>
-        </w:numPr>
-        <w:ind w:left="993"/>
-        <w:rPr>
-          <w:lang w:val="es-419" w:eastAsia="es-CO"/>
-        </w:rPr>
-      </w:pPr>
-      <w:r>
-        <w:rPr>
-          <w:lang w:val="es-419" w:eastAsia="es-CO"/>
-        </w:rPr>
-        <w:t>Gestión de reclamaciones.</w:t>
-      </w:r>
-    </w:p>
-    <w:p>
-      <w:pPr>
-        <w:pStyle w:val="Prrafodelista"/>
-        <w:numPr>
-          <w:ilvl w:val="0"/>
-          <w:numId w:val="12"/>
-        </w:numPr>
-        <w:ind w:left="993"/>
-        <w:rPr>
-          <w:lang w:val="es-419" w:eastAsia="es-CO"/>
-        </w:rPr>
-      </w:pPr>
-      <w:r>
-        <w:rPr>
-          <w:lang w:val="es-419" w:eastAsia="es-CO"/>
-        </w:rPr>
-        <w:t>Suministro de información y solución oportuna a los usuarios.</w:t>
-      </w:r>
-    </w:p>
-    <w:p>
-      <w:pPr>
-        <w:pStyle w:val="Ttulo5"/>
-        <w:numPr>
-          <w:ilvl w:val="0"/>
-          <w:numId w:val="12"/>
-        </w:numPr>
-        <w:ind w:left="993"/>
-      </w:pPr>
-      <w:r>
-        <w:t>Ley 1539 de 2012</w:t>
-      </w:r>
-      <w:r>
-        <w:t>:</w:t>
-      </w:r>
-      <w:r>
-        <w:t xml:space="preserve"> Certificado de aptitud psicofísica</w:t>
-      </w:r>
-    </w:p>
-    <w:p>
-      <w:pPr>
-        <w:rPr>
-          <w:lang w:val="es-419" w:eastAsia="es-CO"/>
-        </w:rPr>
-      </w:pPr>
-      <w:r>
-        <w:rPr>
-          <w:lang w:val="es-419" w:eastAsia="es-CO"/>
-        </w:rPr>
-        <w:t>Objetivo: establece como requisito obligatorio el certificado de aptitud psicofísica para el personal de vigilancia que porte armas.</w:t>
-      </w:r>
-    </w:p>
-    <w:p>
-      <w:pPr>
-        <w:rPr>
-          <w:lang w:val="es-419" w:eastAsia="es-CO"/>
-        </w:rPr>
-      </w:pPr>
-      <w:r>
-        <w:rPr>
-          <w:lang w:val="es-419" w:eastAsia="es-CO"/>
-        </w:rPr>
-        <w:t>Aspectos relevantes:</w:t>
-      </w:r>
-    </w:p>
-    <w:p>
-      <w:pPr>
-        <w:pStyle w:val="Prrafodelista"/>
-        <w:numPr>
-          <w:ilvl w:val="0"/>
-          <w:numId w:val="13"/>
-        </w:numPr>
-        <w:ind w:left="993"/>
-        <w:rPr>
-          <w:lang w:val="es-419" w:eastAsia="es-CO"/>
-        </w:rPr>
-      </w:pPr>
-      <w:r>
-        <w:rPr>
-          <w:lang w:val="es-419" w:eastAsia="es-CO"/>
-        </w:rPr>
-        <w:t>Aplica a vigilantes, escoltas y supervisores.</w:t>
-      </w:r>
-    </w:p>
-    <w:p>
-      <w:pPr>
-        <w:pStyle w:val="Prrafodelista"/>
-        <w:numPr>
-          <w:ilvl w:val="0"/>
-          <w:numId w:val="13"/>
-        </w:numPr>
-        <w:ind w:left="993"/>
-        <w:rPr>
-          <w:lang w:val="es-419" w:eastAsia="es-CO"/>
-        </w:rPr>
-      </w:pPr>
-      <w:r>
-        <w:rPr>
-          <w:lang w:val="es-419" w:eastAsia="es-CO"/>
-        </w:rPr>
-        <w:t>Establece sanciones por incumplimiento.</w:t>
-      </w:r>
-    </w:p>
-    <w:p>
-      <w:pPr>
-        <w:pStyle w:val="Prrafodelista"/>
-        <w:numPr>
-          <w:ilvl w:val="0"/>
-          <w:numId w:val="13"/>
-        </w:numPr>
-        <w:ind w:left="993"/>
-        <w:rPr>
-          <w:lang w:val="es-419" w:eastAsia="es-CO"/>
-        </w:rPr>
-      </w:pPr>
-      <w:r>
-        <w:rPr>
-          <w:lang w:val="es-419" w:eastAsia="es-CO"/>
-        </w:rPr>
-        <w:t>Crea un sistema de control para la Superintendencia de Vigilancia y Seguridad Privada.</w:t>
-      </w:r>
-    </w:p>
-    <w:p>
-      <w:pPr>
-        <w:pStyle w:val="Ttulo5"/>
-        <w:numPr>
-          <w:ilvl w:val="0"/>
-          <w:numId w:val="13"/>
-        </w:numPr>
-        <w:ind w:left="993"/>
-      </w:pPr>
-      <w:r>
-        <w:t>Circular Externa 20221300000675 de 2022</w:t>
-      </w:r>
-      <w:r>
-        <w:t>:</w:t>
-      </w:r>
-      <w:r>
-        <w:t xml:space="preserve"> Tarifas mínimas y criterios de contratación</w:t>
-      </w:r>
-    </w:p>
-    <w:p>
-      <w:pPr>
-        <w:rPr>
-          <w:lang w:val="es-419" w:eastAsia="es-CO"/>
-        </w:rPr>
-      </w:pPr>
-      <w:r>
-        <w:rPr>
-          <w:lang w:val="es-419" w:eastAsia="es-CO"/>
-        </w:rPr>
-        <w:t>Objetivo: define criterios para las tarifas mínimas y las condiciones de contratación de los servicios de vigilancia privada.</w:t>
-      </w:r>
-    </w:p>
-    <w:p>
-      <w:pPr>
-        <w:rPr>
-          <w:lang w:val="es-419" w:eastAsia="es-CO"/>
-        </w:rPr>
-      </w:pPr>
-      <w:r>
-        <w:rPr>
-          <w:lang w:val="es-419" w:eastAsia="es-CO"/>
-        </w:rPr>
-        <w:t>Aspectos relevantes:</w:t>
-      </w:r>
-    </w:p>
-    <w:p>
-      <w:pPr>
-        <w:rPr>
-          <w:lang w:val="es-419" w:eastAsia="es-CO"/>
-        </w:rPr>
-      </w:pPr>
-    </w:p>
-    <w:p>
-      <w:pPr>
-        <w:pStyle w:val="Prrafodelista"/>
-        <w:numPr>
-          <w:ilvl w:val="0"/>
-          <w:numId w:val="14"/>
-        </w:numPr>
-        <w:ind w:left="993"/>
-        <w:rPr>
-          <w:lang w:val="es-419" w:eastAsia="es-CO"/>
-        </w:rPr>
-      </w:pPr>
-      <w:r>
-        <w:rPr>
-          <w:lang w:val="es-419" w:eastAsia="es-CO"/>
-        </w:rPr>
-        <w:lastRenderedPageBreak/>
-        <w:t>Parámetros económicos para la contratación.</w:t>
-      </w:r>
-    </w:p>
-    <w:p>
-      <w:pPr>
-        <w:pStyle w:val="Prrafodelista"/>
-        <w:numPr>
-          <w:ilvl w:val="0"/>
-          <w:numId w:val="14"/>
-        </w:numPr>
-        <w:ind w:left="993"/>
-        <w:rPr>
-          <w:lang w:val="es-419" w:eastAsia="es-CO"/>
-        </w:rPr>
-      </w:pPr>
-      <w:r>
-        <w:rPr>
-          <w:lang w:val="es-419" w:eastAsia="es-CO"/>
-        </w:rPr>
-        <w:t>Criterios de cálculo para copropiedades.</w:t>
-      </w:r>
-    </w:p>
-    <w:p>
-      <w:pPr>
-        <w:pStyle w:val="Prrafodelista"/>
-        <w:numPr>
-          <w:ilvl w:val="0"/>
-          <w:numId w:val="14"/>
-        </w:numPr>
-        <w:ind w:left="993"/>
-        <w:rPr>
-          <w:lang w:val="es-419" w:eastAsia="es-CO"/>
-        </w:rPr>
-      </w:pPr>
-      <w:r>
-        <w:rPr>
-          <w:lang w:val="es-419" w:eastAsia="es-CO"/>
-        </w:rPr>
-        <w:t>Incidencia en licitaciones y contratos.</w:t>
-      </w:r>
-    </w:p>
-    <w:p>
-      <w:pPr>
-        <w:pStyle w:val="Ttulo5"/>
-        <w:numPr>
-          <w:ilvl w:val="0"/>
-          <w:numId w:val="14"/>
-        </w:numPr>
-        <w:ind w:left="993"/>
-      </w:pPr>
-      <w:r>
-        <w:t>Circular Externa 20231300000435 de 2023</w:t>
-      </w:r>
-      <w:r>
-        <w:t>:</w:t>
-      </w:r>
-      <w:r>
-        <w:t xml:space="preserve"> Regulación de armas traumáticas</w:t>
-      </w:r>
-    </w:p>
-    <w:p>
-      <w:pPr>
-        <w:rPr>
-          <w:lang w:val="es-419" w:eastAsia="es-CO"/>
-        </w:rPr>
-      </w:pPr>
-      <w:r>
-        <w:rPr>
-          <w:lang w:val="es-419" w:eastAsia="es-CO"/>
-        </w:rPr>
-        <w:t>Objetivo: establece criterios técnicos y administrativos para el uso de armas traumáticas por parte de los servicios de vigilancia privada.</w:t>
-      </w:r>
-    </w:p>
-    <w:p>
-      <w:pPr>
-        <w:rPr>
-          <w:lang w:val="es-419" w:eastAsia="es-CO"/>
-        </w:rPr>
-      </w:pPr>
-      <w:r>
-        <w:rPr>
-          <w:lang w:val="es-419" w:eastAsia="es-CO"/>
-        </w:rPr>
-        <w:t>Aspectos relevantes:</w:t>
-      </w:r>
-    </w:p>
-    <w:p>
-      <w:pPr>
-        <w:pStyle w:val="Prrafodelista"/>
-        <w:numPr>
-          <w:ilvl w:val="0"/>
-          <w:numId w:val="15"/>
-        </w:numPr>
-        <w:ind w:left="993"/>
-        <w:rPr>
-          <w:lang w:val="es-419" w:eastAsia="es-CO"/>
-        </w:rPr>
-      </w:pPr>
-      <w:r>
-        <w:rPr>
-          <w:lang w:val="es-419" w:eastAsia="es-CO"/>
-        </w:rPr>
-        <w:t>Marcaje y registro ante INDUMIL.</w:t>
-      </w:r>
-    </w:p>
-    <w:p>
-      <w:pPr>
-        <w:pStyle w:val="Prrafodelista"/>
-        <w:numPr>
-          <w:ilvl w:val="0"/>
-          <w:numId w:val="15"/>
-        </w:numPr>
-        <w:ind w:left="993"/>
-        <w:rPr>
-          <w:lang w:val="es-419" w:eastAsia="es-CO"/>
-        </w:rPr>
-      </w:pPr>
-      <w:r>
-        <w:rPr>
-          <w:lang w:val="es-419" w:eastAsia="es-CO"/>
-        </w:rPr>
-        <w:t>Concepto previo de la Superintendencia de Vigilancia y Seguridad Privada.</w:t>
-      </w:r>
-    </w:p>
-    <w:p>
-      <w:pPr>
-        <w:pStyle w:val="Prrafodelista"/>
-        <w:numPr>
-          <w:ilvl w:val="0"/>
-          <w:numId w:val="15"/>
-        </w:numPr>
-        <w:ind w:left="993"/>
-        <w:rPr>
-          <w:lang w:val="es-419" w:eastAsia="es-CO"/>
-        </w:rPr>
-      </w:pPr>
-      <w:r>
-        <w:rPr>
-          <w:lang w:val="es-419" w:eastAsia="es-CO"/>
-        </w:rPr>
-        <w:t>Solicitud de autorización de porte y tenencia ante el DCCAE.</w:t>
-      </w:r>
-    </w:p>
-    <w:p>
-      <w:pPr>
-        <w:pStyle w:val="Ttulo5"/>
-        <w:numPr>
-          <w:ilvl w:val="0"/>
-          <w:numId w:val="15"/>
-        </w:numPr>
-        <w:ind w:left="993"/>
-      </w:pPr>
-      <w:r>
-        <w:t>Decreto 1565 de 2022</w:t>
-      </w:r>
-      <w:r>
-        <w:t>:</w:t>
-      </w:r>
-      <w:r>
-        <w:t xml:space="preserve"> Actualización del PEIS para academias de vigilancia y seguridad privada</w:t>
-      </w:r>
-    </w:p>
-    <w:p>
-      <w:pPr>
-        <w:rPr>
-          <w:lang w:val="es-419" w:eastAsia="es-CO"/>
-        </w:rPr>
-      </w:pPr>
-      <w:r>
-        <w:rPr>
-          <w:lang w:val="es-419" w:eastAsia="es-CO"/>
-        </w:rPr>
-        <w:t>Objetivo: actualiza los contenidos temáticos y aspectos administrativos de la formación impartida por las escuelas de vigilancia y seguridad privada.</w:t>
-      </w:r>
-    </w:p>
-    <w:p>
-      <w:pPr>
-        <w:rPr>
-          <w:lang w:val="es-419" w:eastAsia="es-CO"/>
-        </w:rPr>
-      </w:pPr>
-      <w:r>
-        <w:rPr>
-          <w:lang w:val="es-419" w:eastAsia="es-CO"/>
-        </w:rPr>
-        <w:t>Aspectos relevantes:</w:t>
-      </w:r>
-    </w:p>
-    <w:p>
-      <w:pPr>
-        <w:pStyle w:val="Prrafodelista"/>
-        <w:numPr>
-          <w:ilvl w:val="0"/>
           <w:numId w:val="16"/>
         </w:numPr>
-        <w:ind w:left="993"/>
-        <w:rPr>
-          <w:lang w:val="es-419" w:eastAsia="es-CO"/>
-        </w:rPr>
-      </w:pPr>
-      <w:r>
-        <w:rPr>
-          <w:lang w:val="es-419" w:eastAsia="es-CO"/>
-        </w:rPr>
-        <w:t>Actualización de contenidos de formación.</w:t>
-      </w:r>
-    </w:p>
-    <w:p>
-      <w:pPr>
-        <w:pStyle w:val="Prrafodelista"/>
-        <w:numPr>
-          <w:ilvl w:val="0"/>
-          <w:numId w:val="16"/>
-        </w:numPr>
-        <w:ind w:left="993"/>
-        <w:rPr>
-          <w:lang w:val="es-419" w:eastAsia="es-CO"/>
-        </w:rPr>
-      </w:pPr>
-      <w:r>
-        <w:rPr>
-          <w:lang w:val="es-419" w:eastAsia="es-CO"/>
-        </w:rPr>
-        <w:t>Ajustes técnicos y administrativos.</w:t>
-      </w:r>
-    </w:p>
-    <w:p>
-      <w:pPr>
-        <w:pStyle w:val="Prrafodelista"/>
-        <w:numPr>
-          <w:ilvl w:val="0"/>
-          <w:numId w:val="16"/>
-        </w:numPr>
-        <w:ind w:left="993"/>
+        <w:ind w:left="1418" w:hanging="425"/>
         <w:rPr>
           <w:lang w:val="es-419" w:eastAsia="es-CO"/>
         </w:rPr>
@@ -5597,7 +5570,14 @@
         <w:rPr>
           <w:lang w:val="es-419" w:eastAsia="es-CO"/>
         </w:rPr>
-        <w:t>Estas disposiciones constituyen el marco jurídico que orienta la prestación de los servicios de vigilancia y seguridad privada, definiendo las responsabilidades de las empresas, del personal operativo y de las entidades encargadas de ejercer inspección, vigilancia y control.</w:t>
+        <w:t xml:space="preserve">Estas disposiciones constituyen el marco jurídico que orienta la prestación de los servicios de vigilancia y seguridad privada, definiendo las responsabilidades de las </w:t>
+      </w:r>
+      <w:r>
+        <w:rPr>
+          <w:lang w:val="es-419" w:eastAsia="es-CO"/>
+        </w:rPr>
+        <w:lastRenderedPageBreak/>
+        <w:t>empresas, del personal operativo y de las entidades encargadas de ejercer inspección, vigilancia y control.</w:t>
       </w:r>
     </w:p>
     <w:p>
@@ -5606,7 +5586,6 @@
       </w:pPr>
       <w:bookmarkStart w:id="6" w:name="_Toc236323221"/>
       <w:r>
-        <w:lastRenderedPageBreak/>
         <w:t>Gestión del riesgo</w:t>
       </w:r>
       <w:bookmarkEnd w:id="6"/>
@@ -5683,7 +5662,7 @@
           <w:ilvl w:val="0"/>
           <w:numId w:val="17"/>
         </w:numPr>
-        <w:ind w:left="993"/>
+        <w:ind w:left="1418" w:hanging="425"/>
         <w:rPr>
           <w:lang w:val="es-419" w:eastAsia="es-CO"/>
         </w:rPr>
@@ -5702,7 +5681,7 @@
           <w:ilvl w:val="0"/>
           <w:numId w:val="17"/>
         </w:numPr>
-        <w:ind w:left="993"/>
+        <w:ind w:left="1418" w:hanging="425"/>
         <w:rPr>
           <w:lang w:val="es-419" w:eastAsia="es-CO"/>
         </w:rPr>
@@ -5721,7 +5700,7 @@
           <w:ilvl w:val="0"/>
           <w:numId w:val="17"/>
         </w:numPr>
-        <w:ind w:left="993"/>
+        <w:ind w:left="1418" w:hanging="425"/>
         <w:rPr>
           <w:lang w:val="es-419" w:eastAsia="es-CO"/>
         </w:rPr>
@@ -5740,7 +5719,7 @@
           <w:ilvl w:val="0"/>
           <w:numId w:val="17"/>
         </w:numPr>
-        <w:ind w:left="993"/>
+        <w:ind w:left="1418" w:hanging="425"/>
         <w:rPr>
           <w:lang w:val="es-419" w:eastAsia="es-CO"/>
         </w:rPr>
@@ -5799,16 +5778,131 @@
           <w:ilvl w:val="0"/>
           <w:numId w:val="18"/>
         </w:numPr>
+        <w:ind w:left="1418" w:hanging="425"/>
+        <w:rPr>
+          <w:lang w:val="es-419" w:eastAsia="es-CO"/>
+        </w:rPr>
+      </w:pPr>
+      <w:r>
+        <w:rPr>
+          <w:lang w:val="es-419" w:eastAsia="es-CO"/>
+        </w:rPr>
+        <w:t>Identificación de amenazas y peligros.</w:t>
+      </w:r>
+    </w:p>
+    <w:p>
+      <w:pPr>
+        <w:pStyle w:val="Prrafodelista"/>
+        <w:numPr>
+          <w:ilvl w:val="0"/>
+          <w:numId w:val="18"/>
+        </w:numPr>
+        <w:ind w:left="1418" w:hanging="425"/>
+        <w:rPr>
+          <w:lang w:val="es-419" w:eastAsia="es-CO"/>
+        </w:rPr>
+      </w:pPr>
+      <w:r>
+        <w:rPr>
+          <w:lang w:val="es-419" w:eastAsia="es-CO"/>
+        </w:rPr>
+        <w:t>Reducción de vulnerabilidades.</w:t>
+      </w:r>
+    </w:p>
+    <w:p>
+      <w:pPr>
+        <w:pStyle w:val="Prrafodelista"/>
+        <w:numPr>
+          <w:ilvl w:val="0"/>
+          <w:numId w:val="18"/>
+        </w:numPr>
+        <w:ind w:left="1418" w:hanging="425"/>
+        <w:rPr>
+          <w:lang w:val="es-419" w:eastAsia="es-CO"/>
+        </w:rPr>
+      </w:pPr>
+      <w:r>
+        <w:rPr>
+          <w:lang w:val="es-419" w:eastAsia="es-CO"/>
+        </w:rPr>
+        <w:t>Preparación y respuesta ante emergencias.</w:t>
+      </w:r>
+    </w:p>
+    <w:p>
+      <w:pPr>
+        <w:pStyle w:val="Prrafodelista"/>
+        <w:numPr>
+          <w:ilvl w:val="0"/>
+          <w:numId w:val="18"/>
+        </w:numPr>
+        <w:ind w:left="1418" w:hanging="425"/>
+        <w:rPr>
+          <w:lang w:val="es-419" w:eastAsia="es-CO"/>
+        </w:rPr>
+      </w:pPr>
+      <w:r>
+        <w:rPr>
+          <w:lang w:val="es-419" w:eastAsia="es-CO"/>
+        </w:rPr>
+        <w:t>Integración del riesgo en la planificación territorial.</w:t>
+      </w:r>
+    </w:p>
+    <w:p>
+      <w:pPr>
+        <w:pStyle w:val="Prrafodelista"/>
+        <w:numPr>
+          <w:ilvl w:val="0"/>
+          <w:numId w:val="18"/>
+        </w:numPr>
+        <w:ind w:left="1418" w:hanging="425"/>
+        <w:rPr>
+          <w:lang w:val="es-419" w:eastAsia="es-CO"/>
+        </w:rPr>
+      </w:pPr>
+      <w:r>
+        <w:rPr>
+          <w:lang w:val="es-419" w:eastAsia="es-CO"/>
+        </w:rPr>
+        <w:t>Corresponsabilidad entre entidades públicas y privadas.</w:t>
+      </w:r>
+    </w:p>
+    <w:p>
+      <w:pPr>
+        <w:pStyle w:val="Ttulo5"/>
+        <w:numPr>
+          <w:ilvl w:val="0"/>
+          <w:numId w:val="18"/>
+        </w:numPr>
         <w:ind w:left="993"/>
-        <w:rPr>
-          <w:lang w:val="es-419" w:eastAsia="es-CO"/>
-        </w:rPr>
-      </w:pPr>
-      <w:r>
-        <w:rPr>
-          <w:lang w:val="es-419" w:eastAsia="es-CO"/>
-        </w:rPr>
-        <w:t>Identificación de amenazas y peligros.</w:t>
+      </w:pPr>
+      <w:r>
+        <w:t>Decreto 2157 de 2017 Reglamentación de los planes de gestión del riesgo</w:t>
+      </w:r>
+    </w:p>
+    <w:p>
+      <w:pPr>
+        <w:rPr>
+          <w:lang w:val="es-419" w:eastAsia="es-CO"/>
+        </w:rPr>
+      </w:pPr>
+      <w:r>
+        <w:rPr>
+          <w:lang w:val="es-419" w:eastAsia="es-CO"/>
+        </w:rPr>
+        <w:t>Objetivo: establece los lineamientos para formular e implementar los planes de gestión del riesgo en entidades públicas y privadas.</w:t>
+      </w:r>
+    </w:p>
+    <w:p>
+      <w:pPr>
+        <w:rPr>
+          <w:lang w:val="es-419" w:eastAsia="es-CO"/>
+        </w:rPr>
+      </w:pPr>
+      <w:r>
+        <w:rPr>
+          <w:lang w:val="es-419" w:eastAsia="es-CO"/>
+        </w:rPr>
+        <w:t>Aspectos relevantes:</w:t>
       </w:r>
     </w:p>
     <w:p>
@@ -5816,18 +5910,18 @@
         <w:pStyle w:val="Prrafodelista"/>
         <w:numPr>
           <w:ilvl w:val="0"/>
-          <w:numId w:val="18"/>
-        </w:numPr>
-        <w:ind w:left="993"/>
-        <w:rPr>
-          <w:lang w:val="es-419" w:eastAsia="es-CO"/>
-        </w:rPr>
-      </w:pPr>
-      <w:r>
-        <w:rPr>
-          <w:lang w:val="es-419" w:eastAsia="es-CO"/>
-        </w:rPr>
-        <w:t>Reducción de vulnerabilidades.</w:t>
+          <w:numId w:val="19"/>
+        </w:numPr>
+        <w:ind w:left="1418" w:hanging="425"/>
+        <w:rPr>
+          <w:lang w:val="es-419" w:eastAsia="es-CO"/>
+        </w:rPr>
+      </w:pPr>
+      <w:r>
+        <w:rPr>
+          <w:lang w:val="es-419" w:eastAsia="es-CO"/>
+        </w:rPr>
+        <w:t>Requisitos para los planes de gestión del riesgo.</w:t>
       </w:r>
     </w:p>
     <w:p>
@@ -5835,18 +5929,18 @@
         <w:pStyle w:val="Prrafodelista"/>
         <w:numPr>
           <w:ilvl w:val="0"/>
-          <w:numId w:val="18"/>
-        </w:numPr>
-        <w:ind w:left="993"/>
-        <w:rPr>
-          <w:lang w:val="es-419" w:eastAsia="es-CO"/>
-        </w:rPr>
-      </w:pPr>
-      <w:r>
-        <w:rPr>
-          <w:lang w:val="es-419" w:eastAsia="es-CO"/>
-        </w:rPr>
-        <w:t>Preparación y respuesta ante emergencias.</w:t>
+          <w:numId w:val="19"/>
+        </w:numPr>
+        <w:ind w:left="1418" w:hanging="425"/>
+        <w:rPr>
+          <w:lang w:val="es-419" w:eastAsia="es-CO"/>
+        </w:rPr>
+      </w:pPr>
+      <w:r>
+        <w:rPr>
+          <w:lang w:val="es-419" w:eastAsia="es-CO"/>
+        </w:rPr>
+        <w:t>Simulacros y preparación institucional.</w:t>
       </w:r>
     </w:p>
     <w:p>
@@ -5854,18 +5948,18 @@
         <w:pStyle w:val="Prrafodelista"/>
         <w:numPr>
           <w:ilvl w:val="0"/>
-          <w:numId w:val="18"/>
-        </w:numPr>
-        <w:ind w:left="993"/>
-        <w:rPr>
-          <w:lang w:val="es-419" w:eastAsia="es-CO"/>
-        </w:rPr>
-      </w:pPr>
-      <w:r>
-        <w:rPr>
-          <w:lang w:val="es-419" w:eastAsia="es-CO"/>
-        </w:rPr>
-        <w:t>Integración del riesgo en la planificación territorial.</w:t>
+          <w:numId w:val="19"/>
+        </w:numPr>
+        <w:ind w:left="1418" w:hanging="425"/>
+        <w:rPr>
+          <w:lang w:val="es-419" w:eastAsia="es-CO"/>
+        </w:rPr>
+      </w:pPr>
+      <w:r>
+        <w:rPr>
+          <w:lang w:val="es-419" w:eastAsia="es-CO"/>
+        </w:rPr>
+        <w:t>Continuidad de las operaciones.</w:t>
       </w:r>
     </w:p>
     <w:p>
@@ -5873,124 +5967,9 @@
         <w:pStyle w:val="Prrafodelista"/>
         <w:numPr>
           <w:ilvl w:val="0"/>
-          <w:numId w:val="18"/>
-        </w:numPr>
-        <w:ind w:left="993"/>
-        <w:rPr>
-          <w:lang w:val="es-419" w:eastAsia="es-CO"/>
-        </w:rPr>
-      </w:pPr>
-      <w:r>
-        <w:rPr>
-          <w:lang w:val="es-419" w:eastAsia="es-CO"/>
-        </w:rPr>
-        <w:t>Corresponsabilidad entre entidades públicas y privadas.</w:t>
-      </w:r>
-    </w:p>
-    <w:p>
-      <w:pPr>
-        <w:pStyle w:val="Ttulo5"/>
-        <w:numPr>
-          <w:ilvl w:val="0"/>
-          <w:numId w:val="18"/>
-        </w:numPr>
-        <w:ind w:left="993"/>
-      </w:pPr>
-      <w:r>
-        <w:t>Decreto 2157 de 2017 Reglamentación de los planes de gestión del riesgo</w:t>
-      </w:r>
-    </w:p>
-    <w:p>
-      <w:pPr>
-        <w:rPr>
-          <w:lang w:val="es-419" w:eastAsia="es-CO"/>
-        </w:rPr>
-      </w:pPr>
-      <w:r>
-        <w:rPr>
-          <w:lang w:val="es-419" w:eastAsia="es-CO"/>
-        </w:rPr>
-        <w:t>Objetivo: establece los lineamientos para formular e implementar los planes de gestión del riesgo en entidades públicas y privadas.</w:t>
-      </w:r>
-    </w:p>
-    <w:p>
-      <w:pPr>
-        <w:rPr>
-          <w:lang w:val="es-419" w:eastAsia="es-CO"/>
-        </w:rPr>
-      </w:pPr>
-      <w:r>
-        <w:rPr>
-          <w:lang w:val="es-419" w:eastAsia="es-CO"/>
-        </w:rPr>
-        <w:t>Aspectos relevantes:</w:t>
-      </w:r>
-    </w:p>
-    <w:p>
-      <w:pPr>
-        <w:pStyle w:val="Prrafodelista"/>
-        <w:numPr>
-          <w:ilvl w:val="0"/>
           <w:numId w:val="19"/>
         </w:numPr>
-        <w:ind w:left="993"/>
-        <w:rPr>
-          <w:lang w:val="es-419" w:eastAsia="es-CO"/>
-        </w:rPr>
-      </w:pPr>
-      <w:r>
-        <w:rPr>
-          <w:lang w:val="es-419" w:eastAsia="es-CO"/>
-        </w:rPr>
-        <w:t>Requisitos para los planes de gestión del riesgo.</w:t>
-      </w:r>
-    </w:p>
-    <w:p>
-      <w:pPr>
-        <w:pStyle w:val="Prrafodelista"/>
-        <w:numPr>
-          <w:ilvl w:val="0"/>
-          <w:numId w:val="19"/>
-        </w:numPr>
-        <w:ind w:left="993"/>
-        <w:rPr>
-          <w:lang w:val="es-419" w:eastAsia="es-CO"/>
-        </w:rPr>
-      </w:pPr>
-      <w:r>
-        <w:rPr>
-          <w:lang w:val="es-419" w:eastAsia="es-CO"/>
-        </w:rPr>
-        <w:t>Simulacros y preparación institucional.</w:t>
-      </w:r>
-    </w:p>
-    <w:p>
-      <w:pPr>
-        <w:pStyle w:val="Prrafodelista"/>
-        <w:numPr>
-          <w:ilvl w:val="0"/>
-          <w:numId w:val="19"/>
-        </w:numPr>
-        <w:ind w:left="993"/>
-        <w:rPr>
-          <w:lang w:val="es-419" w:eastAsia="es-CO"/>
-        </w:rPr>
-      </w:pPr>
-      <w:r>
-        <w:rPr>
-          <w:lang w:val="es-419" w:eastAsia="es-CO"/>
-        </w:rPr>
-        <w:t>Continuidad de las operaciones.</w:t>
-      </w:r>
-    </w:p>
-    <w:p>
-      <w:pPr>
-        <w:pStyle w:val="Prrafodelista"/>
-        <w:numPr>
-          <w:ilvl w:val="0"/>
-          <w:numId w:val="19"/>
-        </w:numPr>
-        <w:ind w:left="993"/>
+        <w:ind w:left="1418" w:hanging="425"/>
         <w:rPr>
           <w:lang w:val="es-419" w:eastAsia="es-CO"/>
         </w:rPr>
@@ -6049,16 +6028,112 @@
           <w:ilvl w:val="0"/>
           <w:numId w:val="20"/>
         </w:numPr>
+        <w:ind w:left="1418" w:hanging="425"/>
+        <w:rPr>
+          <w:lang w:val="es-419" w:eastAsia="es-CO"/>
+        </w:rPr>
+      </w:pPr>
+      <w:r>
+        <w:rPr>
+          <w:lang w:val="es-419" w:eastAsia="es-CO"/>
+        </w:rPr>
+        <w:t>Requisitos sanitarios para organizadores.</w:t>
+      </w:r>
+    </w:p>
+    <w:p>
+      <w:pPr>
+        <w:pStyle w:val="Prrafodelista"/>
+        <w:numPr>
+          <w:ilvl w:val="0"/>
+          <w:numId w:val="20"/>
+        </w:numPr>
+        <w:ind w:left="1418" w:hanging="425"/>
+        <w:rPr>
+          <w:lang w:val="es-419" w:eastAsia="es-CO"/>
+        </w:rPr>
+      </w:pPr>
+      <w:r>
+        <w:rPr>
+          <w:lang w:val="es-419" w:eastAsia="es-CO"/>
+        </w:rPr>
+        <w:t>Medidas de prevención y mitigación.</w:t>
+      </w:r>
+    </w:p>
+    <w:p>
+      <w:pPr>
+        <w:pStyle w:val="Prrafodelista"/>
+        <w:numPr>
+          <w:ilvl w:val="0"/>
+          <w:numId w:val="20"/>
+        </w:numPr>
+        <w:ind w:left="1418" w:hanging="425"/>
+        <w:rPr>
+          <w:lang w:val="es-419" w:eastAsia="es-CO"/>
+        </w:rPr>
+      </w:pPr>
+      <w:r>
+        <w:rPr>
+          <w:lang w:val="es-419" w:eastAsia="es-CO"/>
+        </w:rPr>
+        <w:t>Reglas sobre aforos, limpieza y ventilación.</w:t>
+      </w:r>
+    </w:p>
+    <w:p>
+      <w:pPr>
+        <w:pStyle w:val="Prrafodelista"/>
+        <w:numPr>
+          <w:ilvl w:val="0"/>
+          <w:numId w:val="20"/>
+        </w:numPr>
+        <w:ind w:left="1418" w:hanging="425"/>
+        <w:rPr>
+          <w:lang w:val="es-419" w:eastAsia="es-CO"/>
+        </w:rPr>
+      </w:pPr>
+      <w:r>
+        <w:rPr>
+          <w:lang w:val="es-419" w:eastAsia="es-CO"/>
+        </w:rPr>
+        <w:t>Obligaciones para organizadores y empleadores.</w:t>
+      </w:r>
+    </w:p>
+    <w:p>
+      <w:pPr>
+        <w:pStyle w:val="Ttulo5"/>
+        <w:numPr>
+          <w:ilvl w:val="0"/>
+          <w:numId w:val="20"/>
+        </w:numPr>
         <w:ind w:left="993"/>
-        <w:rPr>
-          <w:lang w:val="es-419" w:eastAsia="es-CO"/>
-        </w:rPr>
-      </w:pPr>
-      <w:r>
-        <w:rPr>
-          <w:lang w:val="es-419" w:eastAsia="es-CO"/>
-        </w:rPr>
-        <w:t>Requisitos sanitarios para organizadores.</w:t>
+      </w:pPr>
+      <w:r>
+        <w:t>Resolución 350 de 2022 Protocolo general de bioseguridad</w:t>
+      </w:r>
+    </w:p>
+    <w:p>
+      <w:pPr>
+        <w:rPr>
+          <w:lang w:val="es-419" w:eastAsia="es-CO"/>
+        </w:rPr>
+      </w:pPr>
+      <w:r>
+        <w:rPr>
+          <w:lang w:val="es-419" w:eastAsia="es-CO"/>
+        </w:rPr>
+        <w:t>Objetivo: adopta el protocolo general de bioseguridad para el desarrollo de las actividades económicas y deroga la Resolución 777 de 2021.</w:t>
+      </w:r>
+    </w:p>
+    <w:p>
+      <w:pPr>
+        <w:rPr>
+          <w:lang w:val="es-419" w:eastAsia="es-CO"/>
+        </w:rPr>
+      </w:pPr>
+      <w:r>
+        <w:rPr>
+          <w:lang w:val="es-419" w:eastAsia="es-CO"/>
+        </w:rPr>
+        <w:t>Aspectos relevantes:</w:t>
       </w:r>
     </w:p>
     <w:p>
@@ -6066,18 +6141,18 @@
         <w:pStyle w:val="Prrafodelista"/>
         <w:numPr>
           <w:ilvl w:val="0"/>
-          <w:numId w:val="20"/>
-        </w:numPr>
-        <w:ind w:left="993"/>
-        <w:rPr>
-          <w:lang w:val="es-419" w:eastAsia="es-CO"/>
-        </w:rPr>
-      </w:pPr>
-      <w:r>
-        <w:rPr>
-          <w:lang w:val="es-419" w:eastAsia="es-CO"/>
-        </w:rPr>
-        <w:t>Medidas de prevención y mitigación.</w:t>
+          <w:numId w:val="21"/>
+        </w:numPr>
+        <w:ind w:left="1418" w:hanging="425"/>
+        <w:rPr>
+          <w:lang w:val="es-419" w:eastAsia="es-CO"/>
+        </w:rPr>
+      </w:pPr>
+      <w:r>
+        <w:rPr>
+          <w:lang w:val="es-419" w:eastAsia="es-CO"/>
+        </w:rPr>
+        <w:t>Protocolos sanitarios generales.</w:t>
       </w:r>
     </w:p>
     <w:p>
@@ -6085,18 +6160,18 @@
         <w:pStyle w:val="Prrafodelista"/>
         <w:numPr>
           <w:ilvl w:val="0"/>
-          <w:numId w:val="20"/>
-        </w:numPr>
-        <w:ind w:left="993"/>
-        <w:rPr>
-          <w:lang w:val="es-419" w:eastAsia="es-CO"/>
-        </w:rPr>
-      </w:pPr>
-      <w:r>
-        <w:rPr>
-          <w:lang w:val="es-419" w:eastAsia="es-CO"/>
-        </w:rPr>
-        <w:t>Reglas sobre aforos, limpieza y ventilación.</w:t>
+          <w:numId w:val="21"/>
+        </w:numPr>
+        <w:ind w:left="1418" w:hanging="425"/>
+        <w:rPr>
+          <w:lang w:val="es-419" w:eastAsia="es-CO"/>
+        </w:rPr>
+      </w:pPr>
+      <w:r>
+        <w:rPr>
+          <w:lang w:val="es-419" w:eastAsia="es-CO"/>
+        </w:rPr>
+        <w:t>Requisitos para las actividades económicas.</w:t>
       </w:r>
     </w:p>
     <w:p>
@@ -6104,105 +6179,9 @@
         <w:pStyle w:val="Prrafodelista"/>
         <w:numPr>
           <w:ilvl w:val="0"/>
-          <w:numId w:val="20"/>
-        </w:numPr>
-        <w:ind w:left="993"/>
-        <w:rPr>
-          <w:lang w:val="es-419" w:eastAsia="es-CO"/>
-        </w:rPr>
-      </w:pPr>
-      <w:r>
-        <w:rPr>
-          <w:lang w:val="es-419" w:eastAsia="es-CO"/>
-        </w:rPr>
-        <w:t>Obligaciones para organizadores y empleadores.</w:t>
-      </w:r>
-    </w:p>
-    <w:p>
-      <w:pPr>
-        <w:pStyle w:val="Ttulo5"/>
-        <w:numPr>
-          <w:ilvl w:val="0"/>
-          <w:numId w:val="20"/>
-        </w:numPr>
-        <w:ind w:left="993"/>
-      </w:pPr>
-      <w:r>
-        <w:t>Resolución 350 de 2022 Protocolo general de bioseguridad</w:t>
-      </w:r>
-    </w:p>
-    <w:p>
-      <w:pPr>
-        <w:rPr>
-          <w:lang w:val="es-419" w:eastAsia="es-CO"/>
-        </w:rPr>
-      </w:pPr>
-      <w:r>
-        <w:rPr>
-          <w:lang w:val="es-419" w:eastAsia="es-CO"/>
-        </w:rPr>
-        <w:t>Objetivo: adopta el protocolo general de bioseguridad para el desarrollo de las actividades económicas y deroga la Resolución 777 de 2021.</w:t>
-      </w:r>
-    </w:p>
-    <w:p>
-      <w:pPr>
-        <w:rPr>
-          <w:lang w:val="es-419" w:eastAsia="es-CO"/>
-        </w:rPr>
-      </w:pPr>
-      <w:r>
-        <w:rPr>
-          <w:lang w:val="es-419" w:eastAsia="es-CO"/>
-        </w:rPr>
-        <w:t>Aspectos relevantes:</w:t>
-      </w:r>
-    </w:p>
-    <w:p>
-      <w:pPr>
-        <w:pStyle w:val="Prrafodelista"/>
-        <w:numPr>
-          <w:ilvl w:val="0"/>
           <w:numId w:val="21"/>
         </w:numPr>
-        <w:ind w:left="993"/>
-        <w:rPr>
-          <w:lang w:val="es-419" w:eastAsia="es-CO"/>
-        </w:rPr>
-      </w:pPr>
-      <w:r>
-        <w:rPr>
-          <w:lang w:val="es-419" w:eastAsia="es-CO"/>
-        </w:rPr>
-        <w:t>Protocolos sanitarios generales.</w:t>
-      </w:r>
-    </w:p>
-    <w:p>
-      <w:pPr>
-        <w:pStyle w:val="Prrafodelista"/>
-        <w:numPr>
-          <w:ilvl w:val="0"/>
-          <w:numId w:val="21"/>
-        </w:numPr>
-        <w:ind w:left="993"/>
-        <w:rPr>
-          <w:lang w:val="es-419" w:eastAsia="es-CO"/>
-        </w:rPr>
-      </w:pPr>
-      <w:r>
-        <w:rPr>
-          <w:lang w:val="es-419" w:eastAsia="es-CO"/>
-        </w:rPr>
-        <w:t>Requisitos para las actividades económicas.</w:t>
-      </w:r>
-    </w:p>
-    <w:p>
-      <w:pPr>
-        <w:pStyle w:val="Prrafodelista"/>
-        <w:numPr>
-          <w:ilvl w:val="0"/>
-          <w:numId w:val="21"/>
-        </w:numPr>
-        <w:ind w:left="993"/>
+        <w:ind w:left="1418" w:hanging="425"/>
         <w:rPr>
           <w:lang w:val="es-419" w:eastAsia="es-CO"/>
         </w:rPr>
@@ -6281,16 +6260,93 @@
           <w:ilvl w:val="0"/>
           <w:numId w:val="22"/>
         </w:numPr>
+        <w:ind w:left="1418" w:hanging="425"/>
+        <w:rPr>
+          <w:lang w:val="es-419" w:eastAsia="es-CO"/>
+        </w:rPr>
+      </w:pPr>
+      <w:r>
+        <w:rPr>
+          <w:lang w:val="es-419" w:eastAsia="es-CO"/>
+        </w:rPr>
+        <w:t>Principios de la gestión del riesgo.</w:t>
+      </w:r>
+    </w:p>
+    <w:p>
+      <w:pPr>
+        <w:pStyle w:val="Prrafodelista"/>
+        <w:numPr>
+          <w:ilvl w:val="0"/>
+          <w:numId w:val="22"/>
+        </w:numPr>
+        <w:ind w:left="1418" w:hanging="425"/>
+        <w:rPr>
+          <w:lang w:val="es-419" w:eastAsia="es-CO"/>
+        </w:rPr>
+      </w:pPr>
+      <w:r>
+        <w:rPr>
+          <w:lang w:val="es-419" w:eastAsia="es-CO"/>
+        </w:rPr>
+        <w:t>Identificación, análisis y valoración de riesgos.</w:t>
+      </w:r>
+    </w:p>
+    <w:p>
+      <w:pPr>
+        <w:pStyle w:val="Prrafodelista"/>
+        <w:numPr>
+          <w:ilvl w:val="0"/>
+          <w:numId w:val="22"/>
+        </w:numPr>
+        <w:ind w:left="1418" w:hanging="425"/>
+        <w:rPr>
+          <w:lang w:val="es-419" w:eastAsia="es-CO"/>
+        </w:rPr>
+      </w:pPr>
+      <w:r>
+        <w:rPr>
+          <w:lang w:val="es-419" w:eastAsia="es-CO"/>
+        </w:rPr>
+        <w:t>Tratamiento y seguimiento de los riesgos.</w:t>
+      </w:r>
+    </w:p>
+    <w:p>
+      <w:pPr>
+        <w:pStyle w:val="Ttulo5"/>
+        <w:numPr>
+          <w:ilvl w:val="0"/>
+          <w:numId w:val="22"/>
+        </w:numPr>
         <w:ind w:left="993"/>
-        <w:rPr>
-          <w:lang w:val="es-419" w:eastAsia="es-CO"/>
-        </w:rPr>
-      </w:pPr>
-      <w:r>
-        <w:rPr>
-          <w:lang w:val="es-419" w:eastAsia="es-CO"/>
-        </w:rPr>
-        <w:t>Principios de la gestión del riesgo.</w:t>
+      </w:pPr>
+      <w:r>
+        <w:t>ISO 45001:2018 Sistema de Gestión de Seguridad y Salud en el Trabajo</w:t>
+      </w:r>
+    </w:p>
+    <w:p>
+      <w:pPr>
+        <w:rPr>
+          <w:lang w:val="es-419" w:eastAsia="es-CO"/>
+        </w:rPr>
+      </w:pPr>
+      <w:r>
+        <w:rPr>
+          <w:lang w:val="es-419" w:eastAsia="es-CO"/>
+        </w:rPr>
+        <w:t>Objetivo: establece los requisitos para implementar un Sistema de Gestión de Seguridad y Salud en el Trabajo basado en la mejora continua.</w:t>
+      </w:r>
+    </w:p>
+    <w:p>
+      <w:pPr>
+        <w:rPr>
+          <w:lang w:val="es-419" w:eastAsia="es-CO"/>
+        </w:rPr>
+      </w:pPr>
+      <w:r>
+        <w:rPr>
+          <w:lang w:val="es-419" w:eastAsia="es-CO"/>
+        </w:rPr>
+        <w:t>Aspectos relevantes:</w:t>
       </w:r>
     </w:p>
     <w:p>
@@ -6298,18 +6354,114 @@
         <w:pStyle w:val="Prrafodelista"/>
         <w:numPr>
           <w:ilvl w:val="0"/>
-          <w:numId w:val="22"/>
+          <w:numId w:val="23"/>
+        </w:numPr>
+        <w:ind w:left="1418" w:hanging="425"/>
+        <w:rPr>
+          <w:lang w:val="es-419" w:eastAsia="es-CO"/>
+        </w:rPr>
+      </w:pPr>
+      <w:r>
+        <w:rPr>
+          <w:lang w:val="es-419" w:eastAsia="es-CO"/>
+        </w:rPr>
+        <w:t>Liderazgo y participación de los trabajadores.</w:t>
+      </w:r>
+    </w:p>
+    <w:p>
+      <w:pPr>
+        <w:pStyle w:val="Prrafodelista"/>
+        <w:numPr>
+          <w:ilvl w:val="0"/>
+          <w:numId w:val="23"/>
+        </w:numPr>
+        <w:ind w:left="1418" w:hanging="425"/>
+        <w:rPr>
+          <w:lang w:val="es-419" w:eastAsia="es-CO"/>
+        </w:rPr>
+      </w:pPr>
+      <w:r>
+        <w:rPr>
+          <w:lang w:val="es-419" w:eastAsia="es-CO"/>
+        </w:rPr>
+        <w:t>Identificación de peligros.</w:t>
+      </w:r>
+    </w:p>
+    <w:p>
+      <w:pPr>
+        <w:pStyle w:val="Prrafodelista"/>
+        <w:numPr>
+          <w:ilvl w:val="0"/>
+          <w:numId w:val="23"/>
+        </w:numPr>
+        <w:ind w:left="1418" w:hanging="425"/>
+        <w:rPr>
+          <w:lang w:val="es-419" w:eastAsia="es-CO"/>
+        </w:rPr>
+      </w:pPr>
+      <w:r>
+        <w:rPr>
+          <w:lang w:val="es-419" w:eastAsia="es-CO"/>
+        </w:rPr>
+        <w:t>Evaluación y control de riesgos.</w:t>
+      </w:r>
+    </w:p>
+    <w:p>
+      <w:pPr>
+        <w:pStyle w:val="Prrafodelista"/>
+        <w:numPr>
+          <w:ilvl w:val="0"/>
+          <w:numId w:val="23"/>
+        </w:numPr>
+        <w:ind w:left="1418" w:hanging="425"/>
+        <w:rPr>
+          <w:lang w:val="es-419" w:eastAsia="es-CO"/>
+        </w:rPr>
+      </w:pPr>
+      <w:r>
+        <w:rPr>
+          <w:lang w:val="es-419" w:eastAsia="es-CO"/>
+        </w:rPr>
+        <w:t>Definición de objetivos medibles.</w:t>
+      </w:r>
+    </w:p>
+    <w:p>
+      <w:pPr>
+        <w:pStyle w:val="Ttulo5"/>
+        <w:numPr>
+          <w:ilvl w:val="0"/>
+          <w:numId w:val="23"/>
         </w:numPr>
         <w:ind w:left="993"/>
-        <w:rPr>
-          <w:lang w:val="es-419" w:eastAsia="es-CO"/>
-        </w:rPr>
-      </w:pPr>
-      <w:r>
-        <w:rPr>
-          <w:lang w:val="es-419" w:eastAsia="es-CO"/>
-        </w:rPr>
-        <w:t>Identificación, análisis y valoración de riesgos.</w:t>
+      </w:pPr>
+      <w:r>
+        <w:t>ISO 14001:2015 Sistema de gestión ambiental</w:t>
+      </w:r>
+    </w:p>
+    <w:p>
+      <w:pPr>
+        <w:rPr>
+          <w:lang w:val="es-419" w:eastAsia="es-CO"/>
+        </w:rPr>
+      </w:pPr>
+      <w:r>
+        <w:rPr>
+          <w:lang w:val="es-419" w:eastAsia="es-CO"/>
+        </w:rPr>
+        <w:t>Objetivo: establece los requisitos para implementar un Sistema de Gestión Ambiental en organizaciones con impacto sobre el medio ambiente.</w:t>
+      </w:r>
+    </w:p>
+    <w:p>
+      <w:pPr>
+        <w:rPr>
+          <w:lang w:val="es-419" w:eastAsia="es-CO"/>
+        </w:rPr>
+      </w:pPr>
+      <w:r>
+        <w:rPr>
+          <w:lang w:val="es-419" w:eastAsia="es-CO"/>
+        </w:rPr>
+        <w:t>Aspectos relevantes:</w:t>
       </w:r>
     </w:p>
     <w:p>
@@ -6317,57 +6469,18 @@
         <w:pStyle w:val="Prrafodelista"/>
         <w:numPr>
           <w:ilvl w:val="0"/>
-          <w:numId w:val="22"/>
-        </w:numPr>
-        <w:ind w:left="993"/>
-        <w:rPr>
-          <w:lang w:val="es-419" w:eastAsia="es-CO"/>
-        </w:rPr>
-      </w:pPr>
-      <w:r>
-        <w:rPr>
-          <w:lang w:val="es-419" w:eastAsia="es-CO"/>
-        </w:rPr>
-        <w:t>Tratamiento y seguimiento de los riesgos.</w:t>
-      </w:r>
-    </w:p>
-    <w:p>
-      <w:pPr>
-        <w:pStyle w:val="Ttulo5"/>
-        <w:numPr>
-          <w:ilvl w:val="0"/>
-          <w:numId w:val="22"/>
-        </w:numPr>
-        <w:ind w:left="993"/>
-      </w:pPr>
-      <w:r>
-        <w:t>ISO 45001:2018 Sistema de Gestión de Seguridad y Salud en el Trabajo</w:t>
-      </w:r>
-    </w:p>
-    <w:p>
-      <w:pPr>
-        <w:rPr>
-          <w:lang w:val="es-419" w:eastAsia="es-CO"/>
-        </w:rPr>
-      </w:pPr>
-      <w:r>
-        <w:rPr>
-          <w:lang w:val="es-419" w:eastAsia="es-CO"/>
-        </w:rPr>
-        <w:t>Objetivo: establece los requisitos para implementar un Sistema de Gestión de Seguridad y Salud en el Trabajo basado en la mejora continua.</w:t>
-      </w:r>
-    </w:p>
-    <w:p>
-      <w:pPr>
-        <w:rPr>
-          <w:lang w:val="es-419" w:eastAsia="es-CO"/>
-        </w:rPr>
-      </w:pPr>
-      <w:r>
-        <w:rPr>
-          <w:lang w:val="es-419" w:eastAsia="es-CO"/>
-        </w:rPr>
-        <w:t>Aspectos relevantes:</w:t>
+          <w:numId w:val="24"/>
+        </w:numPr>
+        <w:ind w:left="1418" w:hanging="425"/>
+        <w:rPr>
+          <w:lang w:val="es-419" w:eastAsia="es-CO"/>
+        </w:rPr>
+      </w:pPr>
+      <w:r>
+        <w:rPr>
+          <w:lang w:val="es-419" w:eastAsia="es-CO"/>
+        </w:rPr>
+        <w:t>Identificación de aspectos ambientales.</w:t>
       </w:r>
     </w:p>
     <w:p>
@@ -6375,18 +6488,18 @@
         <w:pStyle w:val="Prrafodelista"/>
         <w:numPr>
           <w:ilvl w:val="0"/>
-          <w:numId w:val="23"/>
-        </w:numPr>
-        <w:ind w:left="993"/>
-        <w:rPr>
-          <w:lang w:val="es-419" w:eastAsia="es-CO"/>
-        </w:rPr>
-      </w:pPr>
-      <w:r>
-        <w:rPr>
-          <w:lang w:val="es-419" w:eastAsia="es-CO"/>
-        </w:rPr>
-        <w:t>Liderazgo y participación de los trabajadores.</w:t>
+          <w:numId w:val="24"/>
+        </w:numPr>
+        <w:ind w:left="1418" w:hanging="425"/>
+        <w:rPr>
+          <w:lang w:val="es-419" w:eastAsia="es-CO"/>
+        </w:rPr>
+      </w:pPr>
+      <w:r>
+        <w:rPr>
+          <w:lang w:val="es-419" w:eastAsia="es-CO"/>
+        </w:rPr>
+        <w:t>Definición de objetivos ambientales.</w:t>
       </w:r>
     </w:p>
     <w:p>
@@ -6394,18 +6507,18 @@
         <w:pStyle w:val="Prrafodelista"/>
         <w:numPr>
           <w:ilvl w:val="0"/>
-          <w:numId w:val="23"/>
-        </w:numPr>
-        <w:ind w:left="993"/>
-        <w:rPr>
-          <w:lang w:val="es-419" w:eastAsia="es-CO"/>
-        </w:rPr>
-      </w:pPr>
-      <w:r>
-        <w:rPr>
-          <w:lang w:val="es-419" w:eastAsia="es-CO"/>
-        </w:rPr>
-        <w:t>Identificación de peligros.</w:t>
+          <w:numId w:val="24"/>
+        </w:numPr>
+        <w:ind w:left="1418" w:hanging="425"/>
+        <w:rPr>
+          <w:lang w:val="es-419" w:eastAsia="es-CO"/>
+        </w:rPr>
+      </w:pPr>
+      <w:r>
+        <w:rPr>
+          <w:lang w:val="es-419" w:eastAsia="es-CO"/>
+        </w:rPr>
+        <w:t>Mejora continua.</w:t>
       </w:r>
     </w:p>
     <w:p>
@@ -6413,143 +6526,9 @@
         <w:pStyle w:val="Prrafodelista"/>
         <w:numPr>
           <w:ilvl w:val="0"/>
-          <w:numId w:val="23"/>
-        </w:numPr>
-        <w:ind w:left="993"/>
-        <w:rPr>
-          <w:lang w:val="es-419" w:eastAsia="es-CO"/>
-        </w:rPr>
-      </w:pPr>
-      <w:r>
-        <w:rPr>
-          <w:lang w:val="es-419" w:eastAsia="es-CO"/>
-        </w:rPr>
-        <w:t>Evaluación y control de riesgos.</w:t>
-      </w:r>
-    </w:p>
-    <w:p>
-      <w:pPr>
-        <w:pStyle w:val="Prrafodelista"/>
-        <w:numPr>
-          <w:ilvl w:val="0"/>
-          <w:numId w:val="23"/>
-        </w:numPr>
-        <w:ind w:left="993"/>
-        <w:rPr>
-          <w:lang w:val="es-419" w:eastAsia="es-CO"/>
-        </w:rPr>
-      </w:pPr>
-      <w:r>
-        <w:rPr>
-          <w:lang w:val="es-419" w:eastAsia="es-CO"/>
-        </w:rPr>
-        <w:t>Definición de objetivos medibles.</w:t>
-      </w:r>
-    </w:p>
-    <w:p>
-      <w:pPr>
-        <w:pStyle w:val="Ttulo5"/>
-        <w:numPr>
-          <w:ilvl w:val="0"/>
-          <w:numId w:val="23"/>
-        </w:numPr>
-        <w:ind w:left="993"/>
-      </w:pPr>
-      <w:r>
-        <w:t>ISO 14001:2015 Sistema de gestión ambiental</w:t>
-      </w:r>
-    </w:p>
-    <w:p>
-      <w:pPr>
-        <w:rPr>
-          <w:lang w:val="es-419" w:eastAsia="es-CO"/>
-        </w:rPr>
-      </w:pPr>
-      <w:r>
-        <w:rPr>
-          <w:lang w:val="es-419" w:eastAsia="es-CO"/>
-        </w:rPr>
-        <w:t>Objetivo: establece los requisitos para implementar un Sistema de Gestión Ambiental en organizaciones con impacto sobre el medio ambiente.</w:t>
-      </w:r>
-    </w:p>
-    <w:p>
-      <w:pPr>
-        <w:rPr>
-          <w:lang w:val="es-419" w:eastAsia="es-CO"/>
-        </w:rPr>
-      </w:pPr>
-      <w:r>
-        <w:rPr>
-          <w:lang w:val="es-419" w:eastAsia="es-CO"/>
-        </w:rPr>
-        <w:t>Aspectos relevantes:</w:t>
-      </w:r>
-    </w:p>
-    <w:p>
-      <w:pPr>
-        <w:pStyle w:val="Prrafodelista"/>
-        <w:numPr>
-          <w:ilvl w:val="0"/>
           <w:numId w:val="24"/>
         </w:numPr>
-        <w:ind w:left="993"/>
-        <w:rPr>
-          <w:lang w:val="es-419" w:eastAsia="es-CO"/>
-        </w:rPr>
-      </w:pPr>
-      <w:r>
-        <w:rPr>
-          <w:lang w:val="es-419" w:eastAsia="es-CO"/>
-        </w:rPr>
-        <w:t>Identificación de aspectos ambientales.</w:t>
-      </w:r>
-    </w:p>
-    <w:p>
-      <w:pPr>
-        <w:pStyle w:val="Prrafodelista"/>
-        <w:numPr>
-          <w:ilvl w:val="0"/>
-          <w:numId w:val="24"/>
-        </w:numPr>
-        <w:ind w:left="993"/>
-        <w:rPr>
-          <w:lang w:val="es-419" w:eastAsia="es-CO"/>
-        </w:rPr>
-      </w:pPr>
-      <w:r>
-        <w:rPr>
-          <w:lang w:val="es-419" w:eastAsia="es-CO"/>
-        </w:rPr>
-        <w:t>Definición de objetivos ambientales.</w:t>
-      </w:r>
-    </w:p>
-    <w:p>
-      <w:pPr>
-        <w:pStyle w:val="Prrafodelista"/>
-        <w:numPr>
-          <w:ilvl w:val="0"/>
-          <w:numId w:val="24"/>
-        </w:numPr>
-        <w:ind w:left="993"/>
-        <w:rPr>
-          <w:lang w:val="es-419" w:eastAsia="es-CO"/>
-        </w:rPr>
-      </w:pPr>
-      <w:r>
-        <w:rPr>
-          <w:lang w:val="es-419" w:eastAsia="es-CO"/>
-        </w:rPr>
-        <w:t>Mejora continua.</w:t>
-      </w:r>
-    </w:p>
-    <w:p>
-      <w:pPr>
-        <w:pStyle w:val="Prrafodelista"/>
-        <w:numPr>
-          <w:ilvl w:val="0"/>
-          <w:numId w:val="24"/>
-        </w:numPr>
-        <w:ind w:left="993"/>
+        <w:ind w:left="1418" w:hanging="425"/>
         <w:rPr>
           <w:lang w:val="es-419" w:eastAsia="es-CO"/>
         </w:rPr>
@@ -6615,16 +6594,93 @@
           <w:ilvl w:val="0"/>
           <w:numId w:val="25"/>
         </w:numPr>
+        <w:ind w:left="1418" w:hanging="425"/>
+        <w:rPr>
+          <w:lang w:val="es-419" w:eastAsia="es-CO"/>
+        </w:rPr>
+      </w:pPr>
+      <w:r>
+        <w:rPr>
+          <w:lang w:val="es-419" w:eastAsia="es-CO"/>
+        </w:rPr>
+        <w:t>Coordinación interinstitucional.</w:t>
+      </w:r>
+    </w:p>
+    <w:p>
+      <w:pPr>
+        <w:pStyle w:val="Prrafodelista"/>
+        <w:numPr>
+          <w:ilvl w:val="0"/>
+          <w:numId w:val="25"/>
+        </w:numPr>
+        <w:ind w:left="1418" w:hanging="425"/>
+        <w:rPr>
+          <w:lang w:val="es-419" w:eastAsia="es-CO"/>
+        </w:rPr>
+      </w:pPr>
+      <w:r>
+        <w:rPr>
+          <w:lang w:val="es-419" w:eastAsia="es-CO"/>
+        </w:rPr>
+        <w:t>Organización de la respuesta ante incidentes.</w:t>
+      </w:r>
+    </w:p>
+    <w:p>
+      <w:pPr>
+        <w:pStyle w:val="Prrafodelista"/>
+        <w:numPr>
+          <w:ilvl w:val="0"/>
+          <w:numId w:val="25"/>
+        </w:numPr>
+        <w:ind w:left="1418" w:hanging="425"/>
+        <w:rPr>
+          <w:lang w:val="es-419" w:eastAsia="es-CO"/>
+        </w:rPr>
+      </w:pPr>
+      <w:r>
+        <w:rPr>
+          <w:lang w:val="es-419" w:eastAsia="es-CO"/>
+        </w:rPr>
+        <w:t>Gestión eficiente de recursos durante las emergencias.</w:t>
+      </w:r>
+    </w:p>
+    <w:p>
+      <w:pPr>
+        <w:pStyle w:val="Ttulo5"/>
+        <w:numPr>
+          <w:ilvl w:val="0"/>
+          <w:numId w:val="25"/>
+        </w:numPr>
         <w:ind w:left="993"/>
-        <w:rPr>
-          <w:lang w:val="es-419" w:eastAsia="es-CO"/>
-        </w:rPr>
-      </w:pPr>
-      <w:r>
-        <w:rPr>
-          <w:lang w:val="es-419" w:eastAsia="es-CO"/>
-        </w:rPr>
-        <w:t>Coordinación interinstitucional.</w:t>
+      </w:pPr>
+      <w:r>
+        <w:t>ISO/IEC 27001:2013 / 2022 Sistema de Gestión de Seguridad de la Información (SGSI)</w:t>
+      </w:r>
+    </w:p>
+    <w:p>
+      <w:pPr>
+        <w:rPr>
+          <w:lang w:val="es-419" w:eastAsia="es-CO"/>
+        </w:rPr>
+      </w:pPr>
+      <w:r>
+        <w:rPr>
+          <w:lang w:val="es-419" w:eastAsia="es-CO"/>
+        </w:rPr>
+        <w:t>Objetivo: define los requisitos para implementar, mantener y mejorar un Sistema de Gestión de Seguridad de la Información, garantizando la confidencialidad, integridad y disponibilidad de la información.</w:t>
+      </w:r>
+    </w:p>
+    <w:p>
+      <w:pPr>
+        <w:rPr>
+          <w:lang w:val="es-419" w:eastAsia="es-CO"/>
+        </w:rPr>
+      </w:pPr>
+      <w:r>
+        <w:rPr>
+          <w:lang w:val="es-419" w:eastAsia="es-CO"/>
+        </w:rPr>
+        <w:t>Aspectos relevantes:</w:t>
       </w:r>
     </w:p>
     <w:p>
@@ -6632,18 +6688,18 @@
         <w:pStyle w:val="Prrafodelista"/>
         <w:numPr>
           <w:ilvl w:val="0"/>
-          <w:numId w:val="25"/>
-        </w:numPr>
-        <w:ind w:left="993"/>
-        <w:rPr>
-          <w:lang w:val="es-419" w:eastAsia="es-CO"/>
-        </w:rPr>
-      </w:pPr>
-      <w:r>
-        <w:rPr>
-          <w:lang w:val="es-419" w:eastAsia="es-CO"/>
-        </w:rPr>
-        <w:t>Organización de la respuesta ante incidentes.</w:t>
+          <w:numId w:val="26"/>
+        </w:numPr>
+        <w:ind w:left="1418" w:hanging="425"/>
+        <w:rPr>
+          <w:lang w:val="es-419" w:eastAsia="es-CO"/>
+        </w:rPr>
+      </w:pPr>
+      <w:r>
+        <w:rPr>
+          <w:lang w:val="es-419" w:eastAsia="es-CO"/>
+        </w:rPr>
+        <w:t>Alcance del sistema.</w:t>
       </w:r>
     </w:p>
     <w:p>
@@ -6651,57 +6707,18 @@
         <w:pStyle w:val="Prrafodelista"/>
         <w:numPr>
           <w:ilvl w:val="0"/>
-          <w:numId w:val="25"/>
-        </w:numPr>
-        <w:ind w:left="993"/>
-        <w:rPr>
-          <w:lang w:val="es-419" w:eastAsia="es-CO"/>
-        </w:rPr>
-      </w:pPr>
-      <w:r>
-        <w:rPr>
-          <w:lang w:val="es-419" w:eastAsia="es-CO"/>
-        </w:rPr>
-        <w:t>Gestión eficiente de recursos durante las emergencias.</w:t>
-      </w:r>
-    </w:p>
-    <w:p>
-      <w:pPr>
-        <w:pStyle w:val="Ttulo5"/>
-        <w:numPr>
-          <w:ilvl w:val="0"/>
-          <w:numId w:val="25"/>
-        </w:numPr>
-        <w:ind w:left="993"/>
-      </w:pPr>
-      <w:r>
-        <w:t>ISO/IEC 27001:2013 / 2022 Sistema de Gestión de Seguridad de la Información (SGSI)</w:t>
-      </w:r>
-    </w:p>
-    <w:p>
-      <w:pPr>
-        <w:rPr>
-          <w:lang w:val="es-419" w:eastAsia="es-CO"/>
-        </w:rPr>
-      </w:pPr>
-      <w:r>
-        <w:rPr>
-          <w:lang w:val="es-419" w:eastAsia="es-CO"/>
-        </w:rPr>
-        <w:t>Objetivo: define los requisitos para implementar, mantener y mejorar un Sistema de Gestión de Seguridad de la Información, garantizando la confidencialidad, integridad y disponibilidad de la información.</w:t>
-      </w:r>
-    </w:p>
-    <w:p>
-      <w:pPr>
-        <w:rPr>
-          <w:lang w:val="es-419" w:eastAsia="es-CO"/>
-        </w:rPr>
-      </w:pPr>
-      <w:r>
-        <w:rPr>
-          <w:lang w:val="es-419" w:eastAsia="es-CO"/>
-        </w:rPr>
-        <w:t>Aspectos relevantes:</w:t>
+          <w:numId w:val="26"/>
+        </w:numPr>
+        <w:ind w:left="1418" w:hanging="425"/>
+        <w:rPr>
+          <w:lang w:val="es-419" w:eastAsia="es-CO"/>
+        </w:rPr>
+      </w:pPr>
+      <w:r>
+        <w:rPr>
+          <w:lang w:val="es-419" w:eastAsia="es-CO"/>
+        </w:rPr>
+        <w:t>Liderazgo y planificación.</w:t>
       </w:r>
     </w:p>
     <w:p>
@@ -6711,16 +6728,16 @@
           <w:ilvl w:val="0"/>
           <w:numId w:val="26"/>
         </w:numPr>
-        <w:ind w:left="993"/>
-        <w:rPr>
-          <w:lang w:val="es-419" w:eastAsia="es-CO"/>
-        </w:rPr>
-      </w:pPr>
-      <w:r>
-        <w:rPr>
-          <w:lang w:val="es-419" w:eastAsia="es-CO"/>
-        </w:rPr>
-        <w:t>Alcance del sistema.</w:t>
+        <w:ind w:left="1418" w:hanging="425"/>
+        <w:rPr>
+          <w:lang w:val="es-419" w:eastAsia="es-CO"/>
+        </w:rPr>
+      </w:pPr>
+      <w:r>
+        <w:rPr>
+          <w:lang w:val="es-419" w:eastAsia="es-CO"/>
+        </w:rPr>
+        <w:t>Soporte y operación.</w:t>
       </w:r>
     </w:p>
     <w:p>
@@ -6730,16 +6747,16 @@
           <w:ilvl w:val="0"/>
           <w:numId w:val="26"/>
         </w:numPr>
-        <w:ind w:left="993"/>
-        <w:rPr>
-          <w:lang w:val="es-419" w:eastAsia="es-CO"/>
-        </w:rPr>
-      </w:pPr>
-      <w:r>
-        <w:rPr>
-          <w:lang w:val="es-419" w:eastAsia="es-CO"/>
-        </w:rPr>
-        <w:t>Liderazgo y planificación.</w:t>
+        <w:ind w:left="1418" w:hanging="425"/>
+        <w:rPr>
+          <w:lang w:val="es-419" w:eastAsia="es-CO"/>
+        </w:rPr>
+      </w:pPr>
+      <w:r>
+        <w:rPr>
+          <w:lang w:val="es-419" w:eastAsia="es-CO"/>
+        </w:rPr>
+        <w:t>Evaluación del desempeño.</w:t>
       </w:r>
     </w:p>
     <w:p>
@@ -6749,16 +6766,16 @@
           <w:ilvl w:val="0"/>
           <w:numId w:val="26"/>
         </w:numPr>
-        <w:ind w:left="993"/>
-        <w:rPr>
-          <w:lang w:val="es-419" w:eastAsia="es-CO"/>
-        </w:rPr>
-      </w:pPr>
-      <w:r>
-        <w:rPr>
-          <w:lang w:val="es-419" w:eastAsia="es-CO"/>
-        </w:rPr>
-        <w:t>Soporte y operación.</w:t>
+        <w:ind w:left="1418" w:hanging="425"/>
+        <w:rPr>
+          <w:lang w:val="es-419" w:eastAsia="es-CO"/>
+        </w:rPr>
+      </w:pPr>
+      <w:r>
+        <w:rPr>
+          <w:lang w:val="es-419" w:eastAsia="es-CO"/>
+        </w:rPr>
+        <w:t>Mejora continua.</w:t>
       </w:r>
     </w:p>
     <w:p>
@@ -6768,45 +6785,7 @@
           <w:ilvl w:val="0"/>
           <w:numId w:val="26"/>
         </w:numPr>
-        <w:ind w:left="993"/>
-        <w:rPr>
-          <w:lang w:val="es-419" w:eastAsia="es-CO"/>
-        </w:rPr>
-      </w:pPr>
-      <w:r>
-        <w:rPr>
-          <w:lang w:val="es-419" w:eastAsia="es-CO"/>
-        </w:rPr>
-        <w:t>Evaluación del desempeño.</w:t>
-      </w:r>
-    </w:p>
-    <w:p>
-      <w:pPr>
-        <w:pStyle w:val="Prrafodelista"/>
-        <w:numPr>
-          <w:ilvl w:val="0"/>
-          <w:numId w:val="26"/>
-        </w:numPr>
-        <w:ind w:left="993"/>
-        <w:rPr>
-          <w:lang w:val="es-419" w:eastAsia="es-CO"/>
-        </w:rPr>
-      </w:pPr>
-      <w:r>
-        <w:rPr>
-          <w:lang w:val="es-419" w:eastAsia="es-CO"/>
-        </w:rPr>
-        <w:t>Mejora continua.</w:t>
-      </w:r>
-    </w:p>
-    <w:p>
-      <w:pPr>
-        <w:pStyle w:val="Prrafodelista"/>
-        <w:numPr>
-          <w:ilvl w:val="0"/>
-          <w:numId w:val="26"/>
-        </w:numPr>
-        <w:ind w:left="993"/>
+        <w:ind w:left="1418" w:hanging="425"/>
         <w:rPr>
           <w:lang w:val="es-419" w:eastAsia="es-CO"/>
         </w:rPr>
@@ -6903,16 +6882,93 @@
           <w:ilvl w:val="0"/>
           <w:numId w:val="27"/>
         </w:numPr>
+        <w:ind w:left="1418" w:hanging="425"/>
+        <w:rPr>
+          <w:lang w:val="es-419" w:eastAsia="es-CO"/>
+        </w:rPr>
+      </w:pPr>
+      <w:r>
+        <w:rPr>
+          <w:lang w:val="es-419" w:eastAsia="es-CO"/>
+        </w:rPr>
+        <w:t>Planes de continuidad y recuperación.</w:t>
+      </w:r>
+    </w:p>
+    <w:p>
+      <w:pPr>
+        <w:pStyle w:val="Prrafodelista"/>
+        <w:numPr>
+          <w:ilvl w:val="0"/>
+          <w:numId w:val="27"/>
+        </w:numPr>
+        <w:ind w:left="1418" w:hanging="425"/>
+        <w:rPr>
+          <w:lang w:val="es-419" w:eastAsia="es-CO"/>
+        </w:rPr>
+      </w:pPr>
+      <w:r>
+        <w:rPr>
+          <w:lang w:val="es-419" w:eastAsia="es-CO"/>
+        </w:rPr>
+        <w:t>Pruebas periódicas.</w:t>
+      </w:r>
+    </w:p>
+    <w:p>
+      <w:pPr>
+        <w:pStyle w:val="Prrafodelista"/>
+        <w:numPr>
+          <w:ilvl w:val="0"/>
+          <w:numId w:val="27"/>
+        </w:numPr>
+        <w:ind w:left="1418" w:hanging="425"/>
+        <w:rPr>
+          <w:lang w:val="es-419" w:eastAsia="es-CO"/>
+        </w:rPr>
+      </w:pPr>
+      <w:r>
+        <w:rPr>
+          <w:lang w:val="es-419" w:eastAsia="es-CO"/>
+        </w:rPr>
+        <w:t>Roles y responsabilidades durante situaciones de crisis.</w:t>
+      </w:r>
+    </w:p>
+    <w:p>
+      <w:pPr>
+        <w:pStyle w:val="Ttulo5"/>
+        <w:numPr>
+          <w:ilvl w:val="0"/>
+          <w:numId w:val="27"/>
+        </w:numPr>
         <w:ind w:left="993"/>
-        <w:rPr>
-          <w:lang w:val="es-419" w:eastAsia="es-CO"/>
-        </w:rPr>
-      </w:pPr>
-      <w:r>
-        <w:rPr>
-          <w:lang w:val="es-419" w:eastAsia="es-CO"/>
-        </w:rPr>
-        <w:t>Planes de continuidad y recuperación.</w:t>
+      </w:pPr>
+      <w:r>
+        <w:t>EN 50518, NFPA 72 y guías para CRA</w:t>
+      </w:r>
+    </w:p>
+    <w:p>
+      <w:pPr>
+        <w:rPr>
+          <w:lang w:val="es-419" w:eastAsia="es-CO"/>
+        </w:rPr>
+      </w:pPr>
+      <w:r>
+        <w:rPr>
+          <w:lang w:val="es-419" w:eastAsia="es-CO"/>
+        </w:rPr>
+        <w:t>Objetivo: constituyen referentes técnicos internacionales para el diseño, la infraestructura y la operación de centrales receptoras de alarmas (CRA/ARC) y sistemas de detección y alarma contra incendios.</w:t>
+      </w:r>
+    </w:p>
+    <w:p>
+      <w:pPr>
+        <w:rPr>
+          <w:lang w:val="es-419" w:eastAsia="es-CO"/>
+        </w:rPr>
+      </w:pPr>
+      <w:r>
+        <w:rPr>
+          <w:lang w:val="es-419" w:eastAsia="es-CO"/>
+        </w:rPr>
+        <w:t>Aspectos relevantes:</w:t>
       </w:r>
     </w:p>
     <w:p>
@@ -6920,18 +6976,18 @@
         <w:pStyle w:val="Prrafodelista"/>
         <w:numPr>
           <w:ilvl w:val="0"/>
-          <w:numId w:val="27"/>
-        </w:numPr>
-        <w:ind w:left="993"/>
-        <w:rPr>
-          <w:lang w:val="es-419" w:eastAsia="es-CO"/>
-        </w:rPr>
-      </w:pPr>
-      <w:r>
-        <w:rPr>
-          <w:lang w:val="es-419" w:eastAsia="es-CO"/>
-        </w:rPr>
-        <w:t>Pruebas periódicas.</w:t>
+          <w:numId w:val="28"/>
+        </w:numPr>
+        <w:ind w:left="1418" w:hanging="425"/>
+        <w:rPr>
+          <w:lang w:val="es-419" w:eastAsia="es-CO"/>
+        </w:rPr>
+      </w:pPr>
+      <w:r>
+        <w:rPr>
+          <w:lang w:val="es-419" w:eastAsia="es-CO"/>
+        </w:rPr>
+        <w:t>Requisitos para el diseño y la redundancia de las CRA.</w:t>
       </w:r>
     </w:p>
     <w:p>
@@ -6939,57 +6995,18 @@
         <w:pStyle w:val="Prrafodelista"/>
         <w:numPr>
           <w:ilvl w:val="0"/>
-          <w:numId w:val="27"/>
-        </w:numPr>
-        <w:ind w:left="993"/>
-        <w:rPr>
-          <w:lang w:val="es-419" w:eastAsia="es-CO"/>
-        </w:rPr>
-      </w:pPr>
-      <w:r>
-        <w:rPr>
-          <w:lang w:val="es-419" w:eastAsia="es-CO"/>
-        </w:rPr>
-        <w:t>Roles y responsabilidades durante situaciones de crisis.</w:t>
-      </w:r>
-    </w:p>
-    <w:p>
-      <w:pPr>
-        <w:pStyle w:val="Ttulo5"/>
-        <w:numPr>
-          <w:ilvl w:val="0"/>
-          <w:numId w:val="27"/>
-        </w:numPr>
-        <w:ind w:left="993"/>
-      </w:pPr>
-      <w:r>
-        <w:t>EN 50518, NFPA 72 y guías para CRA</w:t>
-      </w:r>
-    </w:p>
-    <w:p>
-      <w:pPr>
-        <w:rPr>
-          <w:lang w:val="es-419" w:eastAsia="es-CO"/>
-        </w:rPr>
-      </w:pPr>
-      <w:r>
-        <w:rPr>
-          <w:lang w:val="es-419" w:eastAsia="es-CO"/>
-        </w:rPr>
-        <w:t>Objetivo: constituyen referentes técnicos internacionales para el diseño, la infraestructura y la operación de centrales receptoras de alarmas (CRA/ARC) y sistemas de detección y alarma contra incendios.</w:t>
-      </w:r>
-    </w:p>
-    <w:p>
-      <w:pPr>
-        <w:rPr>
-          <w:lang w:val="es-419" w:eastAsia="es-CO"/>
-        </w:rPr>
-      </w:pPr>
-      <w:r>
-        <w:rPr>
-          <w:lang w:val="es-419" w:eastAsia="es-CO"/>
-        </w:rPr>
-        <w:t>Aspectos relevantes:</w:t>
+          <w:numId w:val="28"/>
+        </w:numPr>
+        <w:ind w:left="1418" w:hanging="425"/>
+        <w:rPr>
+          <w:lang w:val="es-419" w:eastAsia="es-CO"/>
+        </w:rPr>
+      </w:pPr>
+      <w:r>
+        <w:rPr>
+          <w:lang w:val="es-419" w:eastAsia="es-CO"/>
+        </w:rPr>
+        <w:t>Procedimientos para la verificación de señales.</w:t>
       </w:r>
     </w:p>
     <w:p>
@@ -6999,45 +7016,7 @@
           <w:ilvl w:val="0"/>
           <w:numId w:val="28"/>
         </w:numPr>
-        <w:ind w:left="993"/>
-        <w:rPr>
-          <w:lang w:val="es-419" w:eastAsia="es-CO"/>
-        </w:rPr>
-      </w:pPr>
-      <w:r>
-        <w:rPr>
-          <w:lang w:val="es-419" w:eastAsia="es-CO"/>
-        </w:rPr>
-        <w:t>Requisitos para el diseño y la redundancia de las CRA.</w:t>
-      </w:r>
-    </w:p>
-    <w:p>
-      <w:pPr>
-        <w:pStyle w:val="Prrafodelista"/>
-        <w:numPr>
-          <w:ilvl w:val="0"/>
-          <w:numId w:val="28"/>
-        </w:numPr>
-        <w:ind w:left="993"/>
-        <w:rPr>
-          <w:lang w:val="es-419" w:eastAsia="es-CO"/>
-        </w:rPr>
-      </w:pPr>
-      <w:r>
-        <w:rPr>
-          <w:lang w:val="es-419" w:eastAsia="es-CO"/>
-        </w:rPr>
-        <w:t>Procedimientos para la verificación de señales.</w:t>
-      </w:r>
-    </w:p>
-    <w:p>
-      <w:pPr>
-        <w:pStyle w:val="Prrafodelista"/>
-        <w:numPr>
-          <w:ilvl w:val="0"/>
-          <w:numId w:val="28"/>
-        </w:numPr>
-        <w:ind w:left="993"/>
+        <w:ind w:left="1418" w:hanging="425"/>
         <w:rPr>
           <w:lang w:val="es-419" w:eastAsia="es-CO"/>
         </w:rPr>
@@ -7132,7 +7111,7 @@
           <w:ilvl w:val="0"/>
           <w:numId w:val="29"/>
         </w:numPr>
-        <w:ind w:left="993"/>
+        <w:ind w:left="1418" w:hanging="425"/>
         <w:rPr>
           <w:lang w:val="es-419" w:eastAsia="es-CO"/>
         </w:rPr>
@@ -7151,7 +7130,7 @@
           <w:ilvl w:val="0"/>
           <w:numId w:val="29"/>
         </w:numPr>
-        <w:ind w:left="993"/>
+        <w:ind w:left="1418" w:hanging="425"/>
         <w:rPr>
           <w:lang w:val="es-419" w:eastAsia="es-CO"/>
         </w:rPr>
@@ -7170,7 +7149,7 @@
           <w:ilvl w:val="0"/>
           <w:numId w:val="29"/>
         </w:numPr>
-        <w:ind w:left="993"/>
+        <w:ind w:left="1418" w:hanging="425"/>
         <w:rPr>
           <w:lang w:val="es-419" w:eastAsia="es-CO"/>
         </w:rPr>
@@ -7189,7 +7168,7 @@
           <w:ilvl w:val="0"/>
           <w:numId w:val="29"/>
         </w:numPr>
-        <w:ind w:left="993"/>
+        <w:ind w:left="1418" w:hanging="425"/>
         <w:rPr>
           <w:lang w:val="es-419" w:eastAsia="es-CO"/>
         </w:rPr>
@@ -7255,16 +7234,93 @@
           <w:ilvl w:val="0"/>
           <w:numId w:val="30"/>
         </w:numPr>
+        <w:ind w:left="1418" w:hanging="425"/>
+        <w:rPr>
+          <w:lang w:val="es-419" w:eastAsia="es-CO"/>
+        </w:rPr>
+      </w:pPr>
+      <w:r>
+        <w:rPr>
+          <w:lang w:val="es-419" w:eastAsia="es-CO"/>
+        </w:rPr>
+        <w:t>Exige a los organizadores de eventos masivos elaborar planes de emergencia, seguridad, evacuación y manejo ambiental.</w:t>
+      </w:r>
+    </w:p>
+    <w:p>
+      <w:pPr>
+        <w:pStyle w:val="Prrafodelista"/>
+        <w:numPr>
+          <w:ilvl w:val="0"/>
+          <w:numId w:val="30"/>
+        </w:numPr>
+        <w:ind w:left="1418" w:hanging="425"/>
+        <w:rPr>
+          <w:lang w:val="es-419" w:eastAsia="es-CO"/>
+        </w:rPr>
+      </w:pPr>
+      <w:r>
+        <w:rPr>
+          <w:lang w:val="es-419" w:eastAsia="es-CO"/>
+        </w:rPr>
+        <w:t>Define la corresponsabilidad entre organizadores y autoridades.</w:t>
+      </w:r>
+    </w:p>
+    <w:p>
+      <w:pPr>
+        <w:pStyle w:val="Prrafodelista"/>
+        <w:numPr>
+          <w:ilvl w:val="0"/>
+          <w:numId w:val="30"/>
+        </w:numPr>
+        <w:ind w:left="1418" w:hanging="425"/>
+        <w:rPr>
+          <w:lang w:val="es-419" w:eastAsia="es-CO"/>
+        </w:rPr>
+      </w:pPr>
+      <w:r>
+        <w:rPr>
+          <w:lang w:val="es-419" w:eastAsia="es-CO"/>
+        </w:rPr>
+        <w:t>Promueve la prevención de riesgos y el mantenimiento del orden en eventos públicos.</w:t>
+      </w:r>
+    </w:p>
+    <w:p>
+      <w:pPr>
+        <w:pStyle w:val="Ttulo5"/>
+        <w:numPr>
+          <w:ilvl w:val="0"/>
+          <w:numId w:val="30"/>
+        </w:numPr>
         <w:ind w:left="993"/>
-        <w:rPr>
-          <w:lang w:val="es-419" w:eastAsia="es-CO"/>
-        </w:rPr>
-      </w:pPr>
-      <w:r>
-        <w:rPr>
-          <w:lang w:val="es-419" w:eastAsia="es-CO"/>
-        </w:rPr>
-        <w:t>Exige a los organizadores de eventos masivos elaborar planes de emergencia, seguridad, evacuación y manejo ambiental.</w:t>
+      </w:pPr>
+      <w:r>
+        <w:t>Guía técnica para la gestión de aglomeraciones de público</w:t>
+      </w:r>
+    </w:p>
+    <w:p>
+      <w:pPr>
+        <w:rPr>
+          <w:lang w:val="es-419" w:eastAsia="es-CO"/>
+        </w:rPr>
+      </w:pPr>
+      <w:r>
+        <w:rPr>
+          <w:lang w:val="es-419" w:eastAsia="es-CO"/>
+        </w:rPr>
+        <w:t>Objetivo: proporciona lineamientos técnicos para la planeación, el control y la respuesta en eventos con aglomeraciones de público.</w:t>
+      </w:r>
+    </w:p>
+    <w:p>
+      <w:pPr>
+        <w:rPr>
+          <w:lang w:val="es-419" w:eastAsia="es-CO"/>
+        </w:rPr>
+      </w:pPr>
+      <w:r>
+        <w:rPr>
+          <w:lang w:val="es-419" w:eastAsia="es-CO"/>
+        </w:rPr>
+        <w:t>Aspectos relevantes:</w:t>
       </w:r>
     </w:p>
     <w:p>
@@ -7272,18 +7328,18 @@
         <w:pStyle w:val="Prrafodelista"/>
         <w:numPr>
           <w:ilvl w:val="0"/>
-          <w:numId w:val="30"/>
-        </w:numPr>
-        <w:ind w:left="993"/>
-        <w:rPr>
-          <w:lang w:val="es-419" w:eastAsia="es-CO"/>
-        </w:rPr>
-      </w:pPr>
-      <w:r>
-        <w:rPr>
-          <w:lang w:val="es-419" w:eastAsia="es-CO"/>
-        </w:rPr>
-        <w:t>Define la corresponsabilidad entre organizadores y autoridades.</w:t>
+          <w:numId w:val="31"/>
+        </w:numPr>
+        <w:ind w:left="1418" w:hanging="425"/>
+        <w:rPr>
+          <w:lang w:val="es-419" w:eastAsia="es-CO"/>
+        </w:rPr>
+      </w:pPr>
+      <w:r>
+        <w:rPr>
+          <w:lang w:val="es-419" w:eastAsia="es-CO"/>
+        </w:rPr>
+        <w:t>Criterios para determinar la capacidad máxima de los escenarios.</w:t>
       </w:r>
     </w:p>
     <w:p>
@@ -7291,57 +7347,18 @@
         <w:pStyle w:val="Prrafodelista"/>
         <w:numPr>
           <w:ilvl w:val="0"/>
-          <w:numId w:val="30"/>
-        </w:numPr>
-        <w:ind w:left="993"/>
-        <w:rPr>
-          <w:lang w:val="es-419" w:eastAsia="es-CO"/>
-        </w:rPr>
-      </w:pPr>
-      <w:r>
-        <w:rPr>
-          <w:lang w:val="es-419" w:eastAsia="es-CO"/>
-        </w:rPr>
-        <w:t>Promueve la prevención de riesgos y el mantenimiento del orden en eventos públicos.</w:t>
-      </w:r>
-    </w:p>
-    <w:p>
-      <w:pPr>
-        <w:pStyle w:val="Ttulo5"/>
-        <w:numPr>
-          <w:ilvl w:val="0"/>
-          <w:numId w:val="30"/>
-        </w:numPr>
-        <w:ind w:left="993"/>
-      </w:pPr>
-      <w:r>
-        <w:t>Guía técnica para la gestión de aglomeraciones de público</w:t>
-      </w:r>
-    </w:p>
-    <w:p>
-      <w:pPr>
-        <w:rPr>
-          <w:lang w:val="es-419" w:eastAsia="es-CO"/>
-        </w:rPr>
-      </w:pPr>
-      <w:r>
-        <w:rPr>
-          <w:lang w:val="es-419" w:eastAsia="es-CO"/>
-        </w:rPr>
-        <w:t>Objetivo: proporciona lineamientos técnicos para la planeación, el control y la respuesta en eventos con aglomeraciones de público.</w:t>
-      </w:r>
-    </w:p>
-    <w:p>
-      <w:pPr>
-        <w:rPr>
-          <w:lang w:val="es-419" w:eastAsia="es-CO"/>
-        </w:rPr>
-      </w:pPr>
-      <w:r>
-        <w:rPr>
-          <w:lang w:val="es-419" w:eastAsia="es-CO"/>
-        </w:rPr>
-        <w:t>Aspectos relevantes:</w:t>
+          <w:numId w:val="31"/>
+        </w:numPr>
+        <w:ind w:left="1418" w:hanging="425"/>
+        <w:rPr>
+          <w:lang w:val="es-419" w:eastAsia="es-CO"/>
+        </w:rPr>
+      </w:pPr>
+      <w:r>
+        <w:rPr>
+          <w:lang w:val="es-419" w:eastAsia="es-CO"/>
+        </w:rPr>
+        <w:t>Control de accesos, señalización y evacuación.</w:t>
       </w:r>
     </w:p>
     <w:p>
@@ -7351,16 +7368,16 @@
           <w:ilvl w:val="0"/>
           <w:numId w:val="31"/>
         </w:numPr>
-        <w:ind w:left="993"/>
-        <w:rPr>
-          <w:lang w:val="es-419" w:eastAsia="es-CO"/>
-        </w:rPr>
-      </w:pPr>
-      <w:r>
-        <w:rPr>
-          <w:lang w:val="es-419" w:eastAsia="es-CO"/>
-        </w:rPr>
-        <w:t>Criterios para determinar la capacidad máxima de los escenarios.</w:t>
+        <w:ind w:left="1418" w:hanging="425"/>
+        <w:rPr>
+          <w:lang w:val="es-419" w:eastAsia="es-CO"/>
+        </w:rPr>
+      </w:pPr>
+      <w:r>
+        <w:rPr>
+          <w:lang w:val="es-419" w:eastAsia="es-CO"/>
+        </w:rPr>
+        <w:t>Organización de primeros auxilios.</w:t>
       </w:r>
     </w:p>
     <w:p>
@@ -7370,45 +7387,7 @@
           <w:ilvl w:val="0"/>
           <w:numId w:val="31"/>
         </w:numPr>
-        <w:ind w:left="993"/>
-        <w:rPr>
-          <w:lang w:val="es-419" w:eastAsia="es-CO"/>
-        </w:rPr>
-      </w:pPr>
-      <w:r>
-        <w:rPr>
-          <w:lang w:val="es-419" w:eastAsia="es-CO"/>
-        </w:rPr>
-        <w:t>Control de accesos, señalización y evacuación.</w:t>
-      </w:r>
-    </w:p>
-    <w:p>
-      <w:pPr>
-        <w:pStyle w:val="Prrafodelista"/>
-        <w:numPr>
-          <w:ilvl w:val="0"/>
-          <w:numId w:val="31"/>
-        </w:numPr>
-        <w:ind w:left="993"/>
-        <w:rPr>
-          <w:lang w:val="es-419" w:eastAsia="es-CO"/>
-        </w:rPr>
-      </w:pPr>
-      <w:r>
-        <w:rPr>
-          <w:lang w:val="es-419" w:eastAsia="es-CO"/>
-        </w:rPr>
-        <w:t>Organización de primeros auxilios.</w:t>
-      </w:r>
-    </w:p>
-    <w:p>
-      <w:pPr>
-        <w:pStyle w:val="Prrafodelista"/>
-        <w:numPr>
-          <w:ilvl w:val="0"/>
-          <w:numId w:val="31"/>
-        </w:numPr>
-        <w:ind w:left="993"/>
+        <w:ind w:left="1418" w:hanging="425"/>
         <w:rPr>
           <w:lang w:val="es-419" w:eastAsia="es-CO"/>
         </w:rPr>
@@ -7509,16 +7488,112 @@
           <w:ilvl w:val="0"/>
           <w:numId w:val="32"/>
         </w:numPr>
+        <w:ind w:left="1418" w:hanging="425"/>
+        <w:rPr>
+          <w:lang w:val="es-419" w:eastAsia="es-CO"/>
+        </w:rPr>
+      </w:pPr>
+      <w:r>
+        <w:rPr>
+          <w:lang w:val="es-419" w:eastAsia="es-CO"/>
+        </w:rPr>
+        <w:t>Principios de finalidad, proporcionalidad y confidencialidad.</w:t>
+      </w:r>
+    </w:p>
+    <w:p>
+      <w:pPr>
+        <w:pStyle w:val="Prrafodelista"/>
+        <w:numPr>
+          <w:ilvl w:val="0"/>
+          <w:numId w:val="32"/>
+        </w:numPr>
+        <w:ind w:left="1418" w:hanging="425"/>
+        <w:rPr>
+          <w:lang w:val="es-419" w:eastAsia="es-CO"/>
+        </w:rPr>
+      </w:pPr>
+      <w:r>
+        <w:rPr>
+          <w:lang w:val="es-419" w:eastAsia="es-CO"/>
+        </w:rPr>
+        <w:t>Deber de informar y, cuando corresponda, obtener autorización del titular.</w:t>
+      </w:r>
+    </w:p>
+    <w:p>
+      <w:pPr>
+        <w:pStyle w:val="Prrafodelista"/>
+        <w:numPr>
+          <w:ilvl w:val="0"/>
+          <w:numId w:val="32"/>
+        </w:numPr>
+        <w:ind w:left="1418" w:hanging="425"/>
+        <w:rPr>
+          <w:lang w:val="es-419" w:eastAsia="es-CO"/>
+        </w:rPr>
+      </w:pPr>
+      <w:r>
+        <w:rPr>
+          <w:lang w:val="es-419" w:eastAsia="es-CO"/>
+        </w:rPr>
+        <w:t>Derechos de acceso, rectificación, actualización y supresión de datos.</w:t>
+      </w:r>
+    </w:p>
+    <w:p>
+      <w:pPr>
+        <w:pStyle w:val="Prrafodelista"/>
+        <w:numPr>
+          <w:ilvl w:val="0"/>
+          <w:numId w:val="32"/>
+        </w:numPr>
+        <w:ind w:left="1418" w:hanging="425"/>
+        <w:rPr>
+          <w:lang w:val="es-419" w:eastAsia="es-CO"/>
+        </w:rPr>
+      </w:pPr>
+      <w:r>
+        <w:rPr>
+          <w:lang w:val="es-419" w:eastAsia="es-CO"/>
+        </w:rPr>
+        <w:t>Sanciones por el manejo inadecuado de la información.</w:t>
+      </w:r>
+    </w:p>
+    <w:p>
+      <w:pPr>
+        <w:pStyle w:val="Ttulo5"/>
+        <w:numPr>
+          <w:ilvl w:val="0"/>
+          <w:numId w:val="32"/>
+        </w:numPr>
         <w:ind w:left="993"/>
-        <w:rPr>
-          <w:lang w:val="es-419" w:eastAsia="es-CO"/>
-        </w:rPr>
-      </w:pPr>
-      <w:r>
-        <w:rPr>
-          <w:lang w:val="es-419" w:eastAsia="es-CO"/>
-        </w:rPr>
-        <w:t>Principios de finalidad, proporcionalidad y confidencialidad.</w:t>
+      </w:pPr>
+      <w:r>
+        <w:t>Ley 84 de 1873 Código Civil</w:t>
+      </w:r>
+    </w:p>
+    <w:p>
+      <w:pPr>
+        <w:rPr>
+          <w:lang w:val="es-419" w:eastAsia="es-CO"/>
+        </w:rPr>
+      </w:pPr>
+      <w:r>
+        <w:rPr>
+          <w:lang w:val="es-419" w:eastAsia="es-CO"/>
+        </w:rPr>
+        <w:t>Objetivo: establece la responsabilidad civil por los daños ocasionados mediante acción u omisión, incluyendo los derivados de la prestación de servicios de vigilancia y seguridad privada.</w:t>
+      </w:r>
+    </w:p>
+    <w:p>
+      <w:pPr>
+        <w:rPr>
+          <w:lang w:val="es-419" w:eastAsia="es-CO"/>
+        </w:rPr>
+      </w:pPr>
+      <w:r>
+        <w:rPr>
+          <w:lang w:val="es-419" w:eastAsia="es-CO"/>
+        </w:rPr>
+        <w:t>Aspectos relevantes:</w:t>
       </w:r>
     </w:p>
     <w:p>
@@ -7526,18 +7601,18 @@
         <w:pStyle w:val="Prrafodelista"/>
         <w:numPr>
           <w:ilvl w:val="0"/>
-          <w:numId w:val="32"/>
-        </w:numPr>
-        <w:ind w:left="993"/>
-        <w:rPr>
-          <w:lang w:val="es-419" w:eastAsia="es-CO"/>
-        </w:rPr>
-      </w:pPr>
-      <w:r>
-        <w:rPr>
-          <w:lang w:val="es-419" w:eastAsia="es-CO"/>
-        </w:rPr>
-        <w:t>Deber de informar y, cuando corresponda, obtener autorización del titular.</w:t>
+          <w:numId w:val="33"/>
+        </w:numPr>
+        <w:ind w:left="1418" w:hanging="425"/>
+        <w:rPr>
+          <w:lang w:val="es-419" w:eastAsia="es-CO"/>
+        </w:rPr>
+      </w:pPr>
+      <w:r>
+        <w:rPr>
+          <w:lang w:val="es-419" w:eastAsia="es-CO"/>
+        </w:rPr>
+        <w:t>Obligación de reparar los daños ocasionados.</w:t>
       </w:r>
     </w:p>
     <w:p>
@@ -7545,18 +7620,18 @@
         <w:pStyle w:val="Prrafodelista"/>
         <w:numPr>
           <w:ilvl w:val="0"/>
-          <w:numId w:val="32"/>
-        </w:numPr>
-        <w:ind w:left="993"/>
-        <w:rPr>
-          <w:lang w:val="es-419" w:eastAsia="es-CO"/>
-        </w:rPr>
-      </w:pPr>
-      <w:r>
-        <w:rPr>
-          <w:lang w:val="es-419" w:eastAsia="es-CO"/>
-        </w:rPr>
-        <w:t>Derechos de acceso, rectificación, actualización y supresión de datos.</w:t>
+          <w:numId w:val="33"/>
+        </w:numPr>
+        <w:ind w:left="1418" w:hanging="425"/>
+        <w:rPr>
+          <w:lang w:val="es-419" w:eastAsia="es-CO"/>
+        </w:rPr>
+      </w:pPr>
+      <w:r>
+        <w:rPr>
+          <w:lang w:val="es-419" w:eastAsia="es-CO"/>
+        </w:rPr>
+        <w:t>Responsabilidad por actos de negligencia.</w:t>
       </w:r>
     </w:p>
     <w:p>
@@ -7564,105 +7639,9 @@
         <w:pStyle w:val="Prrafodelista"/>
         <w:numPr>
           <w:ilvl w:val="0"/>
-          <w:numId w:val="32"/>
-        </w:numPr>
-        <w:ind w:left="993"/>
-        <w:rPr>
-          <w:lang w:val="es-419" w:eastAsia="es-CO"/>
-        </w:rPr>
-      </w:pPr>
-      <w:r>
-        <w:rPr>
-          <w:lang w:val="es-419" w:eastAsia="es-CO"/>
-        </w:rPr>
-        <w:t>Sanciones por el manejo inadecuado de la información.</w:t>
-      </w:r>
-    </w:p>
-    <w:p>
-      <w:pPr>
-        <w:pStyle w:val="Ttulo5"/>
-        <w:numPr>
-          <w:ilvl w:val="0"/>
-          <w:numId w:val="32"/>
-        </w:numPr>
-        <w:ind w:left="993"/>
-      </w:pPr>
-      <w:r>
-        <w:t>Ley 84 de 1873 Código Civil</w:t>
-      </w:r>
-    </w:p>
-    <w:p>
-      <w:pPr>
-        <w:rPr>
-          <w:lang w:val="es-419" w:eastAsia="es-CO"/>
-        </w:rPr>
-      </w:pPr>
-      <w:r>
-        <w:rPr>
-          <w:lang w:val="es-419" w:eastAsia="es-CO"/>
-        </w:rPr>
-        <w:t>Objetivo: establece la responsabilidad civil por los daños ocasionados mediante acción u omisión, incluyendo los derivados de la prestación de servicios de vigilancia y seguridad privada.</w:t>
-      </w:r>
-    </w:p>
-    <w:p>
-      <w:pPr>
-        <w:rPr>
-          <w:lang w:val="es-419" w:eastAsia="es-CO"/>
-        </w:rPr>
-      </w:pPr>
-      <w:r>
-        <w:rPr>
-          <w:lang w:val="es-419" w:eastAsia="es-CO"/>
-        </w:rPr>
-        <w:t>Aspectos relevantes:</w:t>
-      </w:r>
-    </w:p>
-    <w:p>
-      <w:pPr>
-        <w:pStyle w:val="Prrafodelista"/>
-        <w:numPr>
-          <w:ilvl w:val="0"/>
           <w:numId w:val="33"/>
         </w:numPr>
-        <w:ind w:left="993"/>
-        <w:rPr>
-          <w:lang w:val="es-419" w:eastAsia="es-CO"/>
-        </w:rPr>
-      </w:pPr>
-      <w:r>
-        <w:rPr>
-          <w:lang w:val="es-419" w:eastAsia="es-CO"/>
-        </w:rPr>
-        <w:t>Obligación de reparar los daños ocasionados.</w:t>
-      </w:r>
-    </w:p>
-    <w:p>
-      <w:pPr>
-        <w:pStyle w:val="Prrafodelista"/>
-        <w:numPr>
-          <w:ilvl w:val="0"/>
-          <w:numId w:val="33"/>
-        </w:numPr>
-        <w:ind w:left="993"/>
-        <w:rPr>
-          <w:lang w:val="es-419" w:eastAsia="es-CO"/>
-        </w:rPr>
-      </w:pPr>
-      <w:r>
-        <w:rPr>
-          <w:lang w:val="es-419" w:eastAsia="es-CO"/>
-        </w:rPr>
-        <w:t>Responsabilidad por actos de negligencia.</w:t>
-      </w:r>
-    </w:p>
-    <w:p>
-      <w:pPr>
-        <w:pStyle w:val="Prrafodelista"/>
-        <w:numPr>
-          <w:ilvl w:val="0"/>
-          <w:numId w:val="33"/>
-        </w:numPr>
-        <w:ind w:left="993"/>
+        <w:ind w:left="1418" w:hanging="425"/>
         <w:rPr>
           <w:lang w:val="es-419" w:eastAsia="es-CO"/>
         </w:rPr>
@@ -7947,7 +7926,7 @@
           <w:noProof/>
         </w:rPr>
         <w:drawing>
-          <wp:inline distT="0" distB="0" distL="0" distR="0" wp14:anchorId="2079022B" wp14:editId="159567B7">
+          <wp:inline distT="0" distB="0" distL="0" distR="0" wp14:anchorId="2079022B" wp14:editId="773CDD94">
             <wp:extent cx="4680000" cy="2632500"/>
             <wp:effectExtent l="0" t="0" r="6350" b="0"/>
             <wp:docPr id="1" name="Imagen 1"/>
@@ -10101,19 +10080,11 @@
           <w:lang w:val="es-419" w:eastAsia="es-CO"/>
         </w:rPr>
       </w:pPr>
-      <w:proofErr w:type="spellStart"/>
       <w:r>
         <w:rPr>
           <w:rStyle w:val="Ttulo5Car"/>
         </w:rPr>
-        <w:t>Contextualidad</w:t>
-      </w:r>
-      <w:proofErr w:type="spellEnd"/>
-      <w:r>
-        <w:rPr>
-          <w:rStyle w:val="Ttulo5Car"/>
-        </w:rPr>
-        <w:t>.</w:t>
+        <w:t>Contextualidad.</w:t>
       </w:r>
       <w:r>
         <w:rPr>
@@ -10121,41 +10092,13 @@
         </w:rPr>
         <w:t xml:space="preserve"> Los riesgos se evalúan de acuerdo con los objetivos específicos del servicio, como los tiempos de respuesta establecidos en los acuerdos de nivel de servicio (</w:t>
       </w:r>
-      <w:proofErr w:type="spellStart"/>
       <w:r>
         <w:rPr>
           <w:rStyle w:val="Extranjerismo"/>
           <w:spacing w:val="0"/>
           <w:lang w:val="es-419" w:eastAsia="es-CO"/>
         </w:rPr>
-        <w:t>Service</w:t>
-      </w:r>
-      <w:proofErr w:type="spellEnd"/>
-      <w:r>
-        <w:rPr>
-          <w:rStyle w:val="Extranjerismo"/>
-          <w:spacing w:val="0"/>
-          <w:lang w:val="es-419" w:eastAsia="es-CO"/>
-        </w:rPr>
-        <w:t xml:space="preserve"> </w:t>
-      </w:r>
-      <w:proofErr w:type="spellStart"/>
-      <w:r>
-        <w:rPr>
-          <w:rStyle w:val="Extranjerismo"/>
-          <w:spacing w:val="0"/>
-          <w:lang w:val="es-419" w:eastAsia="es-CO"/>
-        </w:rPr>
-        <w:t>Level</w:t>
-      </w:r>
-      <w:proofErr w:type="spellEnd"/>
-      <w:r>
-        <w:rPr>
-          <w:rStyle w:val="Extranjerismo"/>
-          <w:spacing w:val="0"/>
-          <w:lang w:val="es-419" w:eastAsia="es-CO"/>
-        </w:rPr>
-        <w:t xml:space="preserve"> </w:t>
+        <w:t xml:space="preserve">Service Level </w:t>
       </w:r>
       <w:proofErr w:type="spellStart"/>
       <w:r>
@@ -11111,7 +11054,6 @@
       <w:r>
         <w:t xml:space="preserve">Metodología </w:t>
       </w:r>
-      <w:proofErr w:type="spellStart"/>
       <w:r>
         <w:rPr>
           <w:rStyle w:val="Extranjerismo"/>
@@ -11120,7 +11062,6 @@
         </w:rPr>
         <w:t>Bow-Tie</w:t>
       </w:r>
-      <w:proofErr w:type="spellEnd"/>
       <w:r>
         <w:t xml:space="preserve"> (diagrama de corbata)</w:t>
       </w:r>
@@ -11137,7 +11078,6 @@
         </w:rPr>
         <w:t xml:space="preserve">La metodología </w:t>
       </w:r>
-      <w:proofErr w:type="spellStart"/>
       <w:r>
         <w:rPr>
           <w:rStyle w:val="Extranjerismo"/>
@@ -11146,7 +11086,6 @@
         </w:rPr>
         <w:t>Bow-Tie</w:t>
       </w:r>
-      <w:proofErr w:type="spellEnd"/>
       <w:r>
         <w:rPr>
           <w:lang w:val="es-419" w:eastAsia="es-CO"/>
@@ -11473,39 +11412,21 @@
           <w:rStyle w:val="Extranjerismo"/>
           <w:lang w:val="es-419" w:eastAsia="es-CO"/>
         </w:rPr>
-        <w:t xml:space="preserve"> </w:t>
-      </w:r>
-      <w:proofErr w:type="spellStart"/>
+        <w:t xml:space="preserve"> Study</w:t>
+      </w:r>
+      <w:r>
+        <w:rPr>
+          <w:lang w:val="es-419" w:eastAsia="es-CO"/>
+        </w:rPr>
+        <w:t>) y JSA (</w:t>
+      </w:r>
       <w:r>
         <w:rPr>
           <w:rStyle w:val="Extranjerismo"/>
           <w:lang w:val="es-419" w:eastAsia="es-CO"/>
         </w:rPr>
-        <w:t>Study</w:t>
-      </w:r>
-      <w:proofErr w:type="spellEnd"/>
-      <w:r>
-        <w:rPr>
-          <w:lang w:val="es-419" w:eastAsia="es-CO"/>
-        </w:rPr>
-        <w:t>) y JSA (</w:t>
-      </w:r>
-      <w:r>
-        <w:rPr>
-          <w:rStyle w:val="Extranjerismo"/>
-          <w:lang w:val="es-419" w:eastAsia="es-CO"/>
-        </w:rPr>
-        <w:t xml:space="preserve">Job Safety </w:t>
-      </w:r>
-      <w:proofErr w:type="spellStart"/>
-      <w:r>
-        <w:rPr>
-          <w:rStyle w:val="Extranjerismo"/>
-          <w:lang w:val="es-419" w:eastAsia="es-CO"/>
-        </w:rPr>
-        <w:t>Analysis</w:t>
-      </w:r>
-      <w:proofErr w:type="spellEnd"/>
+        <w:t>Job Safety Analysis</w:t>
+      </w:r>
       <w:r>
         <w:rPr>
           <w:lang w:val="es-419" w:eastAsia="es-CO"/>
@@ -11626,18 +11547,8 @@
           <w:spacing w:val="0"/>
           <w:lang w:val="es-ES"/>
         </w:rPr>
-        <w:t xml:space="preserve">Job Safety </w:t>
-      </w:r>
-      <w:proofErr w:type="spellStart"/>
-      <w:r>
-        <w:rPr>
-          <w:rStyle w:val="Extranjerismo"/>
-          <w:spacing w:val="0"/>
-          <w:lang w:val="es-ES"/>
-        </w:rPr>
-        <w:t>Analysis</w:t>
-      </w:r>
-      <w:proofErr w:type="spellEnd"/>
+        <w:t>Job Safety Analysis</w:t>
+      </w:r>
       <w:r>
         <w:t xml:space="preserve"> o Análisis de Seguridad del Trabajo)</w:t>
       </w:r>
@@ -11861,37 +11772,12 @@
         </w:rPr>
         <w:t xml:space="preserve">El </w:t>
       </w:r>
-      <w:proofErr w:type="spellStart"/>
       <w:r>
         <w:rPr>
           <w:rStyle w:val="Extranjerismo"/>
           <w:lang w:val="es-419" w:eastAsia="es-CO"/>
         </w:rPr>
-        <w:t>Annualized</w:t>
-      </w:r>
-      <w:proofErr w:type="spellEnd"/>
-      <w:r>
-        <w:rPr>
-          <w:rStyle w:val="Extranjerismo"/>
-          <w:lang w:val="es-419" w:eastAsia="es-CO"/>
-        </w:rPr>
-        <w:t xml:space="preserve"> </w:t>
-      </w:r>
-      <w:proofErr w:type="spellStart"/>
-      <w:r>
-        <w:rPr>
-          <w:rStyle w:val="Extranjerismo"/>
-          <w:lang w:val="es-419" w:eastAsia="es-CO"/>
-        </w:rPr>
-        <w:t>Loss</w:t>
-      </w:r>
-      <w:proofErr w:type="spellEnd"/>
-      <w:r>
-        <w:rPr>
-          <w:rStyle w:val="Extranjerismo"/>
-          <w:lang w:val="es-419" w:eastAsia="es-CO"/>
-        </w:rPr>
-        <w:t xml:space="preserve"> </w:t>
+        <w:t xml:space="preserve">Annualized Loss </w:t>
       </w:r>
       <w:proofErr w:type="spellStart"/>
       <w:r>
@@ -12026,7 +11912,6 @@
           <w:lang w:val="es-419" w:eastAsia="es-CO"/>
         </w:rPr>
       </w:pPr>
-      <w:proofErr w:type="spellStart"/>
       <w:r>
         <w:rPr>
           <w:rStyle w:val="Extranjerismo"/>
@@ -12034,9 +11919,9 @@
           <w:bCs/>
           <w:lang w:val="es-419" w:eastAsia="es-CO"/>
         </w:rPr>
-        <w:t>Annualized</w:t>
-      </w:r>
-      <w:proofErr w:type="spellEnd"/>
+        <w:t xml:space="preserve">Annualized Loss </w:t>
+      </w:r>
+      <w:proofErr w:type="spellStart"/>
       <w:r>
         <w:rPr>
           <w:rStyle w:val="Extranjerismo"/>
@@ -12044,9 +11929,1044 @@
           <w:bCs/>
           <w:lang w:val="es-419" w:eastAsia="es-CO"/>
         </w:rPr>
-        <w:t xml:space="preserve"> </w:t>
+        <w:t>Expectancy</w:t>
+      </w:r>
+      <w:proofErr w:type="spellEnd"/>
+      <w:r>
+        <w:rPr>
+          <w:b/>
+          <w:bCs/>
+          <w:lang w:val="es-419" w:eastAsia="es-CO"/>
+        </w:rPr>
+        <w:t xml:space="preserve"> (ALE)</w:t>
+      </w:r>
+    </w:p>
+    <w:p>
+      <w:pPr>
+        <w:rPr>
+          <w:lang w:val="en-US" w:eastAsia="es-CO"/>
+        </w:rPr>
+      </w:pPr>
+      <w:r>
+        <w:rPr>
+          <w:lang w:val="es-419" w:eastAsia="es-CO"/>
+        </w:rPr>
+        <w:t xml:space="preserve">Para profundizar en este tema, consulte el Anexo 5. </w:t>
+      </w:r>
+      <w:r>
+        <w:rPr>
+          <w:lang w:val="en-US" w:eastAsia="es-CO"/>
+        </w:rPr>
+        <w:t xml:space="preserve">Anexo 5. </w:t>
+      </w:r>
+      <w:r>
+        <w:rPr>
+          <w:rStyle w:val="Extranjerismo"/>
+          <w:spacing w:val="0"/>
+          <w:lang w:eastAsia="es-CO"/>
+        </w:rPr>
+        <w:t>Annualized Loss Expectancy</w:t>
+      </w:r>
+      <w:r>
+        <w:rPr>
+          <w:lang w:val="en-US" w:eastAsia="es-CO"/>
+        </w:rPr>
+        <w:t xml:space="preserve"> (ALE) </w:t>
+      </w:r>
+      <w:r>
+        <w:rPr>
+          <w:rStyle w:val="Extranjerismo"/>
+          <w:spacing w:val="0"/>
+          <w:lang w:eastAsia="es-CO"/>
+        </w:rPr>
+        <w:t>Methodology</w:t>
+      </w:r>
+      <w:r>
+        <w:rPr>
+          <w:lang w:val="en-US" w:eastAsia="es-CO"/>
+        </w:rPr>
+        <w:t>.</w:t>
+      </w:r>
+    </w:p>
+    <w:p>
+      <w:pPr>
+        <w:rPr>
+          <w:lang w:val="es-ES" w:eastAsia="es-CO"/>
+        </w:rPr>
+      </w:pPr>
+      <w:r>
+        <w:rPr>
+          <w:lang w:val="es-ES" w:eastAsia="es-CO"/>
+        </w:rPr>
+        <w:t>“Para profundizar sobre el tema, consulte el documento “Anexo_5_Annualized_Loss_Expectancy_Methodology.pdf”, ubicado en la carpeta de Anexos”.</w:t>
+      </w:r>
+    </w:p>
+    <w:p>
+      <w:pPr>
+        <w:pStyle w:val="Ttulo2"/>
+      </w:pPr>
+      <w:bookmarkStart w:id="18" w:name="_Toc236323233"/>
+      <w:r>
+        <w:t>Pasos para gestionar los riesgos</w:t>
+      </w:r>
+      <w:bookmarkEnd w:id="18"/>
+    </w:p>
+    <w:p>
+      <w:pPr>
+        <w:rPr>
+          <w:lang w:val="es-419" w:eastAsia="es-CO"/>
+        </w:rPr>
+      </w:pPr>
+      <w:r>
+        <w:rPr>
+          <w:lang w:val="es-419" w:eastAsia="es-CO"/>
+        </w:rPr>
+        <w:t>La gestión del riesgo requiere un proceso sistemático que permita identificar, evaluar y controlar los eventos que pueden afectar la prestación del servicio. Cada etapa debe quedar documentada, asignar responsables y ser objeto de seguimiento periódico para garantizar su eficacia.</w:t>
+      </w:r>
+    </w:p>
+    <w:p>
+      <w:pPr>
+        <w:pStyle w:val="Prrafodelista"/>
+        <w:numPr>
+          <w:ilvl w:val="0"/>
+          <w:numId w:val="50"/>
+        </w:numPr>
+        <w:ind w:left="993"/>
+        <w:rPr>
+          <w:lang w:val="es-419" w:eastAsia="es-CO"/>
+        </w:rPr>
+      </w:pPr>
+      <w:r>
+        <w:rPr>
+          <w:rStyle w:val="Ttulo5Car"/>
+        </w:rPr>
+        <w:t>Identificar los riesgos.</w:t>
+      </w:r>
+      <w:r>
+        <w:rPr>
+          <w:lang w:val="es-419" w:eastAsia="es-CO"/>
+        </w:rPr>
+        <w:t xml:space="preserve"> Reconocer los eventos que pueden afectar la operación mediante talleres de trabajo, revisión de bitácoras, análisis de incidentes e inspecciones, con el fin de elaborar el inventario de riesgos.</w:t>
+      </w:r>
+    </w:p>
+    <w:p>
+      <w:pPr>
+        <w:pStyle w:val="Prrafodelista"/>
+        <w:numPr>
+          <w:ilvl w:val="0"/>
+          <w:numId w:val="50"/>
+        </w:numPr>
+        <w:ind w:left="993"/>
+        <w:rPr>
+          <w:lang w:val="es-419" w:eastAsia="es-CO"/>
+        </w:rPr>
+      </w:pPr>
+      <w:r>
+        <w:rPr>
+          <w:rStyle w:val="Ttulo5Car"/>
+        </w:rPr>
+        <w:t>Valorar el riesgo.</w:t>
+      </w:r>
+      <w:r>
+        <w:rPr>
+          <w:lang w:val="es-419" w:eastAsia="es-CO"/>
+        </w:rPr>
+        <w:t xml:space="preserve"> Determinar la probabilidad de ocurrencia y el impacto de cada riesgo mediante una matriz de probabilidad e impacto u otra metodología semicuantitativa, conforme a los lineamientos de la ISO 31000.</w:t>
+      </w:r>
+    </w:p>
+    <w:p>
+      <w:pPr>
+        <w:pStyle w:val="Prrafodelista"/>
+        <w:numPr>
+          <w:ilvl w:val="0"/>
+          <w:numId w:val="50"/>
+        </w:numPr>
+        <w:ind w:left="993"/>
+        <w:rPr>
+          <w:lang w:val="es-419" w:eastAsia="es-CO"/>
+        </w:rPr>
+      </w:pPr>
+      <w:r>
+        <w:rPr>
+          <w:rStyle w:val="Ttulo5Car"/>
+        </w:rPr>
+        <w:lastRenderedPageBreak/>
+        <w:t>Tratar el riesgo.</w:t>
+      </w:r>
+      <w:r>
+        <w:rPr>
+          <w:lang w:val="es-419" w:eastAsia="es-CO"/>
+        </w:rPr>
+        <w:t xml:space="preserve"> Definir la estrategia más adecuada para cada riesgo: evitarlo, reducirlo mediante controles, transferirlo (por ejemplo, mediante seguros) o aceptarlo cuando resulte técnicamente justificable.</w:t>
+      </w:r>
+    </w:p>
+    <w:p>
+      <w:pPr>
+        <w:pStyle w:val="Prrafodelista"/>
+        <w:numPr>
+          <w:ilvl w:val="0"/>
+          <w:numId w:val="50"/>
+        </w:numPr>
+        <w:ind w:left="993"/>
+        <w:rPr>
+          <w:lang w:val="es-419" w:eastAsia="es-CO"/>
+        </w:rPr>
+      </w:pPr>
+      <w:r>
+        <w:rPr>
+          <w:rStyle w:val="Ttulo5Car"/>
+        </w:rPr>
+        <w:t>Monitorear.</w:t>
+      </w:r>
+      <w:r>
+        <w:rPr>
+          <w:lang w:val="es-419" w:eastAsia="es-CO"/>
+        </w:rPr>
+        <w:t xml:space="preserve"> Realizar seguimiento periódico a los riesgos identificados y verificar la eficacia de los controles implementados, actualizando la información cuando se presenten cambios en el contexto o en las operaciones.</w:t>
+      </w:r>
+    </w:p>
+    <w:p>
+      <w:pPr>
+        <w:pStyle w:val="Prrafodelista"/>
+        <w:numPr>
+          <w:ilvl w:val="0"/>
+          <w:numId w:val="50"/>
+        </w:numPr>
+        <w:ind w:left="993"/>
+        <w:rPr>
+          <w:lang w:val="es-419" w:eastAsia="es-CO"/>
+        </w:rPr>
+      </w:pPr>
+      <w:r>
+        <w:rPr>
+          <w:rStyle w:val="Ttulo5Car"/>
+        </w:rPr>
+        <w:t>Registrar.</w:t>
+      </w:r>
+      <w:r>
+        <w:rPr>
+          <w:lang w:val="es-419" w:eastAsia="es-CO"/>
+        </w:rPr>
+        <w:t xml:space="preserve"> Documentar las evaluaciones realizadas, las decisiones adoptadas, las evidencias de implementación y los resultados obtenidos, garantizando la trazabilidad y la posibilidad de auditoría.</w:t>
+      </w:r>
+    </w:p>
+    <w:p>
+      <w:pPr>
+        <w:rPr>
+          <w:lang w:val="es-419" w:eastAsia="es-CO"/>
+        </w:rPr>
+      </w:pPr>
+      <w:r>
+        <w:rPr>
+          <w:lang w:val="es-419" w:eastAsia="es-CO"/>
+        </w:rPr>
+        <w:t>La aplicación sistemática de estas metodologías fortalece la gestión integral del riesgo, facilita la toma de decisiones basada en evidencia y contribuye a proteger a las personas, los activos y la continuidad de las operaciones en los servicios de vigilancia y seguridad privada.</w:t>
+      </w:r>
+    </w:p>
+    <w:p>
+      <w:pPr>
+        <w:pStyle w:val="Ttulo2"/>
+      </w:pPr>
+      <w:bookmarkStart w:id="19" w:name="_Toc236323234"/>
+      <w:r>
+        <w:t>Verificación de riesgos</w:t>
+      </w:r>
+      <w:bookmarkEnd w:id="19"/>
+    </w:p>
+    <w:p>
+      <w:pPr>
+        <w:rPr>
+          <w:lang w:val="es-419" w:eastAsia="es-CO"/>
+        </w:rPr>
+      </w:pPr>
+      <w:r>
+        <w:rPr>
+          <w:lang w:val="es-419" w:eastAsia="es-CO"/>
+        </w:rPr>
+        <w:t>La gestión del riesgo no finaliza con la identificación, valoración y tratamiento de los riesgos. También requiere comprobar que las medidas de control implementadas funcionan correctamente y que los eventos son detectados y atendidos de manera oportuna. La verificación permite evaluar la eficacia de los controles, identificar oportunidades de mejora y fortalecer la capacidad de respuesta de la organización.</w:t>
+      </w:r>
+    </w:p>
+    <w:p>
+      <w:pPr>
+        <w:rPr>
+          <w:lang w:val="es-419" w:eastAsia="es-CO"/>
+        </w:rPr>
+      </w:pPr>
+      <w:r>
+        <w:rPr>
+          <w:lang w:val="es-419" w:eastAsia="es-CO"/>
+        </w:rPr>
+        <w:t>En los servicios de vigilancia y seguridad privada, la verificación puede realizarse mediante diferentes mecanismos que combinan el análisis de información técnica, la supervisión del personal y la ejecución de ejercicios operativos:</w:t>
+      </w:r>
+    </w:p>
+    <w:p>
+      <w:pPr>
+        <w:pStyle w:val="Prrafodelista"/>
+        <w:numPr>
+          <w:ilvl w:val="0"/>
+          <w:numId w:val="51"/>
+        </w:numPr>
+        <w:ind w:left="993"/>
+        <w:rPr>
+          <w:lang w:val="es-419" w:eastAsia="es-CO"/>
+        </w:rPr>
+      </w:pPr>
+      <w:r>
+        <w:rPr>
+          <w:rStyle w:val="Ttulo5Car"/>
+        </w:rPr>
+        <w:lastRenderedPageBreak/>
+        <w:t>Verificación técnica.</w:t>
+      </w:r>
+      <w:r>
+        <w:rPr>
+          <w:lang w:val="es-419" w:eastAsia="es-CO"/>
+        </w:rPr>
+        <w:t xml:space="preserve"> Comprende el análisis de registros (</w:t>
+      </w:r>
+      <w:r>
+        <w:rPr>
+          <w:rStyle w:val="Extranjerismo"/>
+          <w:spacing w:val="0"/>
+          <w:lang w:val="es-419" w:eastAsia="es-CO"/>
+        </w:rPr>
+        <w:t>logs</w:t>
+      </w:r>
+      <w:r>
+        <w:rPr>
+          <w:lang w:val="es-419" w:eastAsia="es-CO"/>
+        </w:rPr>
+        <w:t>) de los sistemas de videovigilancia (VMS), la revisión de eventos del sistema de control de acceso, la validación de la trazabilidad GPS de las patrullas, el análisis de alarmas generadas y atendidas, y la verificación del funcionamiento de los equipos tecnológicos. Estas actividades permiten confirmar que los sistemas operan correctamente y que la respuesta fue adecuada.</w:t>
+      </w:r>
+    </w:p>
+    <w:p>
+      <w:pPr>
+        <w:pStyle w:val="Prrafodelista"/>
+        <w:numPr>
+          <w:ilvl w:val="0"/>
+          <w:numId w:val="51"/>
+        </w:numPr>
+        <w:ind w:left="993"/>
+        <w:rPr>
+          <w:lang w:val="es-419" w:eastAsia="es-CO"/>
+        </w:rPr>
+      </w:pPr>
+      <w:r>
+        <w:rPr>
+          <w:rStyle w:val="Ttulo5Car"/>
+        </w:rPr>
+        <w:t>Verificación humana.</w:t>
+      </w:r>
+      <w:r>
+        <w:rPr>
+          <w:lang w:val="es-419" w:eastAsia="es-CO"/>
+        </w:rPr>
+        <w:t xml:space="preserve"> Incluye la revisión de bitácoras diligenciadas por el personal de vigilancia, actas de inspección, reportes de novedades, registros de rondas y la comprobación del funcionamiento de dispositivos utilizados durante la operación.</w:t>
+      </w:r>
+    </w:p>
+    <w:p>
+      <w:pPr>
+        <w:pStyle w:val="Prrafodelista"/>
+        <w:numPr>
+          <w:ilvl w:val="0"/>
+          <w:numId w:val="51"/>
+        </w:numPr>
+        <w:ind w:left="993"/>
+        <w:rPr>
+          <w:lang w:val="es-419" w:eastAsia="es-CO"/>
+        </w:rPr>
+      </w:pPr>
+      <w:r>
+        <w:rPr>
+          <w:rStyle w:val="Ttulo5Car"/>
+        </w:rPr>
+        <w:t>Pruebas y simulacros.</w:t>
+      </w:r>
+      <w:r>
+        <w:rPr>
+          <w:lang w:val="es-419" w:eastAsia="es-CO"/>
+        </w:rPr>
+        <w:t xml:space="preserve"> Consisten en ejercicios programados o no anunciados que permiten evaluar los tiempos de respuesta, la coordinación entre los diferentes actores y la efectividad de los procedimientos establecidos. La ISO 22320:2018 establece que las organizaciones deben disponer de estructuras para responder, comunicar y realizar seguimiento a los incidentes durante las emergencias.</w:t>
+      </w:r>
+    </w:p>
+    <w:p>
+      <w:pPr>
+        <w:rPr>
+          <w:lang w:val="es-419" w:eastAsia="es-CO"/>
+        </w:rPr>
+      </w:pPr>
+      <w:r>
+        <w:rPr>
+          <w:lang w:val="es-419" w:eastAsia="es-CO"/>
+        </w:rPr>
+        <w:t>En una empresa de vigilancia, por ejemplo, puede desarrollarse un simulacro de intrusión en un centro comercial para evaluar el tiempo requerido por el guarda de seguridad para verificar la alarma, el desplazamiento de la patrulla, el registro de la evidencia y la aplicación de los protocolos establecidos. Los resultados obtenidos permiten ajustar procedimientos, fortalecer los controles y mejorar la capacidad de respuesta.</w:t>
+      </w:r>
+    </w:p>
+    <w:p>
+      <w:pPr>
+        <w:rPr>
+          <w:lang w:val="es-419" w:eastAsia="es-CO"/>
+        </w:rPr>
+      </w:pPr>
+    </w:p>
+    <w:p>
+      <w:pPr>
+        <w:rPr>
+          <w:lang w:val="es-419" w:eastAsia="es-CO"/>
+        </w:rPr>
+      </w:pPr>
+    </w:p>
+    <w:p>
+      <w:pPr>
+        <w:pStyle w:val="Prrafodelista"/>
+        <w:numPr>
+          <w:ilvl w:val="0"/>
+          <w:numId w:val="52"/>
+        </w:numPr>
+        <w:ind w:left="993"/>
+        <w:rPr>
+          <w:b/>
+          <w:bCs/>
+          <w:lang w:val="es-419" w:eastAsia="es-CO"/>
+        </w:rPr>
+      </w:pPr>
+      <w:r>
+        <w:rPr>
+          <w:b/>
+          <w:bCs/>
+          <w:lang w:val="es-419" w:eastAsia="es-CO"/>
+        </w:rPr>
+        <w:lastRenderedPageBreak/>
+        <w:t>Matriz de metodología de la evaluación</w:t>
+      </w:r>
+    </w:p>
+    <w:p>
+      <w:pPr>
+        <w:rPr>
+          <w:lang w:val="es-419" w:eastAsia="es-CO"/>
+        </w:rPr>
+      </w:pPr>
+      <w:r>
+        <w:rPr>
+          <w:lang w:val="es-419" w:eastAsia="es-CO"/>
+        </w:rPr>
+        <w:t>Para ampliar este tema, consulte el Anexo 6. Matriz de metodología de la evaluación de riesgos del Plan de Seguridad.</w:t>
+      </w:r>
+    </w:p>
+    <w:p>
+      <w:pPr>
+        <w:rPr>
+          <w:lang w:val="es-419" w:eastAsia="es-CO"/>
+        </w:rPr>
+      </w:pPr>
+      <w:r>
+        <w:rPr>
+          <w:lang w:val="es-419" w:eastAsia="es-CO"/>
+        </w:rPr>
+        <w:t>“Para profundizar sobre el tema, consulte el documento “Anexo_6_Matriz_metodologia_evaluacion_riesgos_Plan</w:t>
+      </w:r>
+      <w:r>
+        <w:rPr>
+          <w:lang w:val="es-419" w:eastAsia="es-CO"/>
+        </w:rPr>
+        <w:t>.</w:t>
+      </w:r>
+      <w:r>
+        <w:rPr>
+          <w:lang w:val="es-419" w:eastAsia="es-CO"/>
+        </w:rPr>
+        <w:t>pdf”, ubicado en la carpeta de Anexos”.</w:t>
+      </w:r>
+    </w:p>
+    <w:p>
+      <w:pPr>
+        <w:pStyle w:val="Ttulo3"/>
+      </w:pPr>
+      <w:r>
+        <w:t>Determinación de la probabilidad de ocurrencia de los riesgos</w:t>
+      </w:r>
+    </w:p>
+    <w:p>
+      <w:pPr>
+        <w:rPr>
+          <w:lang w:val="es-419" w:eastAsia="es-CO"/>
+        </w:rPr>
+      </w:pPr>
+      <w:r>
+        <w:rPr>
+          <w:lang w:val="es-419" w:eastAsia="es-CO"/>
+        </w:rPr>
+        <w:t>La probabilidad de ocurrencia expresa la posibilidad de que un riesgo identificado llegue a materializarse y genere consecuencias sobre las personas, los bienes, la información o la continuidad de las operaciones.</w:t>
+      </w:r>
+    </w:p>
+    <w:p>
+      <w:pPr>
+        <w:rPr>
+          <w:lang w:val="es-419" w:eastAsia="es-CO"/>
+        </w:rPr>
+      </w:pPr>
+      <w:r>
+        <w:rPr>
+          <w:lang w:val="es-419" w:eastAsia="es-CO"/>
+        </w:rPr>
+        <w:t>En el ámbito de la vigilancia y seguridad privada, esta estimación requiere analizar la frecuencia histórica de los eventos, las vulnerabilidades existentes y las condiciones particulares del entorno, como el horario del servicio, el nivel de exposición, el valor de los activos protegidos, la iluminación del lugar o las características del área de influencia.</w:t>
+      </w:r>
+    </w:p>
+    <w:p>
+      <w:pPr>
+        <w:rPr>
+          <w:lang w:val="es-419" w:eastAsia="es-CO"/>
+        </w:rPr>
+      </w:pPr>
+      <w:r>
+        <w:rPr>
+          <w:lang w:val="es-419" w:eastAsia="es-CO"/>
+        </w:rPr>
+        <w:t>Para realizar esta estimación es necesario utilizar información proveniente de diversas fuentes que permitan fundamentar el análisis en datos objetivos</w:t>
+      </w:r>
+      <w:r>
+        <w:rPr>
+          <w:lang w:val="es-419" w:eastAsia="es-CO"/>
+        </w:rPr>
+        <w:t>.</w:t>
+      </w:r>
+    </w:p>
+    <w:p>
+      <w:pPr>
+        <w:pStyle w:val="Prrafodelista"/>
+        <w:numPr>
+          <w:ilvl w:val="0"/>
+          <w:numId w:val="52"/>
+        </w:numPr>
+        <w:ind w:left="993"/>
+        <w:rPr>
+          <w:lang w:val="es-419" w:eastAsia="es-CO"/>
+        </w:rPr>
+      </w:pPr>
+      <w:r>
+        <w:rPr>
+          <w:rStyle w:val="Ttulo5Car"/>
+        </w:rPr>
+        <w:t>Bitácoras históricas</w:t>
+      </w:r>
+      <w:r>
+        <w:rPr>
+          <w:lang w:val="es-419" w:eastAsia="es-CO"/>
+        </w:rPr>
+        <w:t>. Permiten identificar la frecuencia y el comportamiento de incidentes ocurridos durante la prestación del servicio.</w:t>
+      </w:r>
+    </w:p>
+    <w:p>
+      <w:pPr>
+        <w:pStyle w:val="Prrafodelista"/>
+        <w:numPr>
+          <w:ilvl w:val="0"/>
+          <w:numId w:val="52"/>
+        </w:numPr>
+        <w:ind w:left="993"/>
+        <w:rPr>
+          <w:lang w:val="es-419" w:eastAsia="es-CO"/>
+        </w:rPr>
+      </w:pPr>
+      <w:r>
+        <w:rPr>
+          <w:rStyle w:val="Ttulo5Car"/>
+        </w:rPr>
+        <w:t>Reportes de autoridades.</w:t>
+      </w:r>
+      <w:r>
+        <w:rPr>
+          <w:lang w:val="es-419" w:eastAsia="es-CO"/>
+        </w:rPr>
+        <w:t xml:space="preserve"> Aportan información sobre hechos delictivos y condiciones de seguridad del entorno.</w:t>
+      </w:r>
+    </w:p>
+    <w:p>
+      <w:pPr>
+        <w:pStyle w:val="Prrafodelista"/>
+        <w:numPr>
+          <w:ilvl w:val="0"/>
+          <w:numId w:val="52"/>
+        </w:numPr>
+        <w:ind w:left="993"/>
+        <w:rPr>
+          <w:lang w:val="es-419" w:eastAsia="es-CO"/>
+        </w:rPr>
+      </w:pPr>
+      <w:r>
+        <w:rPr>
+          <w:rStyle w:val="Ttulo5Car"/>
+        </w:rPr>
+        <w:lastRenderedPageBreak/>
+        <w:t>Análisis estacionales.</w:t>
+      </w:r>
+      <w:r>
+        <w:rPr>
+          <w:lang w:val="es-419" w:eastAsia="es-CO"/>
+        </w:rPr>
+        <w:t xml:space="preserve"> Facilitan la identificación de periodos con mayor incidencia de determinados eventos, como el incremento de hurtos durante temporadas comerciales.</w:t>
+      </w:r>
+    </w:p>
+    <w:p>
+      <w:pPr>
+        <w:pStyle w:val="Prrafodelista"/>
+        <w:numPr>
+          <w:ilvl w:val="0"/>
+          <w:numId w:val="52"/>
+        </w:numPr>
+        <w:ind w:left="993"/>
+        <w:rPr>
+          <w:lang w:val="es-419" w:eastAsia="es-CO"/>
+        </w:rPr>
+      </w:pPr>
+      <w:r>
+        <w:rPr>
+          <w:rStyle w:val="Ttulo5Car"/>
+        </w:rPr>
+        <w:t>Inspecciones de vulnerabilidad</w:t>
+      </w:r>
+      <w:r>
+        <w:rPr>
+          <w:lang w:val="es-419" w:eastAsia="es-CO"/>
+        </w:rPr>
+        <w:t>. Permiten detectar debilidades relacionadas con iluminación, puntos ciegos, accesos, cerramientos y demás condiciones que incrementan la exposición al riesgo.</w:t>
+      </w:r>
+    </w:p>
+    <w:p>
+      <w:pPr>
+        <w:rPr>
+          <w:lang w:val="es-419" w:eastAsia="es-CO"/>
+        </w:rPr>
+      </w:pPr>
+      <w:r>
+        <w:rPr>
+          <w:lang w:val="es-419" w:eastAsia="es-CO"/>
+        </w:rPr>
+        <w:t>La ISO 31000:2018 recomienda que la evaluación de la probabilidad se base en información verificable y se adapte al contexto interno y externo de la organización, con el fin de obtener resultados confiables para la toma de decisiones.</w:t>
+      </w:r>
+    </w:p>
+    <w:p>
+      <w:pPr>
+        <w:rPr>
+          <w:lang w:val="es-419" w:eastAsia="es-CO"/>
+        </w:rPr>
+      </w:pPr>
+      <w:r>
+        <w:rPr>
+          <w:lang w:val="es-419" w:eastAsia="es-CO"/>
+        </w:rPr>
+        <w:t>Existen diferentes metodologías para estimar la probabilidad de ocurrencia de un riesgo, cuya selección depende de la disponibilidad de información y del nivel de detalle requerido</w:t>
+      </w:r>
+      <w:r>
+        <w:rPr>
+          <w:lang w:val="es-419" w:eastAsia="es-CO"/>
+        </w:rPr>
+        <w:t>:</w:t>
+      </w:r>
+    </w:p>
+    <w:p>
+      <w:pPr>
+        <w:pStyle w:val="Prrafodelista"/>
+        <w:numPr>
+          <w:ilvl w:val="0"/>
+          <w:numId w:val="53"/>
+        </w:numPr>
+        <w:ind w:left="993"/>
+        <w:rPr>
+          <w:lang w:val="es-419" w:eastAsia="es-CO"/>
+        </w:rPr>
+      </w:pPr>
+      <w:r>
+        <w:rPr>
+          <w:rStyle w:val="Ttulo5Car"/>
+        </w:rPr>
+        <w:t>Cualitativo.</w:t>
+      </w:r>
+      <w:r>
+        <w:rPr>
+          <w:lang w:val="es-419" w:eastAsia="es-CO"/>
+        </w:rPr>
+        <w:t xml:space="preserve"> Utiliza categorías descriptivas, como muy baja, baja, media, alta y muy alta, para estimar la probabilidad cuando no existen datos estadísticos suficientes. Por ejemplo, la probabilidad de una intrusión durante la jornada diurna puede clasificarse como media de acuerdo con los antecedentes y las condiciones actuales del servicio.</w:t>
+      </w:r>
+    </w:p>
+    <w:p>
+      <w:pPr>
+        <w:pStyle w:val="Prrafodelista"/>
+        <w:numPr>
+          <w:ilvl w:val="0"/>
+          <w:numId w:val="53"/>
+        </w:numPr>
+        <w:ind w:left="993"/>
+        <w:rPr>
+          <w:lang w:val="es-419" w:eastAsia="es-CO"/>
+        </w:rPr>
+      </w:pPr>
+      <w:r>
+        <w:rPr>
+          <w:rStyle w:val="Ttulo5Car"/>
+        </w:rPr>
+        <w:t>Semicuantitativo.</w:t>
+      </w:r>
+      <w:r>
+        <w:rPr>
+          <w:lang w:val="es-419" w:eastAsia="es-CO"/>
+        </w:rPr>
+        <w:t xml:space="preserve"> Emplea escalas numéricas, generalmente de 1 a 5, para representar la probabilidad y posteriormente combinarla con el impacto mediante una matriz de riesgos. Por ejemplo, una probabilidad de 3 y un impacto de 3 generan un nivel de riesgo de 9, información que facilita la priorización de controles.</w:t>
+      </w:r>
+    </w:p>
+    <w:p>
+      <w:pPr>
+        <w:pStyle w:val="Prrafodelista"/>
+        <w:numPr>
+          <w:ilvl w:val="0"/>
+          <w:numId w:val="53"/>
+        </w:numPr>
+        <w:ind w:left="993"/>
+        <w:rPr>
+          <w:lang w:val="es-419" w:eastAsia="es-CO"/>
+        </w:rPr>
+      </w:pPr>
+      <w:r>
+        <w:rPr>
+          <w:rStyle w:val="Ttulo5Car"/>
+        </w:rPr>
+        <w:t>Cuantitativo.</w:t>
+      </w:r>
+      <w:r>
+        <w:rPr>
+          <w:lang w:val="es-419" w:eastAsia="es-CO"/>
+        </w:rPr>
+        <w:t xml:space="preserve"> Calcula la probabilidad mediante datos históricos y métodos estadísticos. Un ejemplo consiste en dividir el número de intrusiones </w:t>
+      </w:r>
+      <w:r>
+        <w:rPr>
+          <w:lang w:val="es-419" w:eastAsia="es-CO"/>
+        </w:rPr>
+        <w:lastRenderedPageBreak/>
+        <w:t>registradas durante un periodo entre el total de servicios prestados, obteniendo un porcentaje de ocurrencia que sirve como base para la toma de decisiones.</w:t>
+      </w:r>
+    </w:p>
+    <w:p>
+      <w:pPr>
+        <w:pStyle w:val="Prrafodelista"/>
+        <w:numPr>
+          <w:ilvl w:val="0"/>
+          <w:numId w:val="53"/>
+        </w:numPr>
+        <w:ind w:left="993"/>
+        <w:rPr>
+          <w:lang w:val="es-419" w:eastAsia="es-CO"/>
+        </w:rPr>
+      </w:pPr>
+      <w:r>
+        <w:rPr>
+          <w:rStyle w:val="Ttulo5Car"/>
+        </w:rPr>
+        <w:t>Herramientas de cuantificación avanzada.</w:t>
+      </w:r>
+      <w:r>
+        <w:rPr>
+          <w:lang w:val="es-419" w:eastAsia="es-CO"/>
+        </w:rPr>
+        <w:t xml:space="preserve"> Utilizan modelos estadísticos y simulaciones, como el método de Monte Carlo, para analizar múltiples escenarios y estimar la probabilidad de eventos poco frecuentes, pero con consecuencias de alta severidad. Estas herramientas son especialmente útiles en infraestructuras críticas y sistemas tecnológicos complejos.</w:t>
+      </w:r>
+    </w:p>
+    <w:p>
+      <w:pPr>
+        <w:rPr>
+          <w:lang w:val="es-419" w:eastAsia="es-CO"/>
+        </w:rPr>
+      </w:pPr>
+      <w:r>
+        <w:rPr>
+          <w:lang w:val="es-419" w:eastAsia="es-CO"/>
+        </w:rPr>
+        <w:t>La determinación adecuada de la probabilidad de ocurrencia permite establecer prioridades, seleccionar controles acordes con el nivel de exposición y optimizar la asignación de recursos para proteger a las personas, los activos y la continuidad de las operaciones. Además, constituye un insumo esencial para la valoración integral de los riesgos y la mejora continua de los sistemas de gestión.</w:t>
+      </w:r>
+    </w:p>
+    <w:p>
+      <w:pPr>
+        <w:pStyle w:val="Ttulo3"/>
+      </w:pPr>
+      <w:r>
+        <w:t>Tratamiento del riesgo</w:t>
+      </w:r>
+    </w:p>
+    <w:p>
+      <w:pPr>
+        <w:rPr>
+          <w:lang w:val="es-419" w:eastAsia="es-CO"/>
+        </w:rPr>
+      </w:pPr>
+      <w:r>
+        <w:rPr>
+          <w:lang w:val="es-419" w:eastAsia="es-CO"/>
+        </w:rPr>
+        <w:t>Una vez identificados y valorados los riesgos, es necesario definir las medidas que permitan reducir su probabilidad de ocurrencia, disminuir sus consecuencias o decidir la forma más adecuada de administrarlos. Este proceso se conoce como tratamiento del riesgo y comprende la selección, planificación e implementación de acciones orientadas a modificar el nivel de riesgo hasta alcanzar un nivel aceptable para la organización.</w:t>
+      </w:r>
+    </w:p>
+    <w:p>
+      <w:pPr>
+        <w:rPr>
+          <w:lang w:val="es-419" w:eastAsia="es-CO"/>
+        </w:rPr>
+      </w:pPr>
+      <w:r>
+        <w:rPr>
+          <w:lang w:val="es-419" w:eastAsia="es-CO"/>
+        </w:rPr>
+        <w:t xml:space="preserve">El tratamiento del riesgo incluye la elaboración de un plan de acción que establece las actividades por desarrollar, los responsables, los recursos necesarios, los plazos de ejecución y los mecanismos de seguimiento que permitan verificar la eficacia </w:t>
+      </w:r>
+      <w:r>
+        <w:rPr>
+          <w:lang w:val="es-419" w:eastAsia="es-CO"/>
+        </w:rPr>
+        <w:lastRenderedPageBreak/>
+        <w:t>de las medidas implementadas. Las principales estrategias de tratamiento del riesgo son las siguientes:</w:t>
+      </w:r>
+    </w:p>
+    <w:p>
+      <w:pPr>
+        <w:pStyle w:val="Prrafodelista"/>
+        <w:numPr>
+          <w:ilvl w:val="0"/>
+          <w:numId w:val="54"/>
+        </w:numPr>
+        <w:ind w:left="993"/>
+        <w:rPr>
+          <w:lang w:val="es-419" w:eastAsia="es-CO"/>
+        </w:rPr>
+      </w:pPr>
+      <w:r>
+        <w:rPr>
+          <w:rStyle w:val="Ttulo5Car"/>
+        </w:rPr>
+        <w:t>Evitar.</w:t>
+      </w:r>
+      <w:r>
+        <w:rPr>
+          <w:lang w:val="es-419" w:eastAsia="es-CO"/>
+        </w:rPr>
+        <w:t xml:space="preserve"> Consiste en eliminar la fuente del riesgo o impedir que este llegue a materializarse. Por ejemplo, cerrar un acceso secundario que facilita el ingreso no autorizado a una instalación.</w:t>
+      </w:r>
+    </w:p>
+    <w:p>
+      <w:pPr>
+        <w:pStyle w:val="Prrafodelista"/>
+        <w:numPr>
+          <w:ilvl w:val="0"/>
+          <w:numId w:val="54"/>
+        </w:numPr>
+        <w:ind w:left="993"/>
+        <w:rPr>
+          <w:lang w:val="es-419" w:eastAsia="es-CO"/>
+        </w:rPr>
+      </w:pPr>
+      <w:r>
+        <w:rPr>
+          <w:rStyle w:val="Ttulo5Car"/>
+        </w:rPr>
+        <w:t>Reducir o mitigar.</w:t>
+      </w:r>
+      <w:r>
+        <w:rPr>
+          <w:lang w:val="es-419" w:eastAsia="es-CO"/>
+        </w:rPr>
+        <w:t xml:space="preserve"> Comprende la implementación de controles técnicos, administrativos u operativos que disminuyen la probabilidad de ocurrencia o el impacto del riesgo. Entre estas medidas se encuentran la instalación de iluminación inteligente, cámaras con analítica de video, sistemas de detección, controles de acceso y programas de capacitación para el personal.</w:t>
+      </w:r>
+    </w:p>
+    <w:p>
+      <w:pPr>
+        <w:pStyle w:val="Prrafodelista"/>
+        <w:numPr>
+          <w:ilvl w:val="0"/>
+          <w:numId w:val="54"/>
+        </w:numPr>
+        <w:ind w:left="993"/>
+        <w:rPr>
+          <w:lang w:val="es-419" w:eastAsia="es-CO"/>
+        </w:rPr>
+      </w:pPr>
+      <w:r>
+        <w:rPr>
+          <w:rStyle w:val="Ttulo5Car"/>
+        </w:rPr>
+        <w:t>Transferir o compartir.</w:t>
+      </w:r>
+      <w:r>
+        <w:rPr>
+          <w:lang w:val="es-419" w:eastAsia="es-CO"/>
+        </w:rPr>
+        <w:t xml:space="preserve"> Consiste en trasladar total o parcialmente las consecuencias del riesgo a un tercero mediante mecanismos como pólizas de seguros, contratos, acuerdos de nivel de servicio (</w:t>
+      </w:r>
+      <w:r>
+        <w:rPr>
+          <w:rStyle w:val="Extranjerismo"/>
+          <w:lang w:val="es-419" w:eastAsia="es-CO"/>
+        </w:rPr>
+        <w:t xml:space="preserve">Service Level </w:t>
       </w:r>
       <w:proofErr w:type="spellStart"/>
+      <w:r>
+        <w:rPr>
+          <w:rStyle w:val="Extranjerismo"/>
+          <w:lang w:val="es-419" w:eastAsia="es-CO"/>
+        </w:rPr>
+        <w:t>Agreement</w:t>
+      </w:r>
+      <w:proofErr w:type="spellEnd"/>
+      <w:r>
+        <w:rPr>
+          <w:lang w:val="es-419" w:eastAsia="es-CO"/>
+        </w:rPr>
+        <w:t xml:space="preserve"> - SLA) o procesos de subcontratación. Aunque la responsabilidad económica puede compartirse, el riesgo continúa existiendo y requiere seguimiento.</w:t>
+      </w:r>
+    </w:p>
+    <w:p>
+      <w:pPr>
+        <w:pStyle w:val="Prrafodelista"/>
+        <w:numPr>
+          <w:ilvl w:val="0"/>
+          <w:numId w:val="54"/>
+        </w:numPr>
+        <w:ind w:left="993"/>
+        <w:rPr>
+          <w:lang w:val="es-419" w:eastAsia="es-CO"/>
+        </w:rPr>
+      </w:pPr>
+      <w:r>
+        <w:rPr>
+          <w:rStyle w:val="Ttulo5Car"/>
+        </w:rPr>
+        <w:t>Aceptar.</w:t>
+      </w:r>
+      <w:r>
+        <w:rPr>
+          <w:lang w:val="es-419" w:eastAsia="es-CO"/>
+        </w:rPr>
+        <w:t xml:space="preserve"> Implica asumir conscientemente el riesgo cuando el costo de implementar controles supera los beneficios esperados. Esta decisión debe quedar debidamente documentada y acompañarse de mecanismos mínimos de seguimiento.</w:t>
+      </w:r>
+    </w:p>
+    <w:p>
+      <w:pPr>
+        <w:rPr>
+          <w:lang w:val="es-419" w:eastAsia="es-CO"/>
+        </w:rPr>
+      </w:pPr>
+      <w:r>
+        <w:rPr>
+          <w:lang w:val="es-419" w:eastAsia="es-CO"/>
+        </w:rPr>
+        <w:t>La estrategia de transferencia puede implementarse mediante diferentes mecanismos contractuales y financieros que permiten distribuir las responsabilidades derivadas de la materialización de un riesgo:</w:t>
+      </w:r>
+    </w:p>
+    <w:p>
+      <w:pPr>
+        <w:rPr>
+          <w:lang w:val="es-419" w:eastAsia="es-CO"/>
+        </w:rPr>
+      </w:pPr>
+    </w:p>
+    <w:p>
+      <w:pPr>
+        <w:pStyle w:val="Prrafodelista"/>
+        <w:numPr>
+          <w:ilvl w:val="0"/>
+          <w:numId w:val="55"/>
+        </w:numPr>
+        <w:ind w:left="993"/>
+        <w:rPr>
+          <w:lang w:val="es-419" w:eastAsia="es-CO"/>
+        </w:rPr>
+      </w:pPr>
+      <w:r>
+        <w:rPr>
+          <w:rStyle w:val="Ttulo5Car"/>
+        </w:rPr>
+        <w:lastRenderedPageBreak/>
+        <w:t>Pólizas de seguros.</w:t>
+      </w:r>
+      <w:r>
+        <w:rPr>
+          <w:lang w:val="es-419" w:eastAsia="es-CO"/>
+        </w:rPr>
+        <w:t xml:space="preserve"> Permiten trasladar el impacto económico derivado de eventos como robos, vandalismo, daños a la infraestructura o interrupciones del servicio, de manera que la aseguradora asuma las pérdidas cubiertas por la póliza.</w:t>
+      </w:r>
+    </w:p>
+    <w:p>
+      <w:pPr>
+        <w:pStyle w:val="Prrafodelista"/>
+        <w:numPr>
+          <w:ilvl w:val="0"/>
+          <w:numId w:val="55"/>
+        </w:numPr>
+        <w:ind w:left="993"/>
+        <w:rPr>
+          <w:lang w:val="es-419" w:eastAsia="es-CO"/>
+        </w:rPr>
+      </w:pPr>
+      <w:r>
+        <w:rPr>
+          <w:rStyle w:val="Ttulo5Car"/>
+        </w:rPr>
+        <w:t>Contratos.</w:t>
+      </w:r>
+      <w:r>
+        <w:rPr>
+          <w:lang w:val="es-419" w:eastAsia="es-CO"/>
+        </w:rPr>
+        <w:t xml:space="preserve"> Incorporan cláusulas relacionadas con la responsabilidad de las partes, límites de indemnización, obligaciones de mantenimiento, reportes de fallas y exclusiones aplicables durante la prestación del servicio.</w:t>
+      </w:r>
+    </w:p>
+    <w:p>
+      <w:pPr>
+        <w:pStyle w:val="Prrafodelista"/>
+        <w:numPr>
+          <w:ilvl w:val="0"/>
+          <w:numId w:val="55"/>
+        </w:numPr>
+        <w:ind w:left="993"/>
+        <w:rPr>
+          <w:lang w:val="es-419" w:eastAsia="es-CO"/>
+        </w:rPr>
+      </w:pPr>
+      <w:r>
+        <w:rPr>
+          <w:rStyle w:val="Ttulo5Car"/>
+        </w:rPr>
+        <w:t>Acuerdos de nivel de servicio (SLA).</w:t>
+      </w:r>
+      <w:r>
+        <w:rPr>
+          <w:lang w:val="es-419" w:eastAsia="es-CO"/>
+        </w:rPr>
+        <w:t xml:space="preserve"> Definen indicadores de desempeño, tiempos de respuesta y sanciones por incumplimiento, permitiendo trasladar parte del riesgo operativo al proveedor del servicio.</w:t>
+      </w:r>
+    </w:p>
+    <w:p>
+      <w:pPr>
+        <w:pStyle w:val="Prrafodelista"/>
+        <w:numPr>
+          <w:ilvl w:val="0"/>
+          <w:numId w:val="55"/>
+        </w:numPr>
+        <w:ind w:left="993"/>
+        <w:rPr>
+          <w:lang w:val="es-419" w:eastAsia="es-CO"/>
+        </w:rPr>
+      </w:pPr>
+      <w:r>
+        <w:rPr>
+          <w:rStyle w:val="Ttulo5Car"/>
+        </w:rPr>
+        <w:t>Subcontratación</w:t>
+      </w:r>
+      <w:r>
+        <w:rPr>
+          <w:lang w:val="es-419" w:eastAsia="es-CO"/>
+        </w:rPr>
+        <w:t xml:space="preserve"> (</w:t>
+      </w:r>
       <w:r>
         <w:rPr>
           <w:rStyle w:val="Extranjerismo"/>
@@ -12054,9 +12974,303 @@
           <w:bCs/>
           <w:lang w:val="es-419" w:eastAsia="es-CO"/>
         </w:rPr>
-        <w:t>Loss</w:t>
-      </w:r>
-      <w:proofErr w:type="spellEnd"/>
+        <w:t>Outsourcing</w:t>
+      </w:r>
+      <w:r>
+        <w:rPr>
+          <w:b/>
+          <w:bCs/>
+          <w:lang w:val="es-419" w:eastAsia="es-CO"/>
+        </w:rPr>
+        <w:t>).</w:t>
+      </w:r>
+      <w:r>
+        <w:rPr>
+          <w:lang w:val="es-419" w:eastAsia="es-CO"/>
+        </w:rPr>
+        <w:t xml:space="preserve"> Permite asignar a un proveedor especializado la responsabilidad sobre actividades como el mantenimiento de sistemas de videovigilancia, redes de comunicaciones o equipos tecnológicos, reduciendo la exposición de la organización frente a riesgos técnicos específicos.</w:t>
+      </w:r>
+    </w:p>
+    <w:p>
+      <w:pPr>
+        <w:rPr>
+          <w:lang w:val="es-419" w:eastAsia="es-CO"/>
+        </w:rPr>
+      </w:pPr>
+      <w:r>
+        <w:rPr>
+          <w:lang w:val="es-419" w:eastAsia="es-CO"/>
+        </w:rPr>
+        <w:t>La ISO 31000:2018 establece que la gestión del riesgo no busca eliminar todos los riesgos, ya que esto resulta técnicamente inviable. Su propósito consiste en proporcionar criterios que permitan decidir, de manera fundamentada, cuáles riesgos deben evitarse, reducirse, compartirse o aceptarse, de acuerdo con los objetivos y el contexto de la organización.</w:t>
+      </w:r>
+    </w:p>
+    <w:p>
+      <w:pPr>
+        <w:pStyle w:val="Ttulo2"/>
+      </w:pPr>
+      <w:bookmarkStart w:id="20" w:name="_Toc236323235"/>
+      <w:r>
+        <w:t>Autocontrol y manejo de crisis</w:t>
+      </w:r>
+      <w:bookmarkEnd w:id="20"/>
+    </w:p>
+    <w:p>
+      <w:pPr>
+        <w:rPr>
+          <w:lang w:val="es-419" w:eastAsia="es-CO"/>
+        </w:rPr>
+      </w:pPr>
+      <w:r>
+        <w:rPr>
+          <w:lang w:val="es-419" w:eastAsia="es-CO"/>
+        </w:rPr>
+        <w:t xml:space="preserve">A pesar de las medidas preventivas implementadas, siempre existe la posibilidad de que un riesgo llegue a materializarse. En estas circunstancias, la capacidad de respuesta del personal resulta determinante para proteger la vida de las personas, </w:t>
+      </w:r>
+      <w:r>
+        <w:rPr>
+          <w:lang w:val="es-419" w:eastAsia="es-CO"/>
+        </w:rPr>
+        <w:lastRenderedPageBreak/>
+        <w:t>minimizar las pérdidas y mantener la continuidad de las operaciones. Por ello, el autocontrol y el manejo adecuado de las crisis constituyen competencias esenciales para el personal de vigilancia y seguridad privada.</w:t>
+      </w:r>
+    </w:p>
+    <w:p>
+      <w:pPr>
+        <w:rPr>
+          <w:lang w:val="es-419" w:eastAsia="es-CO"/>
+        </w:rPr>
+      </w:pPr>
+      <w:r>
+        <w:rPr>
+          <w:lang w:val="es-419" w:eastAsia="es-CO"/>
+        </w:rPr>
+        <w:t>El autocontrol hace referencia a la capacidad del vigilante u operador para gestionar sus emociones, mantener la calma y actuar conforme a los procedimientos establecidos, incluso en situaciones de alta presión.</w:t>
+      </w:r>
+    </w:p>
+    <w:p>
+      <w:pPr>
+        <w:pStyle w:val="Prrafodelista"/>
+        <w:numPr>
+          <w:ilvl w:val="0"/>
+          <w:numId w:val="56"/>
+        </w:numPr>
+        <w:ind w:left="993"/>
+        <w:rPr>
+          <w:lang w:val="es-419" w:eastAsia="es-CO"/>
+        </w:rPr>
+      </w:pPr>
+      <w:r>
+        <w:rPr>
+          <w:rStyle w:val="Ttulo5Car"/>
+        </w:rPr>
+        <w:t>Autocontrol.</w:t>
+      </w:r>
+      <w:r>
+        <w:rPr>
+          <w:lang w:val="es-419" w:eastAsia="es-CO"/>
+        </w:rPr>
+        <w:t xml:space="preserve"> Capacidad del personal para reconocer y gestionar sus respuestas físicas y emocionales durante situaciones de presión, manteniendo una comunicación efectiva, el cumplimiento de los protocolos operativos y una adecuada toma de decisiones. El autocontrol disminuye la posibilidad de cometer errores y favorece una respuesta racional frente a eventos críticos.</w:t>
+      </w:r>
+    </w:p>
+    <w:p>
+      <w:pPr>
+        <w:rPr>
+          <w:lang w:val="es-419" w:eastAsia="es-CO"/>
+        </w:rPr>
+      </w:pPr>
+      <w:r>
+        <w:rPr>
+          <w:lang w:val="es-419" w:eastAsia="es-CO"/>
+        </w:rPr>
+        <w:t>El desarrollo de esta competencia fortalece la capacidad del personal para responder de manera segura, coordinada y eficiente ante incidentes y emergencias.</w:t>
+      </w:r>
+    </w:p>
+    <w:p>
+      <w:pPr>
+        <w:pStyle w:val="Ttulo3"/>
+      </w:pPr>
+      <w:r>
+        <w:t>Situación de crisis</w:t>
+      </w:r>
+    </w:p>
+    <w:p>
+      <w:pPr>
+        <w:rPr>
+          <w:lang w:val="es-419" w:eastAsia="es-CO"/>
+        </w:rPr>
+      </w:pPr>
+      <w:r>
+        <w:rPr>
+          <w:lang w:val="es-419" w:eastAsia="es-CO"/>
+        </w:rPr>
+        <w:t>Una crisis corresponde a un evento inesperado que altera de manera significativa el desarrollo normal de las operaciones, compromete la seguridad de las personas o los bienes, afecta la continuidad del servicio y exige una respuesta rápida, coordinada y basada en la toma de decisiones bajo condiciones de incertidumbre. Las crisis pueden clasificarse según el origen del evento que las genera:</w:t>
+      </w:r>
+    </w:p>
+    <w:p>
+      <w:pPr>
+        <w:pStyle w:val="Prrafodelista"/>
+        <w:numPr>
+          <w:ilvl w:val="0"/>
+          <w:numId w:val="56"/>
+        </w:numPr>
+        <w:ind w:left="993"/>
+        <w:rPr>
+          <w:lang w:val="es-419" w:eastAsia="es-CO"/>
+        </w:rPr>
+      </w:pPr>
+      <w:r>
+        <w:rPr>
+          <w:rStyle w:val="Ttulo5Car"/>
+        </w:rPr>
+        <w:t xml:space="preserve">Naturales. </w:t>
+      </w:r>
+      <w:r>
+        <w:rPr>
+          <w:lang w:val="es-419" w:eastAsia="es-CO"/>
+        </w:rPr>
+        <w:t>Se originan por fenómenos naturales, como sismos, inundaciones, vendavales o deslizamientos, y pueden requerir evacuaciones, activación de planes de emergencia y coordinación con las autoridades competentes.</w:t>
+      </w:r>
+    </w:p>
+    <w:p>
+      <w:pPr>
+        <w:pStyle w:val="Prrafodelista"/>
+        <w:numPr>
+          <w:ilvl w:val="0"/>
+          <w:numId w:val="56"/>
+        </w:numPr>
+        <w:ind w:left="993"/>
+        <w:rPr>
+          <w:lang w:val="es-419" w:eastAsia="es-CO"/>
+        </w:rPr>
+      </w:pPr>
+      <w:r>
+        <w:rPr>
+          <w:rStyle w:val="Ttulo5Car"/>
+        </w:rPr>
+        <w:lastRenderedPageBreak/>
+        <w:t>Tecnológicas u operativas.</w:t>
+      </w:r>
+      <w:r>
+        <w:rPr>
+          <w:lang w:val="es-419" w:eastAsia="es-CO"/>
+        </w:rPr>
+        <w:t xml:space="preserve"> Son consecuencia de fallas en equipos, sistemas eléctricos, combustibles o procesos operativos, que pueden ocasionar incendios, explosiones, derrames o interrupciones del servicio, requiriendo la intervención de brigadas de emergencia y organismos de socorro.</w:t>
+      </w:r>
+    </w:p>
+    <w:p>
+      <w:pPr>
+        <w:pStyle w:val="Prrafodelista"/>
+        <w:numPr>
+          <w:ilvl w:val="0"/>
+          <w:numId w:val="56"/>
+        </w:numPr>
+        <w:ind w:left="993"/>
+        <w:rPr>
+          <w:lang w:val="es-419" w:eastAsia="es-CO"/>
+        </w:rPr>
+      </w:pPr>
+      <w:r>
+        <w:rPr>
+          <w:rStyle w:val="Ttulo5Car"/>
+        </w:rPr>
+        <w:t>Humanas o de seguridad.</w:t>
+      </w:r>
+      <w:r>
+        <w:rPr>
+          <w:lang w:val="es-419" w:eastAsia="es-CO"/>
+        </w:rPr>
+        <w:t xml:space="preserve"> Se derivan de acciones intencionales o comportamientos humanos, como atentados, disturbios, agresiones colectivas, tiradores activos, sabotajes o actos de vandalismo. Su atención requiere la coordinación con la Policía Nacional y la aplicación de protocolos de control de acceso, evacuación y protección de personas.</w:t>
+      </w:r>
+    </w:p>
+    <w:p>
+      <w:pPr>
+        <w:rPr>
+          <w:lang w:val="es-419" w:eastAsia="es-CO"/>
+        </w:rPr>
+      </w:pPr>
+      <w:r>
+        <w:rPr>
+          <w:lang w:val="es-419" w:eastAsia="es-CO"/>
+        </w:rPr>
+        <w:t>La preparación frente a situaciones de crisis requiere planes de respuesta actualizados, capacitación permanente, simulacros periódicos y una adecuada coordinación entre el personal de vigilancia, los organismos de emergencia y las autoridades competentes. Estos elementos fortalecen la capacidad de reacción de la organización y contribuyen a reducir las consecuencias de los eventos críticos.</w:t>
+      </w:r>
+    </w:p>
+    <w:p>
+      <w:pPr>
+        <w:pStyle w:val="Ttulo3"/>
+      </w:pPr>
+      <w:r>
+        <w:t>Técnicas de valoración de crisis</w:t>
+      </w:r>
+    </w:p>
+    <w:p>
+      <w:pPr>
+        <w:rPr>
+          <w:lang w:val="es-419" w:eastAsia="es-CO"/>
+        </w:rPr>
+      </w:pPr>
+      <w:r>
+        <w:rPr>
+          <w:lang w:val="es-419" w:eastAsia="es-CO"/>
+        </w:rPr>
+        <w:t>La valoración de una crisis permite determinar la gravedad de un evento, establecer prioridades de intervención y seleccionar las acciones de respuesta más apropiadas. Para ello, existen diferentes técnicas que facilitan la recopilación de información, la evaluación de la situación y la toma de decisiones en función del nivel de riesgo. La selección de la técnica dependerá de las características del evento, de los recursos disponibles y de la experiencia del personal encargado de la respuesta.</w:t>
+      </w:r>
+    </w:p>
+    <w:p>
+      <w:pPr>
+        <w:rPr>
+          <w:lang w:val="es-419" w:eastAsia="es-CO"/>
+        </w:rPr>
+      </w:pPr>
+    </w:p>
+    <w:p>
+      <w:pPr>
+        <w:rPr>
+          <w:lang w:val="es-419" w:eastAsia="es-CO"/>
+        </w:rPr>
+      </w:pPr>
+    </w:p>
+    <w:p>
+      <w:pPr>
+        <w:rPr>
+          <w:lang w:val="es-419" w:eastAsia="es-CO"/>
+        </w:rPr>
+      </w:pPr>
+      <w:r>
+        <w:rPr>
+          <w:lang w:val="es-419" w:eastAsia="es-CO"/>
+        </w:rPr>
+        <w:lastRenderedPageBreak/>
+        <w:t>En los servicios de vigilancia y seguridad privada, estas herramientas contribuyen a optimizar la coordinación operativa y a reducir el impacto de los incidentes sobre las personas, los bienes y la continuidad del servicio:</w:t>
+      </w:r>
+    </w:p>
+    <w:p>
+      <w:pPr>
+        <w:pStyle w:val="Prrafodelista"/>
+        <w:numPr>
+          <w:ilvl w:val="0"/>
+          <w:numId w:val="57"/>
+        </w:numPr>
+        <w:ind w:left="993"/>
+        <w:rPr>
+          <w:lang w:val="es-419" w:eastAsia="es-CO"/>
+        </w:rPr>
+      </w:pPr>
+      <w:r>
+        <w:rPr>
+          <w:rStyle w:val="Ttulo5Car"/>
+        </w:rPr>
+        <w:t>Evaluación rápida</w:t>
+      </w:r>
+      <w:r>
+        <w:rPr>
+          <w:b/>
+          <w:bCs/>
+          <w:lang w:val="es-419" w:eastAsia="es-CO"/>
+        </w:rPr>
+        <w:t xml:space="preserve"> (</w:t>
+      </w:r>
+      <w:proofErr w:type="spellStart"/>
       <w:r>
         <w:rPr>
           <w:rStyle w:val="Extranjerismo"/>
@@ -12064,8 +13278,90 @@
           <w:bCs/>
           <w:lang w:val="es-419" w:eastAsia="es-CO"/>
         </w:rPr>
+        <w:t>triage</w:t>
+      </w:r>
+      <w:proofErr w:type="spellEnd"/>
+      <w:r>
+        <w:rPr>
+          <w:lang w:val="es-419" w:eastAsia="es-CO"/>
+        </w:rPr>
         <w:t xml:space="preserve"> </w:t>
       </w:r>
+      <w:r>
+        <w:rPr>
+          <w:rStyle w:val="Ttulo5Car"/>
+        </w:rPr>
+        <w:t>del incidente).</w:t>
+      </w:r>
+      <w:r>
+        <w:rPr>
+          <w:lang w:val="es-419" w:eastAsia="es-CO"/>
+        </w:rPr>
+        <w:t xml:space="preserve"> Consiste en realizar una valoración inicial durante los primeros segundos del evento, respondiendo preguntas como: ¿hay personas lesionadas?, ¿el incidente continúa activo?, ¿existe riesgo de propagación?, ¿es necesaria una evacuación? Esta información permite establecer la prioridad de la respuesta.</w:t>
+      </w:r>
+    </w:p>
+    <w:p>
+      <w:pPr>
+        <w:pStyle w:val="Prrafodelista"/>
+        <w:numPr>
+          <w:ilvl w:val="0"/>
+          <w:numId w:val="57"/>
+        </w:numPr>
+        <w:ind w:left="993"/>
+        <w:rPr>
+          <w:lang w:val="es-419" w:eastAsia="es-CO"/>
+        </w:rPr>
+      </w:pPr>
+      <w:r>
+        <w:rPr>
+          <w:rStyle w:val="Ttulo5Car"/>
+        </w:rPr>
+        <w:t>Matriz de probabilidad y severidad.</w:t>
+      </w:r>
+      <w:r>
+        <w:rPr>
+          <w:lang w:val="es-419" w:eastAsia="es-CO"/>
+        </w:rPr>
+        <w:t xml:space="preserve"> Relaciona la probabilidad de ocurrencia con la gravedad de las consecuencias para establecer el nivel de prioridad de la respuesta, determinando si el evento requiere atención inmediata, monitoreo o registro.</w:t>
+      </w:r>
+    </w:p>
+    <w:p>
+      <w:pPr>
+        <w:pStyle w:val="Prrafodelista"/>
+        <w:numPr>
+          <w:ilvl w:val="0"/>
+          <w:numId w:val="57"/>
+        </w:numPr>
+        <w:ind w:left="993"/>
+        <w:rPr>
+          <w:lang w:val="es-419" w:eastAsia="es-CO"/>
+        </w:rPr>
+      </w:pPr>
+      <w:r>
+        <w:rPr>
+          <w:rStyle w:val="Ttulo5Car"/>
+        </w:rPr>
+        <w:t>Valoración dinámica.</w:t>
+      </w:r>
+      <w:r>
+        <w:rPr>
+          <w:lang w:val="es-419" w:eastAsia="es-CO"/>
+        </w:rPr>
+        <w:t xml:space="preserve"> Comprende la reevaluación periódica de la situación durante el desarrollo del evento, registrando los cambios observados y ajustando las decisiones de acuerdo con la evolución de la emergencia.</w:t>
+      </w:r>
+    </w:p>
+    <w:p>
+      <w:pPr>
+        <w:pStyle w:val="Prrafodelista"/>
+        <w:numPr>
+          <w:ilvl w:val="0"/>
+          <w:numId w:val="57"/>
+        </w:numPr>
+        <w:ind w:left="993"/>
+        <w:rPr>
+          <w:lang w:val="es-419" w:eastAsia="es-CO"/>
+        </w:rPr>
+      </w:pPr>
       <w:proofErr w:type="spellStart"/>
       <w:r>
         <w:rPr>
@@ -12074,1472 +13370,6 @@
           <w:bCs/>
           <w:lang w:val="es-419" w:eastAsia="es-CO"/>
         </w:rPr>
-        <w:t>Expectancy</w:t>
-      </w:r>
-      <w:proofErr w:type="spellEnd"/>
-      <w:r>
-        <w:rPr>
-          <w:b/>
-          <w:bCs/>
-          <w:lang w:val="es-419" w:eastAsia="es-CO"/>
-        </w:rPr>
-        <w:t xml:space="preserve"> (ALE)</w:t>
-      </w:r>
-    </w:p>
-    <w:p>
-      <w:pPr>
-        <w:rPr>
-          <w:lang w:val="en-US" w:eastAsia="es-CO"/>
-        </w:rPr>
-      </w:pPr>
-      <w:r>
-        <w:rPr>
-          <w:lang w:val="es-419" w:eastAsia="es-CO"/>
-        </w:rPr>
-        <w:t xml:space="preserve">Para profundizar en este tema, consulte el Anexo 5. </w:t>
-      </w:r>
-      <w:r>
-        <w:rPr>
-          <w:lang w:val="en-US" w:eastAsia="es-CO"/>
-        </w:rPr>
-        <w:t xml:space="preserve">Anexo 5. </w:t>
-      </w:r>
-      <w:r>
-        <w:rPr>
-          <w:rStyle w:val="Extranjerismo"/>
-          <w:spacing w:val="0"/>
-          <w:lang w:eastAsia="es-CO"/>
-        </w:rPr>
-        <w:t>Annualized Loss Expectancy</w:t>
-      </w:r>
-      <w:r>
-        <w:rPr>
-          <w:lang w:val="en-US" w:eastAsia="es-CO"/>
-        </w:rPr>
-        <w:t xml:space="preserve"> (ALE) </w:t>
-      </w:r>
-      <w:r>
-        <w:rPr>
-          <w:rStyle w:val="Extranjerismo"/>
-          <w:spacing w:val="0"/>
-          <w:lang w:eastAsia="es-CO"/>
-        </w:rPr>
-        <w:t>Methodology</w:t>
-      </w:r>
-      <w:r>
-        <w:rPr>
-          <w:lang w:val="en-US" w:eastAsia="es-CO"/>
-        </w:rPr>
-        <w:t>.</w:t>
-      </w:r>
-    </w:p>
-    <w:p>
-      <w:pPr>
-        <w:rPr>
-          <w:lang w:val="es-ES" w:eastAsia="es-CO"/>
-        </w:rPr>
-      </w:pPr>
-      <w:r>
-        <w:rPr>
-          <w:lang w:val="es-ES" w:eastAsia="es-CO"/>
-        </w:rPr>
-        <w:t>“Para profundizar sobre el tema, consulte el documento “Anexo_5_Annualized_Loss_Expectancy_Methodology.pdf”, ubicado en la carpeta de Anexos”.</w:t>
-      </w:r>
-    </w:p>
-    <w:p>
-      <w:pPr>
-        <w:pStyle w:val="Ttulo2"/>
-      </w:pPr>
-      <w:bookmarkStart w:id="18" w:name="_Toc236323233"/>
-      <w:r>
-        <w:t>Pasos para gestionar los riesgos</w:t>
-      </w:r>
-      <w:bookmarkEnd w:id="18"/>
-    </w:p>
-    <w:p>
-      <w:pPr>
-        <w:rPr>
-          <w:lang w:val="es-419" w:eastAsia="es-CO"/>
-        </w:rPr>
-      </w:pPr>
-      <w:r>
-        <w:rPr>
-          <w:lang w:val="es-419" w:eastAsia="es-CO"/>
-        </w:rPr>
-        <w:t>La gestión del riesgo requiere un proceso sistemático que permita identificar, evaluar y controlar los eventos que pueden afectar la prestación del servicio. Cada etapa debe quedar documentada, asignar responsables y ser objeto de seguimiento periódico para garantizar su eficacia.</w:t>
-      </w:r>
-    </w:p>
-    <w:p>
-      <w:pPr>
-        <w:pStyle w:val="Prrafodelista"/>
-        <w:numPr>
-          <w:ilvl w:val="0"/>
-          <w:numId w:val="50"/>
-        </w:numPr>
-        <w:ind w:left="993"/>
-        <w:rPr>
-          <w:lang w:val="es-419" w:eastAsia="es-CO"/>
-        </w:rPr>
-      </w:pPr>
-      <w:r>
-        <w:rPr>
-          <w:rStyle w:val="Ttulo5Car"/>
-        </w:rPr>
-        <w:t>Identificar los riesgos.</w:t>
-      </w:r>
-      <w:r>
-        <w:rPr>
-          <w:lang w:val="es-419" w:eastAsia="es-CO"/>
-        </w:rPr>
-        <w:t xml:space="preserve"> Reconocer los eventos que pueden afectar la operación mediante talleres de trabajo, revisión de bitácoras, análisis de incidentes e inspecciones, con el fin de elaborar el inventario de riesgos.</w:t>
-      </w:r>
-    </w:p>
-    <w:p>
-      <w:pPr>
-        <w:pStyle w:val="Prrafodelista"/>
-        <w:numPr>
-          <w:ilvl w:val="0"/>
-          <w:numId w:val="50"/>
-        </w:numPr>
-        <w:ind w:left="993"/>
-        <w:rPr>
-          <w:lang w:val="es-419" w:eastAsia="es-CO"/>
-        </w:rPr>
-      </w:pPr>
-      <w:r>
-        <w:rPr>
-          <w:rStyle w:val="Ttulo5Car"/>
-        </w:rPr>
-        <w:t>Valorar el riesgo.</w:t>
-      </w:r>
-      <w:r>
-        <w:rPr>
-          <w:lang w:val="es-419" w:eastAsia="es-CO"/>
-        </w:rPr>
-        <w:t xml:space="preserve"> Determinar la probabilidad de ocurrencia y el impacto de cada riesgo mediante una matriz de probabilidad e impacto u otra metodología semicuantitativa, conforme a los lineamientos de la ISO 31000.</w:t>
-      </w:r>
-    </w:p>
-    <w:p>
-      <w:pPr>
-        <w:pStyle w:val="Prrafodelista"/>
-        <w:numPr>
-          <w:ilvl w:val="0"/>
-          <w:numId w:val="50"/>
-        </w:numPr>
-        <w:ind w:left="993"/>
-        <w:rPr>
-          <w:lang w:val="es-419" w:eastAsia="es-CO"/>
-        </w:rPr>
-      </w:pPr>
-      <w:r>
-        <w:rPr>
-          <w:rStyle w:val="Ttulo5Car"/>
-        </w:rPr>
-        <w:lastRenderedPageBreak/>
-        <w:t>Tratar el riesgo.</w:t>
-      </w:r>
-      <w:r>
-        <w:rPr>
-          <w:lang w:val="es-419" w:eastAsia="es-CO"/>
-        </w:rPr>
-        <w:t xml:space="preserve"> Definir la estrategia más adecuada para cada riesgo: evitarlo, reducirlo mediante controles, transferirlo (por ejemplo, mediante seguros) o aceptarlo cuando resulte técnicamente justificable.</w:t>
-      </w:r>
-    </w:p>
-    <w:p>
-      <w:pPr>
-        <w:pStyle w:val="Prrafodelista"/>
-        <w:numPr>
-          <w:ilvl w:val="0"/>
-          <w:numId w:val="50"/>
-        </w:numPr>
-        <w:ind w:left="993"/>
-        <w:rPr>
-          <w:lang w:val="es-419" w:eastAsia="es-CO"/>
-        </w:rPr>
-      </w:pPr>
-      <w:r>
-        <w:rPr>
-          <w:rStyle w:val="Ttulo5Car"/>
-        </w:rPr>
-        <w:t>Monitorear.</w:t>
-      </w:r>
-      <w:r>
-        <w:rPr>
-          <w:lang w:val="es-419" w:eastAsia="es-CO"/>
-        </w:rPr>
-        <w:t xml:space="preserve"> Realizar seguimiento periódico a los riesgos identificados y verificar la eficacia de los controles implementados, actualizando la información cuando se presenten cambios en el contexto o en las operaciones.</w:t>
-      </w:r>
-    </w:p>
-    <w:p>
-      <w:pPr>
-        <w:pStyle w:val="Prrafodelista"/>
-        <w:numPr>
-          <w:ilvl w:val="0"/>
-          <w:numId w:val="50"/>
-        </w:numPr>
-        <w:ind w:left="993"/>
-        <w:rPr>
-          <w:lang w:val="es-419" w:eastAsia="es-CO"/>
-        </w:rPr>
-      </w:pPr>
-      <w:r>
-        <w:rPr>
-          <w:rStyle w:val="Ttulo5Car"/>
-        </w:rPr>
-        <w:t>Registrar.</w:t>
-      </w:r>
-      <w:r>
-        <w:rPr>
-          <w:lang w:val="es-419" w:eastAsia="es-CO"/>
-        </w:rPr>
-        <w:t xml:space="preserve"> Documentar las evaluaciones realizadas, las decisiones adoptadas, las evidencias de implementación y los resultados obtenidos, garantizando la trazabilidad y la posibilidad de auditoría.</w:t>
-      </w:r>
-    </w:p>
-    <w:p>
-      <w:pPr>
-        <w:rPr>
-          <w:lang w:val="es-419" w:eastAsia="es-CO"/>
-        </w:rPr>
-      </w:pPr>
-      <w:r>
-        <w:rPr>
-          <w:lang w:val="es-419" w:eastAsia="es-CO"/>
-        </w:rPr>
-        <w:t>La aplicación sistemática de estas metodologías fortalece la gestión integral del riesgo, facilita la toma de decisiones basada en evidencia y contribuye a proteger a las personas, los activos y la continuidad de las operaciones en los servicios de vigilancia y seguridad privada.</w:t>
-      </w:r>
-    </w:p>
-    <w:p>
-      <w:pPr>
-        <w:pStyle w:val="Ttulo2"/>
-      </w:pPr>
-      <w:bookmarkStart w:id="19" w:name="_Toc236323234"/>
-      <w:r>
-        <w:t>Verificación de riesgos</w:t>
-      </w:r>
-      <w:bookmarkEnd w:id="19"/>
-    </w:p>
-    <w:p>
-      <w:pPr>
-        <w:rPr>
-          <w:lang w:val="es-419" w:eastAsia="es-CO"/>
-        </w:rPr>
-      </w:pPr>
-      <w:r>
-        <w:rPr>
-          <w:lang w:val="es-419" w:eastAsia="es-CO"/>
-        </w:rPr>
-        <w:t>La gestión del riesgo no finaliza con la identificación, valoración y tratamiento de los riesgos. También requiere comprobar que las medidas de control implementadas funcionan correctamente y que los eventos son detectados y atendidos de manera oportuna. La verificación permite evaluar la eficacia de los controles, identificar oportunidades de mejora y fortalecer la capacidad de respuesta de la organización.</w:t>
-      </w:r>
-    </w:p>
-    <w:p>
-      <w:pPr>
-        <w:rPr>
-          <w:lang w:val="es-419" w:eastAsia="es-CO"/>
-        </w:rPr>
-      </w:pPr>
-      <w:r>
-        <w:rPr>
-          <w:lang w:val="es-419" w:eastAsia="es-CO"/>
-        </w:rPr>
-        <w:t>En los servicios de vigilancia y seguridad privada, la verificación puede realizarse mediante diferentes mecanismos que combinan el análisis de información técnica, la supervisión del personal y la ejecución de ejercicios operativos:</w:t>
-      </w:r>
-    </w:p>
-    <w:p>
-      <w:pPr>
-        <w:pStyle w:val="Prrafodelista"/>
-        <w:numPr>
-          <w:ilvl w:val="0"/>
-          <w:numId w:val="51"/>
-        </w:numPr>
-        <w:ind w:left="993"/>
-        <w:rPr>
-          <w:lang w:val="es-419" w:eastAsia="es-CO"/>
-        </w:rPr>
-      </w:pPr>
-      <w:r>
-        <w:rPr>
-          <w:rStyle w:val="Ttulo5Car"/>
-        </w:rPr>
-        <w:lastRenderedPageBreak/>
-        <w:t>Verificación técnica.</w:t>
-      </w:r>
-      <w:r>
-        <w:rPr>
-          <w:lang w:val="es-419" w:eastAsia="es-CO"/>
-        </w:rPr>
-        <w:t xml:space="preserve"> Comprende el análisis de registros (</w:t>
-      </w:r>
-      <w:r>
-        <w:rPr>
-          <w:rStyle w:val="Extranjerismo"/>
-          <w:spacing w:val="0"/>
-          <w:lang w:val="es-419" w:eastAsia="es-CO"/>
-        </w:rPr>
-        <w:t>logs</w:t>
-      </w:r>
-      <w:r>
-        <w:rPr>
-          <w:lang w:val="es-419" w:eastAsia="es-CO"/>
-        </w:rPr>
-        <w:t>) de los sistemas de videovigilancia (VMS), la revisión de eventos del sistema de control de acceso, la validación de la trazabilidad GPS de las patrullas, el análisis de alarmas generadas y atendidas, y la verificación del funcionamiento de los equipos tecnológicos. Estas actividades permiten confirmar que los sistemas operan correctamente y que la respuesta fue adecuada.</w:t>
-      </w:r>
-    </w:p>
-    <w:p>
-      <w:pPr>
-        <w:pStyle w:val="Prrafodelista"/>
-        <w:numPr>
-          <w:ilvl w:val="0"/>
-          <w:numId w:val="51"/>
-        </w:numPr>
-        <w:ind w:left="993"/>
-        <w:rPr>
-          <w:lang w:val="es-419" w:eastAsia="es-CO"/>
-        </w:rPr>
-      </w:pPr>
-      <w:r>
-        <w:rPr>
-          <w:rStyle w:val="Ttulo5Car"/>
-        </w:rPr>
-        <w:t>Verificación humana.</w:t>
-      </w:r>
-      <w:r>
-        <w:rPr>
-          <w:lang w:val="es-419" w:eastAsia="es-CO"/>
-        </w:rPr>
-        <w:t xml:space="preserve"> Incluye la revisión de bitácoras diligenciadas por el personal de vigilancia, actas de inspección, reportes de novedades, registros de rondas y la comprobación del funcionamiento de dispositivos utilizados durante la operación.</w:t>
-      </w:r>
-    </w:p>
-    <w:p>
-      <w:pPr>
-        <w:pStyle w:val="Prrafodelista"/>
-        <w:numPr>
-          <w:ilvl w:val="0"/>
-          <w:numId w:val="51"/>
-        </w:numPr>
-        <w:ind w:left="993"/>
-        <w:rPr>
-          <w:lang w:val="es-419" w:eastAsia="es-CO"/>
-        </w:rPr>
-      </w:pPr>
-      <w:r>
-        <w:rPr>
-          <w:rStyle w:val="Ttulo5Car"/>
-        </w:rPr>
-        <w:t>Pruebas y simulacros.</w:t>
-      </w:r>
-      <w:r>
-        <w:rPr>
-          <w:lang w:val="es-419" w:eastAsia="es-CO"/>
-        </w:rPr>
-        <w:t xml:space="preserve"> Consisten en ejercicios programados o no anunciados que permiten evaluar los tiempos de respuesta, la coordinación entre los diferentes actores y la efectividad de los procedimientos establecidos. La ISO 22320:2018 establece que las organizaciones deben disponer de estructuras para responder, comunicar y realizar seguimiento a los incidentes durante las emergencias.</w:t>
-      </w:r>
-    </w:p>
-    <w:p>
-      <w:pPr>
-        <w:rPr>
-          <w:lang w:val="es-419" w:eastAsia="es-CO"/>
-        </w:rPr>
-      </w:pPr>
-      <w:r>
-        <w:rPr>
-          <w:lang w:val="es-419" w:eastAsia="es-CO"/>
-        </w:rPr>
-        <w:t>En una empresa de vigilancia, por ejemplo, puede desarrollarse un simulacro de intrusión en un centro comercial para evaluar el tiempo requerido por el guarda de seguridad para verificar la alarma, el desplazamiento de la patrulla, el registro de la evidencia y la aplicación de los protocolos establecidos. Los resultados obtenidos permiten ajustar procedimientos, fortalecer los controles y mejorar la capacidad de respuesta.</w:t>
-      </w:r>
-    </w:p>
-    <w:p>
-      <w:pPr>
-        <w:rPr>
-          <w:lang w:val="es-419" w:eastAsia="es-CO"/>
-        </w:rPr>
-      </w:pPr>
-    </w:p>
-    <w:p>
-      <w:pPr>
-        <w:rPr>
-          <w:lang w:val="es-419" w:eastAsia="es-CO"/>
-        </w:rPr>
-      </w:pPr>
-    </w:p>
-    <w:p>
-      <w:pPr>
-        <w:pStyle w:val="Prrafodelista"/>
-        <w:numPr>
-          <w:ilvl w:val="0"/>
-          <w:numId w:val="52"/>
-        </w:numPr>
-        <w:ind w:left="993"/>
-        <w:rPr>
-          <w:b/>
-          <w:bCs/>
-          <w:lang w:val="es-419" w:eastAsia="es-CO"/>
-        </w:rPr>
-      </w:pPr>
-      <w:r>
-        <w:rPr>
-          <w:b/>
-          <w:bCs/>
-          <w:lang w:val="es-419" w:eastAsia="es-CO"/>
-        </w:rPr>
-        <w:lastRenderedPageBreak/>
-        <w:t>Matriz de metodología de la evaluación</w:t>
-      </w:r>
-    </w:p>
-    <w:p>
-      <w:pPr>
-        <w:rPr>
-          <w:lang w:val="es-419" w:eastAsia="es-CO"/>
-        </w:rPr>
-      </w:pPr>
-      <w:r>
-        <w:rPr>
-          <w:lang w:val="es-419" w:eastAsia="es-CO"/>
-        </w:rPr>
-        <w:t>Para ampliar este tema, consulte el Anexo 6. Matriz de metodología de la evaluación de riesgos del Plan de Seguridad.</w:t>
-      </w:r>
-    </w:p>
-    <w:p>
-      <w:pPr>
-        <w:rPr>
-          <w:lang w:val="es-419" w:eastAsia="es-CO"/>
-        </w:rPr>
-      </w:pPr>
-      <w:r>
-        <w:rPr>
-          <w:lang w:val="es-419" w:eastAsia="es-CO"/>
-        </w:rPr>
-        <w:t>“Para profundizar sobre el tema, consulte el documento “Anexo_6_Matriz_metodologia_evaluacion_riesgos_Plan</w:t>
-      </w:r>
-      <w:r>
-        <w:rPr>
-          <w:lang w:val="es-419" w:eastAsia="es-CO"/>
-        </w:rPr>
-        <w:t>.</w:t>
-      </w:r>
-      <w:r>
-        <w:rPr>
-          <w:lang w:val="es-419" w:eastAsia="es-CO"/>
-        </w:rPr>
-        <w:t>pdf”, ubicado en la carpeta de Anexos”.</w:t>
-      </w:r>
-    </w:p>
-    <w:p>
-      <w:pPr>
-        <w:pStyle w:val="Ttulo3"/>
-      </w:pPr>
-      <w:r>
-        <w:t>Determinación de la probabilidad de ocurrencia de los riesgos</w:t>
-      </w:r>
-    </w:p>
-    <w:p>
-      <w:pPr>
-        <w:rPr>
-          <w:lang w:val="es-419" w:eastAsia="es-CO"/>
-        </w:rPr>
-      </w:pPr>
-      <w:r>
-        <w:rPr>
-          <w:lang w:val="es-419" w:eastAsia="es-CO"/>
-        </w:rPr>
-        <w:t>La probabilidad de ocurrencia expresa la posibilidad de que un riesgo identificado llegue a materializarse y genere consecuencias sobre las personas, los bienes, la información o la continuidad de las operaciones.</w:t>
-      </w:r>
-    </w:p>
-    <w:p>
-      <w:pPr>
-        <w:rPr>
-          <w:lang w:val="es-419" w:eastAsia="es-CO"/>
-        </w:rPr>
-      </w:pPr>
-      <w:r>
-        <w:rPr>
-          <w:lang w:val="es-419" w:eastAsia="es-CO"/>
-        </w:rPr>
-        <w:t>En el ámbito de la vigilancia y seguridad privada, esta estimación requiere analizar la frecuencia histórica de los eventos, las vulnerabilidades existentes y las condiciones particulares del entorno, como el horario del servicio, el nivel de exposición, el valor de los activos protegidos, la iluminación del lugar o las características del área de influencia.</w:t>
-      </w:r>
-    </w:p>
-    <w:p>
-      <w:pPr>
-        <w:rPr>
-          <w:lang w:val="es-419" w:eastAsia="es-CO"/>
-        </w:rPr>
-      </w:pPr>
-      <w:r>
-        <w:rPr>
-          <w:lang w:val="es-419" w:eastAsia="es-CO"/>
-        </w:rPr>
-        <w:t>Para realizar esta estimación es necesario utilizar información proveniente de diversas fuentes que permitan fundamentar el análisis en datos objetivos</w:t>
-      </w:r>
-      <w:r>
-        <w:rPr>
-          <w:lang w:val="es-419" w:eastAsia="es-CO"/>
-        </w:rPr>
-        <w:t>.</w:t>
-      </w:r>
-    </w:p>
-    <w:p>
-      <w:pPr>
-        <w:pStyle w:val="Prrafodelista"/>
-        <w:numPr>
-          <w:ilvl w:val="0"/>
-          <w:numId w:val="52"/>
-        </w:numPr>
-        <w:ind w:left="993"/>
-        <w:rPr>
-          <w:lang w:val="es-419" w:eastAsia="es-CO"/>
-        </w:rPr>
-      </w:pPr>
-      <w:r>
-        <w:rPr>
-          <w:rStyle w:val="Ttulo5Car"/>
-        </w:rPr>
-        <w:t>Bitácoras históricas</w:t>
-      </w:r>
-      <w:r>
-        <w:rPr>
-          <w:lang w:val="es-419" w:eastAsia="es-CO"/>
-        </w:rPr>
-        <w:t>. Permiten identificar la frecuencia y el comportamiento de incidentes ocurridos durante la prestación del servicio.</w:t>
-      </w:r>
-    </w:p>
-    <w:p>
-      <w:pPr>
-        <w:pStyle w:val="Prrafodelista"/>
-        <w:numPr>
-          <w:ilvl w:val="0"/>
-          <w:numId w:val="52"/>
-        </w:numPr>
-        <w:ind w:left="993"/>
-        <w:rPr>
-          <w:lang w:val="es-419" w:eastAsia="es-CO"/>
-        </w:rPr>
-      </w:pPr>
-      <w:r>
-        <w:rPr>
-          <w:rStyle w:val="Ttulo5Car"/>
-        </w:rPr>
-        <w:t>Reportes de autoridades.</w:t>
-      </w:r>
-      <w:r>
-        <w:rPr>
-          <w:lang w:val="es-419" w:eastAsia="es-CO"/>
-        </w:rPr>
-        <w:t xml:space="preserve"> Aportan información sobre hechos delictivos y condiciones de seguridad del entorno.</w:t>
-      </w:r>
-    </w:p>
-    <w:p>
-      <w:pPr>
-        <w:pStyle w:val="Prrafodelista"/>
-        <w:numPr>
-          <w:ilvl w:val="0"/>
-          <w:numId w:val="52"/>
-        </w:numPr>
-        <w:ind w:left="993"/>
-        <w:rPr>
-          <w:lang w:val="es-419" w:eastAsia="es-CO"/>
-        </w:rPr>
-      </w:pPr>
-      <w:r>
-        <w:rPr>
-          <w:rStyle w:val="Ttulo5Car"/>
-        </w:rPr>
-        <w:lastRenderedPageBreak/>
-        <w:t>Análisis estacionales.</w:t>
-      </w:r>
-      <w:r>
-        <w:rPr>
-          <w:lang w:val="es-419" w:eastAsia="es-CO"/>
-        </w:rPr>
-        <w:t xml:space="preserve"> Facilitan la identificación de periodos con mayor incidencia de determinados eventos, como el incremento de hurtos durante temporadas comerciales.</w:t>
-      </w:r>
-    </w:p>
-    <w:p>
-      <w:pPr>
-        <w:pStyle w:val="Prrafodelista"/>
-        <w:numPr>
-          <w:ilvl w:val="0"/>
-          <w:numId w:val="52"/>
-        </w:numPr>
-        <w:ind w:left="993"/>
-        <w:rPr>
-          <w:lang w:val="es-419" w:eastAsia="es-CO"/>
-        </w:rPr>
-      </w:pPr>
-      <w:r>
-        <w:rPr>
-          <w:rStyle w:val="Ttulo5Car"/>
-        </w:rPr>
-        <w:t>Inspecciones de vulnerabilidad</w:t>
-      </w:r>
-      <w:r>
-        <w:rPr>
-          <w:lang w:val="es-419" w:eastAsia="es-CO"/>
-        </w:rPr>
-        <w:t>. Permiten detectar debilidades relacionadas con iluminación, puntos ciegos, accesos, cerramientos y demás condiciones que incrementan la exposición al riesgo.</w:t>
-      </w:r>
-    </w:p>
-    <w:p>
-      <w:pPr>
-        <w:rPr>
-          <w:lang w:val="es-419" w:eastAsia="es-CO"/>
-        </w:rPr>
-      </w:pPr>
-      <w:r>
-        <w:rPr>
-          <w:lang w:val="es-419" w:eastAsia="es-CO"/>
-        </w:rPr>
-        <w:t>La ISO 31000:2018 recomienda que la evaluación de la probabilidad se base en información verificable y se adapte al contexto interno y externo de la organización, con el fin de obtener resultados confiables para la toma de decisiones.</w:t>
-      </w:r>
-    </w:p>
-    <w:p>
-      <w:pPr>
-        <w:rPr>
-          <w:lang w:val="es-419" w:eastAsia="es-CO"/>
-        </w:rPr>
-      </w:pPr>
-      <w:r>
-        <w:rPr>
-          <w:lang w:val="es-419" w:eastAsia="es-CO"/>
-        </w:rPr>
-        <w:t>Existen diferentes metodologías para estimar la probabilidad de ocurrencia de un riesgo, cuya selección depende de la disponibilidad de información y del nivel de detalle requerido</w:t>
-      </w:r>
-      <w:r>
-        <w:rPr>
-          <w:lang w:val="es-419" w:eastAsia="es-CO"/>
-        </w:rPr>
-        <w:t>:</w:t>
-      </w:r>
-    </w:p>
-    <w:p>
-      <w:pPr>
-        <w:pStyle w:val="Prrafodelista"/>
-        <w:numPr>
-          <w:ilvl w:val="0"/>
-          <w:numId w:val="53"/>
-        </w:numPr>
-        <w:ind w:left="993"/>
-        <w:rPr>
-          <w:lang w:val="es-419" w:eastAsia="es-CO"/>
-        </w:rPr>
-      </w:pPr>
-      <w:r>
-        <w:rPr>
-          <w:rStyle w:val="Ttulo5Car"/>
-        </w:rPr>
-        <w:t>Cualitativo.</w:t>
-      </w:r>
-      <w:r>
-        <w:rPr>
-          <w:lang w:val="es-419" w:eastAsia="es-CO"/>
-        </w:rPr>
-        <w:t xml:space="preserve"> Utiliza categorías descriptivas, como muy baja, baja, media, alta y muy alta, para estimar la probabilidad cuando no existen datos estadísticos suficientes. Por ejemplo, la probabilidad de una intrusión durante la jornada diurna puede clasificarse como media de acuerdo con los antecedentes y las condiciones actuales del servicio.</w:t>
-      </w:r>
-    </w:p>
-    <w:p>
-      <w:pPr>
-        <w:pStyle w:val="Prrafodelista"/>
-        <w:numPr>
-          <w:ilvl w:val="0"/>
-          <w:numId w:val="53"/>
-        </w:numPr>
-        <w:ind w:left="993"/>
-        <w:rPr>
-          <w:lang w:val="es-419" w:eastAsia="es-CO"/>
-        </w:rPr>
-      </w:pPr>
-      <w:r>
-        <w:rPr>
-          <w:rStyle w:val="Ttulo5Car"/>
-        </w:rPr>
-        <w:t>Semicuantitativo.</w:t>
-      </w:r>
-      <w:r>
-        <w:rPr>
-          <w:lang w:val="es-419" w:eastAsia="es-CO"/>
-        </w:rPr>
-        <w:t xml:space="preserve"> Emplea escalas numéricas, generalmente de 1 a 5, para representar la probabilidad y posteriormente combinarla con el impacto mediante una matriz de riesgos. Por ejemplo, una probabilidad de 3 y un impacto de 3 generan un nivel de riesgo de 9, información que facilita la priorización de controles.</w:t>
-      </w:r>
-    </w:p>
-    <w:p>
-      <w:pPr>
-        <w:pStyle w:val="Prrafodelista"/>
-        <w:numPr>
-          <w:ilvl w:val="0"/>
-          <w:numId w:val="53"/>
-        </w:numPr>
-        <w:ind w:left="993"/>
-        <w:rPr>
-          <w:lang w:val="es-419" w:eastAsia="es-CO"/>
-        </w:rPr>
-      </w:pPr>
-      <w:r>
-        <w:rPr>
-          <w:rStyle w:val="Ttulo5Car"/>
-        </w:rPr>
-        <w:t>Cuantitativo.</w:t>
-      </w:r>
-      <w:r>
-        <w:rPr>
-          <w:lang w:val="es-419" w:eastAsia="es-CO"/>
-        </w:rPr>
-        <w:t xml:space="preserve"> Calcula la probabilidad mediante datos históricos y métodos estadísticos. Un ejemplo consiste en dividir el número de intrusiones </w:t>
-      </w:r>
-      <w:r>
-        <w:rPr>
-          <w:lang w:val="es-419" w:eastAsia="es-CO"/>
-        </w:rPr>
-        <w:lastRenderedPageBreak/>
-        <w:t>registradas durante un periodo entre el total de servicios prestados, obteniendo un porcentaje de ocurrencia que sirve como base para la toma de decisiones.</w:t>
-      </w:r>
-    </w:p>
-    <w:p>
-      <w:pPr>
-        <w:pStyle w:val="Prrafodelista"/>
-        <w:numPr>
-          <w:ilvl w:val="0"/>
-          <w:numId w:val="53"/>
-        </w:numPr>
-        <w:ind w:left="993"/>
-        <w:rPr>
-          <w:lang w:val="es-419" w:eastAsia="es-CO"/>
-        </w:rPr>
-      </w:pPr>
-      <w:r>
-        <w:rPr>
-          <w:rStyle w:val="Ttulo5Car"/>
-        </w:rPr>
-        <w:t>Herramientas de cuantificación avanzada.</w:t>
-      </w:r>
-      <w:r>
-        <w:rPr>
-          <w:lang w:val="es-419" w:eastAsia="es-CO"/>
-        </w:rPr>
-        <w:t xml:space="preserve"> Utilizan modelos estadísticos y simulaciones, como el método de Monte Carlo, para analizar múltiples escenarios y estimar la probabilidad de eventos poco frecuentes, pero con consecuencias de alta severidad. Estas herramientas son especialmente útiles en infraestructuras críticas y sistemas tecnológicos complejos.</w:t>
-      </w:r>
-    </w:p>
-    <w:p>
-      <w:pPr>
-        <w:rPr>
-          <w:lang w:val="es-419" w:eastAsia="es-CO"/>
-        </w:rPr>
-      </w:pPr>
-      <w:r>
-        <w:rPr>
-          <w:lang w:val="es-419" w:eastAsia="es-CO"/>
-        </w:rPr>
-        <w:t>La determinación adecuada de la probabilidad de ocurrencia permite establecer prioridades, seleccionar controles acordes con el nivel de exposición y optimizar la asignación de recursos para proteger a las personas, los activos y la continuidad de las operaciones. Además, constituye un insumo esencial para la valoración integral de los riesgos y la mejora continua de los sistemas de gestión.</w:t>
-      </w:r>
-    </w:p>
-    <w:p>
-      <w:pPr>
-        <w:pStyle w:val="Ttulo3"/>
-      </w:pPr>
-      <w:r>
-        <w:t>Tratamiento del riesgo</w:t>
-      </w:r>
-    </w:p>
-    <w:p>
-      <w:pPr>
-        <w:rPr>
-          <w:lang w:val="es-419" w:eastAsia="es-CO"/>
-        </w:rPr>
-      </w:pPr>
-      <w:r>
-        <w:rPr>
-          <w:lang w:val="es-419" w:eastAsia="es-CO"/>
-        </w:rPr>
-        <w:t>Una vez identificados y valorados los riesgos, es necesario definir las medidas que permitan reducir su probabilidad de ocurrencia, disminuir sus consecuencias o decidir la forma más adecuada de administrarlos. Este proceso se conoce como tratamiento del riesgo y comprende la selección, planificación e implementación de acciones orientadas a modificar el nivel de riesgo hasta alcanzar un nivel aceptable para la organización.</w:t>
-      </w:r>
-    </w:p>
-    <w:p>
-      <w:pPr>
-        <w:rPr>
-          <w:lang w:val="es-419" w:eastAsia="es-CO"/>
-        </w:rPr>
-      </w:pPr>
-      <w:r>
-        <w:rPr>
-          <w:lang w:val="es-419" w:eastAsia="es-CO"/>
-        </w:rPr>
-        <w:t xml:space="preserve">El tratamiento del riesgo incluye la elaboración de un plan de acción que establece las actividades por desarrollar, los responsables, los recursos necesarios, los plazos de ejecución y los mecanismos de seguimiento que permitan verificar la eficacia </w:t>
-      </w:r>
-      <w:r>
-        <w:rPr>
-          <w:lang w:val="es-419" w:eastAsia="es-CO"/>
-        </w:rPr>
-        <w:lastRenderedPageBreak/>
-        <w:t>de las medidas implementadas. Las principales estrategias de tratamiento del riesgo son las siguientes:</w:t>
-      </w:r>
-    </w:p>
-    <w:p>
-      <w:pPr>
-        <w:pStyle w:val="Prrafodelista"/>
-        <w:numPr>
-          <w:ilvl w:val="0"/>
-          <w:numId w:val="54"/>
-        </w:numPr>
-        <w:ind w:left="993"/>
-        <w:rPr>
-          <w:lang w:val="es-419" w:eastAsia="es-CO"/>
-        </w:rPr>
-      </w:pPr>
-      <w:r>
-        <w:rPr>
-          <w:rStyle w:val="Ttulo5Car"/>
-        </w:rPr>
-        <w:t>Evitar.</w:t>
-      </w:r>
-      <w:r>
-        <w:rPr>
-          <w:lang w:val="es-419" w:eastAsia="es-CO"/>
-        </w:rPr>
-        <w:t xml:space="preserve"> Consiste en eliminar la fuente del riesgo o impedir que este llegue a materializarse. Por ejemplo, cerrar un acceso secundario que facilita el ingreso no autorizado a una instalación.</w:t>
-      </w:r>
-    </w:p>
-    <w:p>
-      <w:pPr>
-        <w:pStyle w:val="Prrafodelista"/>
-        <w:numPr>
-          <w:ilvl w:val="0"/>
-          <w:numId w:val="54"/>
-        </w:numPr>
-        <w:ind w:left="993"/>
-        <w:rPr>
-          <w:lang w:val="es-419" w:eastAsia="es-CO"/>
-        </w:rPr>
-      </w:pPr>
-      <w:r>
-        <w:rPr>
-          <w:rStyle w:val="Ttulo5Car"/>
-        </w:rPr>
-        <w:t>Reducir o mitigar.</w:t>
-      </w:r>
-      <w:r>
-        <w:rPr>
-          <w:lang w:val="es-419" w:eastAsia="es-CO"/>
-        </w:rPr>
-        <w:t xml:space="preserve"> Comprende la implementación de controles técnicos, administrativos u operativos que disminuyen la probabilidad de ocurrencia o el impacto del riesgo. Entre estas medidas se encuentran la instalación de iluminación inteligente, cámaras con analítica de video, sistemas de detección, controles de acceso y programas de capacitación para el personal.</w:t>
-      </w:r>
-    </w:p>
-    <w:p>
-      <w:pPr>
-        <w:pStyle w:val="Prrafodelista"/>
-        <w:numPr>
-          <w:ilvl w:val="0"/>
-          <w:numId w:val="54"/>
-        </w:numPr>
-        <w:ind w:left="993"/>
-        <w:rPr>
-          <w:lang w:val="es-419" w:eastAsia="es-CO"/>
-        </w:rPr>
-      </w:pPr>
-      <w:r>
-        <w:rPr>
-          <w:rStyle w:val="Ttulo5Car"/>
-        </w:rPr>
-        <w:t>Transferir o compartir.</w:t>
-      </w:r>
-      <w:r>
-        <w:rPr>
-          <w:lang w:val="es-419" w:eastAsia="es-CO"/>
-        </w:rPr>
-        <w:t xml:space="preserve"> Consiste en trasladar total o parcialmente las consecuencias del riesgo a un tercero mediante mecanismos como pólizas de seguros, contratos, acuerdos de nivel de servicio (</w:t>
-      </w:r>
-      <w:proofErr w:type="spellStart"/>
-      <w:r>
-        <w:rPr>
-          <w:rStyle w:val="Extranjerismo"/>
-          <w:lang w:val="es-419" w:eastAsia="es-CO"/>
-        </w:rPr>
-        <w:t>Service</w:t>
-      </w:r>
-      <w:proofErr w:type="spellEnd"/>
-      <w:r>
-        <w:rPr>
-          <w:rStyle w:val="Extranjerismo"/>
-          <w:lang w:val="es-419" w:eastAsia="es-CO"/>
-        </w:rPr>
-        <w:t xml:space="preserve"> </w:t>
-      </w:r>
-      <w:proofErr w:type="spellStart"/>
-      <w:r>
-        <w:rPr>
-          <w:rStyle w:val="Extranjerismo"/>
-          <w:lang w:val="es-419" w:eastAsia="es-CO"/>
-        </w:rPr>
-        <w:t>Level</w:t>
-      </w:r>
-      <w:proofErr w:type="spellEnd"/>
-      <w:r>
-        <w:rPr>
-          <w:rStyle w:val="Extranjerismo"/>
-          <w:lang w:val="es-419" w:eastAsia="es-CO"/>
-        </w:rPr>
-        <w:t xml:space="preserve"> </w:t>
-      </w:r>
-      <w:proofErr w:type="spellStart"/>
-      <w:r>
-        <w:rPr>
-          <w:rStyle w:val="Extranjerismo"/>
-          <w:lang w:val="es-419" w:eastAsia="es-CO"/>
-        </w:rPr>
-        <w:t>Agreement</w:t>
-      </w:r>
-      <w:proofErr w:type="spellEnd"/>
-      <w:r>
-        <w:rPr>
-          <w:lang w:val="es-419" w:eastAsia="es-CO"/>
-        </w:rPr>
-        <w:t xml:space="preserve"> - SLA) o procesos de subcontratación. Aunque la responsabilidad económica puede compartirse, el riesgo continúa existiendo y requiere seguimiento.</w:t>
-      </w:r>
-    </w:p>
-    <w:p>
-      <w:pPr>
-        <w:pStyle w:val="Prrafodelista"/>
-        <w:numPr>
-          <w:ilvl w:val="0"/>
-          <w:numId w:val="54"/>
-        </w:numPr>
-        <w:ind w:left="993"/>
-        <w:rPr>
-          <w:lang w:val="es-419" w:eastAsia="es-CO"/>
-        </w:rPr>
-      </w:pPr>
-      <w:r>
-        <w:rPr>
-          <w:rStyle w:val="Ttulo5Car"/>
-        </w:rPr>
-        <w:t>Aceptar.</w:t>
-      </w:r>
-      <w:r>
-        <w:rPr>
-          <w:lang w:val="es-419" w:eastAsia="es-CO"/>
-        </w:rPr>
-        <w:t xml:space="preserve"> Implica asumir conscientemente el riesgo cuando el costo de implementar controles supera los beneficios esperados. Esta decisión debe quedar debidamente documentada y acompañarse de mecanismos mínimos de seguimiento.</w:t>
-      </w:r>
-    </w:p>
-    <w:p>
-      <w:pPr>
-        <w:rPr>
-          <w:lang w:val="es-419" w:eastAsia="es-CO"/>
-        </w:rPr>
-      </w:pPr>
-      <w:r>
-        <w:rPr>
-          <w:lang w:val="es-419" w:eastAsia="es-CO"/>
-        </w:rPr>
-        <w:t>La estrategia de transferencia puede implementarse mediante diferentes mecanismos contractuales y financieros que permiten distribuir las responsabilidades derivadas de la materialización de un riesgo:</w:t>
-      </w:r>
-    </w:p>
-    <w:p>
-      <w:pPr>
-        <w:rPr>
-          <w:lang w:val="es-419" w:eastAsia="es-CO"/>
-        </w:rPr>
-      </w:pPr>
-    </w:p>
-    <w:p>
-      <w:pPr>
-        <w:pStyle w:val="Prrafodelista"/>
-        <w:numPr>
-          <w:ilvl w:val="0"/>
-          <w:numId w:val="55"/>
-        </w:numPr>
-        <w:ind w:left="993"/>
-        <w:rPr>
-          <w:lang w:val="es-419" w:eastAsia="es-CO"/>
-        </w:rPr>
-      </w:pPr>
-      <w:r>
-        <w:rPr>
-          <w:rStyle w:val="Ttulo5Car"/>
-        </w:rPr>
-        <w:lastRenderedPageBreak/>
-        <w:t>Pólizas de seguros.</w:t>
-      </w:r>
-      <w:r>
-        <w:rPr>
-          <w:lang w:val="es-419" w:eastAsia="es-CO"/>
-        </w:rPr>
-        <w:t xml:space="preserve"> Permiten trasladar el impacto económico derivado de eventos como robos, vandalismo, daños a la infraestructura o interrupciones del servicio, de manera que la aseguradora asuma las pérdidas cubiertas por la póliza.</w:t>
-      </w:r>
-    </w:p>
-    <w:p>
-      <w:pPr>
-        <w:pStyle w:val="Prrafodelista"/>
-        <w:numPr>
-          <w:ilvl w:val="0"/>
-          <w:numId w:val="55"/>
-        </w:numPr>
-        <w:ind w:left="993"/>
-        <w:rPr>
-          <w:lang w:val="es-419" w:eastAsia="es-CO"/>
-        </w:rPr>
-      </w:pPr>
-      <w:r>
-        <w:rPr>
-          <w:rStyle w:val="Ttulo5Car"/>
-        </w:rPr>
-        <w:t>Contratos.</w:t>
-      </w:r>
-      <w:r>
-        <w:rPr>
-          <w:lang w:val="es-419" w:eastAsia="es-CO"/>
-        </w:rPr>
-        <w:t xml:space="preserve"> Incorporan cláusulas relacionadas con la responsabilidad de las partes, límites de indemnización, obligaciones de mantenimiento, reportes de fallas y exclusiones aplicables durante la prestación del servicio.</w:t>
-      </w:r>
-    </w:p>
-    <w:p>
-      <w:pPr>
-        <w:pStyle w:val="Prrafodelista"/>
-        <w:numPr>
-          <w:ilvl w:val="0"/>
-          <w:numId w:val="55"/>
-        </w:numPr>
-        <w:ind w:left="993"/>
-        <w:rPr>
-          <w:lang w:val="es-419" w:eastAsia="es-CO"/>
-        </w:rPr>
-      </w:pPr>
-      <w:r>
-        <w:rPr>
-          <w:rStyle w:val="Ttulo5Car"/>
-        </w:rPr>
-        <w:t>Acuerdos de nivel de servicio (SLA).</w:t>
-      </w:r>
-      <w:r>
-        <w:rPr>
-          <w:lang w:val="es-419" w:eastAsia="es-CO"/>
-        </w:rPr>
-        <w:t xml:space="preserve"> Definen indicadores de desempeño, tiempos de respuesta y sanciones por incumplimiento, permitiendo trasladar parte del riesgo operativo al proveedor del servicio.</w:t>
-      </w:r>
-    </w:p>
-    <w:p>
-      <w:pPr>
-        <w:pStyle w:val="Prrafodelista"/>
-        <w:numPr>
-          <w:ilvl w:val="0"/>
-          <w:numId w:val="55"/>
-        </w:numPr>
-        <w:ind w:left="993"/>
-        <w:rPr>
-          <w:lang w:val="es-419" w:eastAsia="es-CO"/>
-        </w:rPr>
-      </w:pPr>
-      <w:r>
-        <w:rPr>
-          <w:rStyle w:val="Ttulo5Car"/>
-        </w:rPr>
-        <w:t>Subcontratación</w:t>
-      </w:r>
-      <w:r>
-        <w:rPr>
-          <w:lang w:val="es-419" w:eastAsia="es-CO"/>
-        </w:rPr>
-        <w:t xml:space="preserve"> (</w:t>
-      </w:r>
-      <w:r>
-        <w:rPr>
-          <w:rStyle w:val="Extranjerismo"/>
-          <w:b/>
-          <w:bCs/>
-          <w:lang w:val="es-419" w:eastAsia="es-CO"/>
-        </w:rPr>
-        <w:t>Outsourcing</w:t>
-      </w:r>
-      <w:r>
-        <w:rPr>
-          <w:b/>
-          <w:bCs/>
-          <w:lang w:val="es-419" w:eastAsia="es-CO"/>
-        </w:rPr>
-        <w:t>).</w:t>
-      </w:r>
-      <w:r>
-        <w:rPr>
-          <w:lang w:val="es-419" w:eastAsia="es-CO"/>
-        </w:rPr>
-        <w:t xml:space="preserve"> Permite asignar a un proveedor especializado la responsabilidad sobre actividades como el mantenimiento de sistemas de videovigilancia, redes de comunicaciones o equipos tecnológicos, reduciendo la exposición de la organización frente a riesgos técnicos específicos.</w:t>
-      </w:r>
-    </w:p>
-    <w:p>
-      <w:pPr>
-        <w:rPr>
-          <w:lang w:val="es-419" w:eastAsia="es-CO"/>
-        </w:rPr>
-      </w:pPr>
-      <w:r>
-        <w:rPr>
-          <w:lang w:val="es-419" w:eastAsia="es-CO"/>
-        </w:rPr>
-        <w:t>La ISO 31000:2018 establece que la gestión del riesgo no busca eliminar todos los riesgos, ya que esto resulta técnicamente inviable. Su propósito consiste en proporcionar criterios que permitan decidir, de manera fundamentada, cuáles riesgos deben evitarse, reducirse, compartirse o aceptarse, de acuerdo con los objetivos y el contexto de la organización.</w:t>
-      </w:r>
-    </w:p>
-    <w:p>
-      <w:pPr>
-        <w:pStyle w:val="Ttulo2"/>
-      </w:pPr>
-      <w:bookmarkStart w:id="20" w:name="_Toc236323235"/>
-      <w:r>
-        <w:t>Autocontrol y manejo de crisis</w:t>
-      </w:r>
-      <w:bookmarkEnd w:id="20"/>
-    </w:p>
-    <w:p>
-      <w:pPr>
-        <w:rPr>
-          <w:lang w:val="es-419" w:eastAsia="es-CO"/>
-        </w:rPr>
-      </w:pPr>
-      <w:r>
-        <w:rPr>
-          <w:lang w:val="es-419" w:eastAsia="es-CO"/>
-        </w:rPr>
-        <w:t xml:space="preserve">A pesar de las medidas preventivas implementadas, siempre existe la posibilidad de que un riesgo llegue a materializarse. En estas circunstancias, la capacidad de respuesta del personal resulta determinante para proteger la vida de las personas, </w:t>
-      </w:r>
-      <w:r>
-        <w:rPr>
-          <w:lang w:val="es-419" w:eastAsia="es-CO"/>
-        </w:rPr>
-        <w:lastRenderedPageBreak/>
-        <w:t>minimizar las pérdidas y mantener la continuidad de las operaciones. Por ello, el autocontrol y el manejo adecuado de las crisis constituyen competencias esenciales para el personal de vigilancia y seguridad privada.</w:t>
-      </w:r>
-    </w:p>
-    <w:p>
-      <w:pPr>
-        <w:rPr>
-          <w:lang w:val="es-419" w:eastAsia="es-CO"/>
-        </w:rPr>
-      </w:pPr>
-      <w:r>
-        <w:rPr>
-          <w:lang w:val="es-419" w:eastAsia="es-CO"/>
-        </w:rPr>
-        <w:t>El autocontrol hace referencia a la capacidad del vigilante u operador para gestionar sus emociones, mantener la calma y actuar conforme a los procedimientos establecidos, incluso en situaciones de alta presión.</w:t>
-      </w:r>
-    </w:p>
-    <w:p>
-      <w:pPr>
-        <w:pStyle w:val="Prrafodelista"/>
-        <w:numPr>
-          <w:ilvl w:val="0"/>
-          <w:numId w:val="56"/>
-        </w:numPr>
-        <w:ind w:left="993"/>
-        <w:rPr>
-          <w:lang w:val="es-419" w:eastAsia="es-CO"/>
-        </w:rPr>
-      </w:pPr>
-      <w:r>
-        <w:rPr>
-          <w:rStyle w:val="Ttulo5Car"/>
-        </w:rPr>
-        <w:t>Autocontrol.</w:t>
-      </w:r>
-      <w:r>
-        <w:rPr>
-          <w:lang w:val="es-419" w:eastAsia="es-CO"/>
-        </w:rPr>
-        <w:t xml:space="preserve"> Capacidad del personal para reconocer y gestionar sus respuestas físicas y emocionales durante situaciones de presión, manteniendo una comunicación efectiva, el cumplimiento de los protocolos operativos y una adecuada toma de decisiones. El autocontrol disminuye la posibilidad de cometer errores y favorece una respuesta racional frente a eventos críticos.</w:t>
-      </w:r>
-    </w:p>
-    <w:p>
-      <w:pPr>
-        <w:rPr>
-          <w:lang w:val="es-419" w:eastAsia="es-CO"/>
-        </w:rPr>
-      </w:pPr>
-      <w:r>
-        <w:rPr>
-          <w:lang w:val="es-419" w:eastAsia="es-CO"/>
-        </w:rPr>
-        <w:t>El desarrollo de esta competencia fortalece la capacidad del personal para responder de manera segura, coordinada y eficiente ante incidentes y emergencias.</w:t>
-      </w:r>
-    </w:p>
-    <w:p>
-      <w:pPr>
-        <w:pStyle w:val="Ttulo3"/>
-      </w:pPr>
-      <w:r>
-        <w:t>Situación de crisis</w:t>
-      </w:r>
-    </w:p>
-    <w:p>
-      <w:pPr>
-        <w:rPr>
-          <w:lang w:val="es-419" w:eastAsia="es-CO"/>
-        </w:rPr>
-      </w:pPr>
-      <w:r>
-        <w:rPr>
-          <w:lang w:val="es-419" w:eastAsia="es-CO"/>
-        </w:rPr>
-        <w:t>Una crisis corresponde a un evento inesperado que altera de manera significativa el desarrollo normal de las operaciones, compromete la seguridad de las personas o los bienes, afecta la continuidad del servicio y exige una respuesta rápida, coordinada y basada en la toma de decisiones bajo condiciones de incertidumbre. Las crisis pueden clasificarse según el origen del evento que las genera:</w:t>
-      </w:r>
-    </w:p>
-    <w:p>
-      <w:pPr>
-        <w:pStyle w:val="Prrafodelista"/>
-        <w:numPr>
-          <w:ilvl w:val="0"/>
-          <w:numId w:val="56"/>
-        </w:numPr>
-        <w:ind w:left="993"/>
-        <w:rPr>
-          <w:lang w:val="es-419" w:eastAsia="es-CO"/>
-        </w:rPr>
-      </w:pPr>
-      <w:r>
-        <w:rPr>
-          <w:rStyle w:val="Ttulo5Car"/>
-        </w:rPr>
-        <w:t xml:space="preserve">Naturales. </w:t>
-      </w:r>
-      <w:r>
-        <w:rPr>
-          <w:lang w:val="es-419" w:eastAsia="es-CO"/>
-        </w:rPr>
-        <w:t>Se originan por fenómenos naturales, como sismos, inundaciones, vendavales o deslizamientos, y pueden requerir evacuaciones, activación de planes de emergencia y coordinación con las autoridades competentes.</w:t>
-      </w:r>
-    </w:p>
-    <w:p>
-      <w:pPr>
-        <w:pStyle w:val="Prrafodelista"/>
-        <w:numPr>
-          <w:ilvl w:val="0"/>
-          <w:numId w:val="56"/>
-        </w:numPr>
-        <w:ind w:left="993"/>
-        <w:rPr>
-          <w:lang w:val="es-419" w:eastAsia="es-CO"/>
-        </w:rPr>
-      </w:pPr>
-      <w:r>
-        <w:rPr>
-          <w:rStyle w:val="Ttulo5Car"/>
-        </w:rPr>
-        <w:lastRenderedPageBreak/>
-        <w:t>Tecnológicas u operativas.</w:t>
-      </w:r>
-      <w:r>
-        <w:rPr>
-          <w:lang w:val="es-419" w:eastAsia="es-CO"/>
-        </w:rPr>
-        <w:t xml:space="preserve"> Son consecuencia de fallas en equipos, sistemas eléctricos, combustibles o procesos operativos, que pueden ocasionar incendios, explosiones, derrames o interrupciones del servicio, requiriendo la intervención de brigadas de emergencia y organismos de socorro.</w:t>
-      </w:r>
-    </w:p>
-    <w:p>
-      <w:pPr>
-        <w:pStyle w:val="Prrafodelista"/>
-        <w:numPr>
-          <w:ilvl w:val="0"/>
-          <w:numId w:val="56"/>
-        </w:numPr>
-        <w:ind w:left="993"/>
-        <w:rPr>
-          <w:lang w:val="es-419" w:eastAsia="es-CO"/>
-        </w:rPr>
-      </w:pPr>
-      <w:r>
-        <w:rPr>
-          <w:rStyle w:val="Ttulo5Car"/>
-        </w:rPr>
-        <w:t>Humanas o de seguridad.</w:t>
-      </w:r>
-      <w:r>
-        <w:rPr>
-          <w:lang w:val="es-419" w:eastAsia="es-CO"/>
-        </w:rPr>
-        <w:t xml:space="preserve"> Se derivan de acciones intencionales o comportamientos humanos, como atentados, disturbios, agresiones colectivas, tiradores activos, sabotajes o actos de vandalismo. Su atención requiere la coordinación con la Policía Nacional y la aplicación de protocolos de control de acceso, evacuación y protección de personas.</w:t>
-      </w:r>
-    </w:p>
-    <w:p>
-      <w:pPr>
-        <w:rPr>
-          <w:lang w:val="es-419" w:eastAsia="es-CO"/>
-        </w:rPr>
-      </w:pPr>
-      <w:r>
-        <w:rPr>
-          <w:lang w:val="es-419" w:eastAsia="es-CO"/>
-        </w:rPr>
-        <w:t>La preparación frente a situaciones de crisis requiere planes de respuesta actualizados, capacitación permanente, simulacros periódicos y una adecuada coordinación entre el personal de vigilancia, los organismos de emergencia y las autoridades competentes. Estos elementos fortalecen la capacidad de reacción de la organización y contribuyen a reducir las consecuencias de los eventos críticos.</w:t>
-      </w:r>
-    </w:p>
-    <w:p>
-      <w:pPr>
-        <w:pStyle w:val="Ttulo3"/>
-      </w:pPr>
-      <w:r>
-        <w:t>Técnicas de valoración de crisis</w:t>
-      </w:r>
-    </w:p>
-    <w:p>
-      <w:pPr>
-        <w:rPr>
-          <w:lang w:val="es-419" w:eastAsia="es-CO"/>
-        </w:rPr>
-      </w:pPr>
-      <w:r>
-        <w:rPr>
-          <w:lang w:val="es-419" w:eastAsia="es-CO"/>
-        </w:rPr>
-        <w:t>La valoración de una crisis permite determinar la gravedad de un evento, establecer prioridades de intervención y seleccionar las acciones de respuesta más apropiadas. Para ello, existen diferentes técnicas que facilitan la recopilación de información, la evaluación de la situación y la toma de decisiones en función del nivel de riesgo. La selección de la técnica dependerá de las características del evento, de los recursos disponibles y de la experiencia del personal encargado de la respuesta.</w:t>
-      </w:r>
-    </w:p>
-    <w:p>
-      <w:pPr>
-        <w:rPr>
-          <w:lang w:val="es-419" w:eastAsia="es-CO"/>
-        </w:rPr>
-      </w:pPr>
-    </w:p>
-    <w:p>
-      <w:pPr>
-        <w:rPr>
-          <w:lang w:val="es-419" w:eastAsia="es-CO"/>
-        </w:rPr>
-      </w:pPr>
-    </w:p>
-    <w:p>
-      <w:pPr>
-        <w:rPr>
-          <w:lang w:val="es-419" w:eastAsia="es-CO"/>
-        </w:rPr>
-      </w:pPr>
-      <w:r>
-        <w:rPr>
-          <w:lang w:val="es-419" w:eastAsia="es-CO"/>
-        </w:rPr>
-        <w:lastRenderedPageBreak/>
-        <w:t>En los servicios de vigilancia y seguridad privada, estas herramientas contribuyen a optimizar la coordinación operativa y a reducir el impacto de los incidentes sobre las personas, los bienes y la continuidad del servicio:</w:t>
-      </w:r>
-    </w:p>
-    <w:p>
-      <w:pPr>
-        <w:pStyle w:val="Prrafodelista"/>
-        <w:numPr>
-          <w:ilvl w:val="0"/>
-          <w:numId w:val="57"/>
-        </w:numPr>
-        <w:ind w:left="993"/>
-        <w:rPr>
-          <w:lang w:val="es-419" w:eastAsia="es-CO"/>
-        </w:rPr>
-      </w:pPr>
-      <w:r>
-        <w:rPr>
-          <w:rStyle w:val="Ttulo5Car"/>
-        </w:rPr>
-        <w:t>Evaluación rápida</w:t>
-      </w:r>
-      <w:r>
-        <w:rPr>
-          <w:b/>
-          <w:bCs/>
-          <w:lang w:val="es-419" w:eastAsia="es-CO"/>
-        </w:rPr>
-        <w:t xml:space="preserve"> (</w:t>
-      </w:r>
-      <w:proofErr w:type="spellStart"/>
-      <w:r>
-        <w:rPr>
-          <w:rStyle w:val="Extranjerismo"/>
-          <w:b/>
-          <w:bCs/>
-          <w:lang w:val="es-419" w:eastAsia="es-CO"/>
-        </w:rPr>
-        <w:t>triage</w:t>
-      </w:r>
-      <w:proofErr w:type="spellEnd"/>
-      <w:r>
-        <w:rPr>
-          <w:lang w:val="es-419" w:eastAsia="es-CO"/>
-        </w:rPr>
-        <w:t xml:space="preserve"> </w:t>
-      </w:r>
-      <w:r>
-        <w:rPr>
-          <w:rStyle w:val="Ttulo5Car"/>
-        </w:rPr>
-        <w:t>del incidente).</w:t>
-      </w:r>
-      <w:r>
-        <w:rPr>
-          <w:lang w:val="es-419" w:eastAsia="es-CO"/>
-        </w:rPr>
-        <w:t xml:space="preserve"> Consiste en realizar una valoración inicial durante los primeros segundos del evento, respondiendo preguntas como: ¿hay personas lesionadas?, ¿el incidente continúa activo?, ¿existe riesgo de propagación?, ¿es necesaria una evacuación? Esta información permite establecer la prioridad de la respuesta.</w:t>
-      </w:r>
-    </w:p>
-    <w:p>
-      <w:pPr>
-        <w:pStyle w:val="Prrafodelista"/>
-        <w:numPr>
-          <w:ilvl w:val="0"/>
-          <w:numId w:val="57"/>
-        </w:numPr>
-        <w:ind w:left="993"/>
-        <w:rPr>
-          <w:lang w:val="es-419" w:eastAsia="es-CO"/>
-        </w:rPr>
-      </w:pPr>
-      <w:r>
-        <w:rPr>
-          <w:rStyle w:val="Ttulo5Car"/>
-        </w:rPr>
-        <w:t>Matriz de probabilidad y severidad.</w:t>
-      </w:r>
-      <w:r>
-        <w:rPr>
-          <w:lang w:val="es-419" w:eastAsia="es-CO"/>
-        </w:rPr>
-        <w:t xml:space="preserve"> Relaciona la probabilidad de ocurrencia con la gravedad de las consecuencias para establecer el nivel de prioridad de la respuesta, determinando si el evento requiere atención inmediata, monitoreo o registro.</w:t>
-      </w:r>
-    </w:p>
-    <w:p>
-      <w:pPr>
-        <w:pStyle w:val="Prrafodelista"/>
-        <w:numPr>
-          <w:ilvl w:val="0"/>
-          <w:numId w:val="57"/>
-        </w:numPr>
-        <w:ind w:left="993"/>
-        <w:rPr>
-          <w:lang w:val="es-419" w:eastAsia="es-CO"/>
-        </w:rPr>
-      </w:pPr>
-      <w:r>
-        <w:rPr>
-          <w:rStyle w:val="Ttulo5Car"/>
-        </w:rPr>
-        <w:t>Valoración dinámica.</w:t>
-      </w:r>
-      <w:r>
-        <w:rPr>
-          <w:lang w:val="es-419" w:eastAsia="es-CO"/>
-        </w:rPr>
-        <w:t xml:space="preserve"> Comprende la reevaluación periódica de la situación durante el desarrollo del evento, registrando los cambios observados y ajustando las decisiones de acuerdo con la evolución de la emergencia.</w:t>
-      </w:r>
-    </w:p>
-    <w:p>
-      <w:pPr>
-        <w:pStyle w:val="Prrafodelista"/>
-        <w:numPr>
-          <w:ilvl w:val="0"/>
-          <w:numId w:val="57"/>
-        </w:numPr>
-        <w:ind w:left="993"/>
-        <w:rPr>
-          <w:lang w:val="es-419" w:eastAsia="es-CO"/>
-        </w:rPr>
-      </w:pPr>
-      <w:proofErr w:type="spellStart"/>
-      <w:r>
-        <w:rPr>
-          <w:rStyle w:val="Extranjerismo"/>
-          <w:b/>
-          <w:bCs/>
-          <w:lang w:val="es-419" w:eastAsia="es-CO"/>
-        </w:rPr>
         <w:t>Triage</w:t>
       </w:r>
       <w:proofErr w:type="spellEnd"/>
@@ -13844,7 +13674,7 @@
         <w:rPr>
           <w:rStyle w:val="Ttulo5Car"/>
         </w:rPr>
-        <w:t>Micro-pausa</w:t>
+        <w:t>Micropausa</w:t>
       </w:r>
       <w:proofErr w:type="spellEnd"/>
       <w:r>
@@ -15096,7 +14926,6 @@
       <w:r>
         <w:rPr>
           <w:rStyle w:val="Extranjerismo"/>
-          <w:spacing w:val="0"/>
           <w:lang w:val="es-419" w:eastAsia="es-CO"/>
         </w:rPr>
         <w:t>debriefing</w:t>
@@ -16757,16 +16586,6 @@
               <w:t> </w:t>
             </w:r>
           </w:p>
-          <w:p>
-            <w:pPr>
-              <w:spacing w:before="0" w:after="0" w:line="240" w:lineRule="auto"/>
-              <w:ind w:firstLine="0"/>
-              <w:rPr>
-                <w:sz w:val="24"/>
-                <w:lang w:eastAsia="es-CO"/>
-              </w:rPr>
-            </w:pPr>
-          </w:p>
         </w:tc>
         <w:tc>
           <w:tcPr>
@@ -16915,6 +16734,13 @@
                 <w:lang w:eastAsia="es-CO"/>
               </w:rPr>
             </w:pPr>
+            <w:r>
+              <w:rPr>
+                <w:sz w:val="24"/>
+                <w:lang w:eastAsia="es-CO"/>
+              </w:rPr>
+              <w:t>María Angelica Gómez Morales</w:t>
+            </w:r>
           </w:p>
         </w:tc>
         <w:tc>
@@ -17204,14 +17030,30 @@
               </w:rPr>
               <w:t xml:space="preserve">Desarrollador </w:t>
             </w:r>
-            <w:proofErr w:type="spellStart"/>
             <w:r>
               <w:rPr>
                 <w:spacing w:val="20"/>
                 <w:sz w:val="24"/>
                 <w:lang w:eastAsia="es-CO"/>
               </w:rPr>
-              <w:t>fullstack</w:t>
+              <w:t>full</w:t>
+            </w:r>
+            <w:r>
+              <w:rPr>
+                <w:spacing w:val="20"/>
+                <w:sz w:val="24"/>
+                <w:lang w:eastAsia="es-CO"/>
+              </w:rPr>
+              <w:t xml:space="preserve"> </w:t>
+            </w:r>
+            <w:proofErr w:type="spellStart"/>
+            <w:r>
+              <w:rPr>
+                <w:spacing w:val="20"/>
+                <w:sz w:val="24"/>
+                <w:lang w:eastAsia="es-CO"/>
+              </w:rPr>
+              <w:t>stack</w:t>
             </w:r>
             <w:proofErr w:type="spellEnd"/>
           </w:p>
@@ -17387,7 +17229,21 @@
                 <w:sz w:val="24"/>
                 <w:lang w:eastAsia="es-CO"/>
               </w:rPr>
-              <w:t>Intérprete Lenguaje de señas</w:t>
+              <w:t xml:space="preserve">Intérprete </w:t>
+            </w:r>
+            <w:r>
+              <w:rPr>
+                <w:sz w:val="24"/>
+                <w:lang w:eastAsia="es-CO"/>
+              </w:rPr>
+              <w:t>l</w:t>
+            </w:r>
+            <w:r>
+              <w:rPr>
+                <w:sz w:val="24"/>
+                <w:lang w:eastAsia="es-CO"/>
+              </w:rPr>
+              <w:t>enguaje de señas</w:t>
             </w:r>
           </w:p>
         </w:tc>
@@ -18087,23 +17943,7 @@
                 <w:sz w:val="24"/>
                 <w:lang w:eastAsia="es-CO"/>
               </w:rPr>
-              <w:t xml:space="preserve"> Wilfredo </w:t>
-            </w:r>
-            <w:proofErr w:type="spellStart"/>
-            <w:r>
-              <w:rPr>
-                <w:sz w:val="24"/>
-                <w:lang w:eastAsia="es-CO"/>
-              </w:rPr>
-              <w:t>Pizo</w:t>
-            </w:r>
-            <w:proofErr w:type="spellEnd"/>
-            <w:r>
-              <w:rPr>
-                <w:sz w:val="24"/>
-                <w:lang w:eastAsia="es-CO"/>
-              </w:rPr>
-              <w:t xml:space="preserve"> Ossa</w:t>
+              <w:t xml:space="preserve"> Wilfredo Pizo Ossa</w:t>
             </w:r>
           </w:p>
         </w:tc>
@@ -18188,7 +18028,7 @@
 </file>
 
 <file path=word/endnotes.xml><?xml version="1.0" encoding="utf-8"?>
-<w:endnotes xmlns:wpc="http://schemas.microsoft.com/office/word/2010/wordprocessingCanvas" xmlns:cx="http://schemas.microsoft.com/office/drawing/2014/chartex" xmlns:cx1="http://schemas.microsoft.com/office/drawing/2015/9/8/chartex" xmlns:cx2="http://schemas.microsoft.com/office/drawing/2015/10/21/chartex" xmlns:cx3="http://schemas.microsoft.com/office/drawing/2016/5/9/chartex" xmlns:cx4="http://schemas.microsoft.com/office/drawing/2016/5/10/chartex" xmlns:cx5="http://schemas.microsoft.com/office/drawing/2016/5/11/chartex" xmlns:cx6="http://schemas.microsoft.com/office/drawing/2016/5/12/chartex" xmlns:cx7="http://schemas.microsoft.com/office/drawing/2016/5/13/chartex" xmlns:cx8="http://schemas.microsoft.com/office/drawing/2016/5/14/chartex" xmlns:mc="http://schemas.openxmlformats.org/markup-compatibility/2006" xmlns:aink="http://schemas.microsoft.com/office/drawing/2016/ink" xmlns:am3d="http://schemas.microsoft.com/office/drawing/2017/model3d" xmlns:o="urn:schemas-microsoft-com:office:office" xmlns:r="http://schemas.openxmlformats.org/officeDocument/2006/relationships" xmlns:m="http://schemas.openxmlformats.org/officeDocument/2006/math" xmlns:v="urn:schemas-microsoft-com:vml" xmlns:wp14="http://schemas.microsoft.com/office/word/2010/wordprocessingDrawing" xmlns:wp="http://schemas.openxmlformats.org/drawingml/2006/wordprocessingDrawing" xmlns:w10="urn:schemas-microsoft-com:office:word" xmlns:w="http://schemas.openxmlformats.org/wordprocessingml/2006/main" xmlns:w14="http://schemas.microsoft.com/office/word/2010/wordml" xmlns:w15="http://schemas.microsoft.com/office/word/2012/wordml" xmlns:w16cex="http://schemas.microsoft.com/office/word/2018/wordml/cex" xmlns:w16cid="http://schemas.microsoft.com/office/word/2016/wordml/cid" xmlns:w16="http://schemas.microsoft.com/office/word/2018/wordml" xmlns:w16sdtdh="http://schemas.microsoft.com/office/word/2020/wordml/sdtdatahash" xmlns:w16se="http://schemas.microsoft.com/office/word/2015/wordml/symex" xmlns:wpg="http://schemas.microsoft.com/office/word/2010/wordprocessingGroup" xmlns:wpi="http://schemas.microsoft.com/office/word/2010/wordprocessingInk" xmlns:wne="http://schemas.microsoft.com/office/word/2006/wordml" xmlns:wps="http://schemas.microsoft.com/office/word/2010/wordprocessingShape" mc:Ignorable="w14 w15 w16se w16cid w16 w16cex w16sdtdh wp14">
+<w:endnotes xmlns:wpc="http://schemas.microsoft.com/office/word/2010/wordprocessingCanvas" xmlns:cx="http://schemas.microsoft.com/office/drawing/2014/chartex" xmlns:cx1="http://schemas.microsoft.com/office/drawing/2015/9/8/chartex" xmlns:cx2="http://schemas.microsoft.com/office/drawing/2015/10/21/chartex" xmlns:cx3="http://schemas.microsoft.com/office/drawing/2016/5/9/chartex" xmlns:cx4="http://schemas.microsoft.com/office/drawing/2016/5/10/chartex" xmlns:cx5="http://schemas.microsoft.com/office/drawing/2016/5/11/chartex" xmlns:cx6="http://schemas.microsoft.com/office/drawing/2016/5/12/chartex" xmlns:cx7="http://schemas.microsoft.com/office/drawing/2016/5/13/chartex" xmlns:cx8="http://schemas.microsoft.com/office/drawing/2016/5/14/chartex" xmlns:mc="http://schemas.openxmlformats.org/markup-compatibility/2006" xmlns:aink="http://schemas.microsoft.com/office/drawing/2016/ink" xmlns:am3d="http://schemas.microsoft.com/office/drawing/2017/model3d" xmlns:o="urn:schemas-microsoft-com:office:office" xmlns:oel="http://schemas.microsoft.com/office/2019/extlst" xmlns:r="http://schemas.openxmlformats.org/officeDocument/2006/relationships" xmlns:m="http://schemas.openxmlformats.org/officeDocument/2006/math" xmlns:v="urn:schemas-microsoft-com:vml" xmlns:wp14="http://schemas.microsoft.com/office/word/2010/wordprocessingDrawing" xmlns:wp="http://schemas.openxmlformats.org/drawingml/2006/wordprocessingDrawing" xmlns:w10="urn:schemas-microsoft-com:office:word" xmlns:w="http://schemas.openxmlformats.org/wordprocessingml/2006/main" xmlns:w14="http://schemas.microsoft.com/office/word/2010/wordml" xmlns:w15="http://schemas.microsoft.com/office/word/2012/wordml" xmlns:w16cei="http://schemas.microsoft.com/office/word/2026/wordml/cei" xmlns:w16cex="http://schemas.microsoft.com/office/word/2018/wordml/cex" xmlns:w16cid="http://schemas.microsoft.com/office/word/2016/wordml/cid" xmlns:w16="http://schemas.microsoft.com/office/word/2018/wordml" xmlns:w16du="http://schemas.microsoft.com/office/word/2023/wordml/word16du" xmlns:w16sdtdh="http://schemas.microsoft.com/office/word/2020/wordml/sdtdatahash" xmlns:w16sdtfl="http://schemas.microsoft.com/office/word/2024/wordml/sdtformatlock" xmlns:w16se="http://schemas.microsoft.com/office/word/2015/wordml/symex" xmlns:wpg="http://schemas.microsoft.com/office/word/2010/wordprocessingGroup" xmlns:wpi="http://schemas.microsoft.com/office/word/2010/wordprocessingInk" xmlns:wne="http://schemas.microsoft.com/office/word/2006/wordml" xmlns:wps="http://schemas.microsoft.com/office/word/2010/wordprocessingShape" mc:Ignorable="w14 w15 w16se w16cid w16 w16cex w16sdtdh w16sdtfl w16du wp14">
   <w:endnote w:type="separator" w:id="-1">
     <w:p>
       <w:pPr>
@@ -18213,7 +18053,7 @@
 </file>
 
 <file path=word/footer1.xml><?xml version="1.0" encoding="utf-8"?>
-<w:ftr xmlns:wpc="http://schemas.microsoft.com/office/word/2010/wordprocessingCanvas" xmlns:cx="http://schemas.microsoft.com/office/drawing/2014/chartex" xmlns:cx1="http://schemas.microsoft.com/office/drawing/2015/9/8/chartex" xmlns:cx2="http://schemas.microsoft.com/office/drawing/2015/10/21/chartex" xmlns:cx3="http://schemas.microsoft.com/office/drawing/2016/5/9/chartex" xmlns:cx4="http://schemas.microsoft.com/office/drawing/2016/5/10/chartex" xmlns:cx5="http://schemas.microsoft.com/office/drawing/2016/5/11/chartex" xmlns:cx6="http://schemas.microsoft.com/office/drawing/2016/5/12/chartex" xmlns:cx7="http://schemas.microsoft.com/office/drawing/2016/5/13/chartex" xmlns:cx8="http://schemas.microsoft.com/office/drawing/2016/5/14/chartex" xmlns:mc="http://schemas.openxmlformats.org/markup-compatibility/2006" xmlns:aink="http://schemas.microsoft.com/office/drawing/2016/ink" xmlns:am3d="http://schemas.microsoft.com/office/drawing/2017/model3d" xmlns:o="urn:schemas-microsoft-com:office:office" xmlns:r="http://schemas.openxmlformats.org/officeDocument/2006/relationships" xmlns:m="http://schemas.openxmlformats.org/officeDocument/2006/math" xmlns:v="urn:schemas-microsoft-com:vml" xmlns:wp14="http://schemas.microsoft.com/office/word/2010/wordprocessingDrawing" xmlns:wp="http://schemas.openxmlformats.org/drawingml/2006/wordprocessingDrawing" xmlns:w10="urn:schemas-microsoft-com:office:word" xmlns:w="http://schemas.openxmlformats.org/wordprocessingml/2006/main" xmlns:w14="http://schemas.microsoft.com/office/word/2010/wordml" xmlns:w15="http://schemas.microsoft.com/office/word/2012/wordml" xmlns:w16cex="http://schemas.microsoft.com/office/word/2018/wordml/cex" xmlns:w16cid="http://schemas.microsoft.com/office/word/2016/wordml/cid" xmlns:w16="http://schemas.microsoft.com/office/word/2018/wordml" xmlns:w16sdtdh="http://schemas.microsoft.com/office/word/2020/wordml/sdtdatahash" xmlns:w16se="http://schemas.microsoft.com/office/word/2015/wordml/symex" xmlns:wpg="http://schemas.microsoft.com/office/word/2010/wordprocessingGroup" xmlns:wpi="http://schemas.microsoft.com/office/word/2010/wordprocessingInk" xmlns:wne="http://schemas.microsoft.com/office/word/2006/wordml" xmlns:wps="http://schemas.microsoft.com/office/word/2010/wordprocessingShape" mc:Ignorable="w14 w15 w16se w16cid w16 w16cex w16sdtdh wp14">
+<w:ftr xmlns:wpc="http://schemas.microsoft.com/office/word/2010/wordprocessingCanvas" xmlns:cx="http://schemas.microsoft.com/office/drawing/2014/chartex" xmlns:cx1="http://schemas.microsoft.com/office/drawing/2015/9/8/chartex" xmlns:cx2="http://schemas.microsoft.com/office/drawing/2015/10/21/chartex" xmlns:cx3="http://schemas.microsoft.com/office/drawing/2016/5/9/chartex" xmlns:cx4="http://schemas.microsoft.com/office/drawing/2016/5/10/chartex" xmlns:cx5="http://schemas.microsoft.com/office/drawing/2016/5/11/chartex" xmlns:cx6="http://schemas.microsoft.com/office/drawing/2016/5/12/chartex" xmlns:cx7="http://schemas.microsoft.com/office/drawing/2016/5/13/chartex" xmlns:cx8="http://schemas.microsoft.com/office/drawing/2016/5/14/chartex" xmlns:mc="http://schemas.openxmlformats.org/markup-compatibility/2006" xmlns:aink="http://schemas.microsoft.com/office/drawing/2016/ink" xmlns:am3d="http://schemas.microsoft.com/office/drawing/2017/model3d" xmlns:o="urn:schemas-microsoft-com:office:office" xmlns:oel="http://schemas.microsoft.com/office/2019/extlst" xmlns:r="http://schemas.openxmlformats.org/officeDocument/2006/relationships" xmlns:m="http://schemas.openxmlformats.org/officeDocument/2006/math" xmlns:v="urn:schemas-microsoft-com:vml" xmlns:wp14="http://schemas.microsoft.com/office/word/2010/wordprocessingDrawing" xmlns:wp="http://schemas.openxmlformats.org/drawingml/2006/wordprocessingDrawing" xmlns:w10="urn:schemas-microsoft-com:office:word" xmlns:w="http://schemas.openxmlformats.org/wordprocessingml/2006/main" xmlns:w14="http://schemas.microsoft.com/office/word/2010/wordml" xmlns:w15="http://schemas.microsoft.com/office/word/2012/wordml" xmlns:w16cei="http://schemas.microsoft.com/office/word/2026/wordml/cei" xmlns:w16cex="http://schemas.microsoft.com/office/word/2018/wordml/cex" xmlns:w16cid="http://schemas.microsoft.com/office/word/2016/wordml/cid" xmlns:w16="http://schemas.microsoft.com/office/word/2018/wordml" xmlns:w16du="http://schemas.microsoft.com/office/word/2023/wordml/word16du" xmlns:w16sdtdh="http://schemas.microsoft.com/office/word/2020/wordml/sdtdatahash" xmlns:w16sdtfl="http://schemas.microsoft.com/office/word/2024/wordml/sdtformatlock" xmlns:w16se="http://schemas.microsoft.com/office/word/2015/wordml/symex" xmlns:wpg="http://schemas.microsoft.com/office/word/2010/wordprocessingGroup" xmlns:wpi="http://schemas.microsoft.com/office/word/2010/wordprocessingInk" xmlns:wne="http://schemas.microsoft.com/office/word/2006/wordml" xmlns:wps="http://schemas.microsoft.com/office/word/2010/wordprocessingShape" mc:Ignorable="w14 w15 w16se w16cid w16 w16cex w16sdtdh w16sdtfl w16du wp14">
   <w:sdt>
     <w:sdtPr>
       <w:id w:val="-1465197936"/>
@@ -18222,7 +18062,6 @@
         <w:docPartUnique/>
       </w:docPartObj>
     </w:sdtPr>
-    <w:sdtEndPr/>
     <w:sdtContent>
       <w:p>
         <w:pPr>
@@ -18259,7 +18098,7 @@
 </file>
 
 <file path=word/footnotes.xml><?xml version="1.0" encoding="utf-8"?>
-<w:footnotes xmlns:wpc="http://schemas.microsoft.com/office/word/2010/wordprocessingCanvas" xmlns:cx="http://schemas.microsoft.com/office/drawing/2014/chartex" xmlns:cx1="http://schemas.microsoft.com/office/drawing/2015/9/8/chartex" xmlns:cx2="http://schemas.microsoft.com/office/drawing/2015/10/21/chartex" xmlns:cx3="http://schemas.microsoft.com/office/drawing/2016/5/9/chartex" xmlns:cx4="http://schemas.microsoft.com/office/drawing/2016/5/10/chartex" xmlns:cx5="http://schemas.microsoft.com/office/drawing/2016/5/11/chartex" xmlns:cx6="http://schemas.microsoft.com/office/drawing/2016/5/12/chartex" xmlns:cx7="http://schemas.microsoft.com/office/drawing/2016/5/13/chartex" xmlns:cx8="http://schemas.microsoft.com/office/drawing/2016/5/14/chartex" xmlns:mc="http://schemas.openxmlformats.org/markup-compatibility/2006" xmlns:aink="http://schemas.microsoft.com/office/drawing/2016/ink" xmlns:am3d="http://schemas.microsoft.com/office/drawing/2017/model3d" xmlns:o="urn:schemas-microsoft-com:office:office" xmlns:r="http://schemas.openxmlformats.org/officeDocument/2006/relationships" xmlns:m="http://schemas.openxmlformats.org/officeDocument/2006/math" xmlns:v="urn:schemas-microsoft-com:vml" xmlns:wp14="http://schemas.microsoft.com/office/word/2010/wordprocessingDrawing" xmlns:wp="http://schemas.openxmlformats.org/drawingml/2006/wordprocessingDrawing" xmlns:w10="urn:schemas-microsoft-com:office:word" xmlns:w="http://schemas.openxmlformats.org/wordprocessingml/2006/main" xmlns:w14="http://schemas.microsoft.com/office/word/2010/wordml" xmlns:w15="http://schemas.microsoft.com/office/word/2012/wordml" xmlns:w16cex="http://schemas.microsoft.com/office/word/2018/wordml/cex" xmlns:w16cid="http://schemas.microsoft.com/office/word/2016/wordml/cid" xmlns:w16="http://schemas.microsoft.com/office/word/2018/wordml" xmlns:w16sdtdh="http://schemas.microsoft.com/office/word/2020/wordml/sdtdatahash" xmlns:w16se="http://schemas.microsoft.com/office/word/2015/wordml/symex" xmlns:wpg="http://schemas.microsoft.com/office/word/2010/wordprocessingGroup" xmlns:wpi="http://schemas.microsoft.com/office/word/2010/wordprocessingInk" xmlns:wne="http://schemas.microsoft.com/office/word/2006/wordml" xmlns:wps="http://schemas.microsoft.com/office/word/2010/wordprocessingShape" mc:Ignorable="w14 w15 w16se w16cid w16 w16cex w16sdtdh wp14">
+<w:footnotes xmlns:wpc="http://schemas.microsoft.com/office/word/2010/wordprocessingCanvas" xmlns:cx="http://schemas.microsoft.com/office/drawing/2014/chartex" xmlns:cx1="http://schemas.microsoft.com/office/drawing/2015/9/8/chartex" xmlns:cx2="http://schemas.microsoft.com/office/drawing/2015/10/21/chartex" xmlns:cx3="http://schemas.microsoft.com/office/drawing/2016/5/9/chartex" xmlns:cx4="http://schemas.microsoft.com/office/drawing/2016/5/10/chartex" xmlns:cx5="http://schemas.microsoft.com/office/drawing/2016/5/11/chartex" xmlns:cx6="http://schemas.microsoft.com/office/drawing/2016/5/12/chartex" xmlns:cx7="http://schemas.microsoft.com/office/drawing/2016/5/13/chartex" xmlns:cx8="http://schemas.microsoft.com/office/drawing/2016/5/14/chartex" xmlns:mc="http://schemas.openxmlformats.org/markup-compatibility/2006" xmlns:aink="http://schemas.microsoft.com/office/drawing/2016/ink" xmlns:am3d="http://schemas.microsoft.com/office/drawing/2017/model3d" xmlns:o="urn:schemas-microsoft-com:office:office" xmlns:oel="http://schemas.microsoft.com/office/2019/extlst" xmlns:r="http://schemas.openxmlformats.org/officeDocument/2006/relationships" xmlns:m="http://schemas.openxmlformats.org/officeDocument/2006/math" xmlns:v="urn:schemas-microsoft-com:vml" xmlns:wp14="http://schemas.microsoft.com/office/word/2010/wordprocessingDrawing" xmlns:wp="http://schemas.openxmlformats.org/drawingml/2006/wordprocessingDrawing" xmlns:w10="urn:schemas-microsoft-com:office:word" xmlns:w="http://schemas.openxmlformats.org/wordprocessingml/2006/main" xmlns:w14="http://schemas.microsoft.com/office/word/2010/wordml" xmlns:w15="http://schemas.microsoft.com/office/word/2012/wordml" xmlns:w16cei="http://schemas.microsoft.com/office/word/2026/wordml/cei" xmlns:w16cex="http://schemas.microsoft.com/office/word/2018/wordml/cex" xmlns:w16cid="http://schemas.microsoft.com/office/word/2016/wordml/cid" xmlns:w16="http://schemas.microsoft.com/office/word/2018/wordml" xmlns:w16du="http://schemas.microsoft.com/office/word/2023/wordml/word16du" xmlns:w16sdtdh="http://schemas.microsoft.com/office/word/2020/wordml/sdtdatahash" xmlns:w16sdtfl="http://schemas.microsoft.com/office/word/2024/wordml/sdtformatlock" xmlns:w16se="http://schemas.microsoft.com/office/word/2015/wordml/symex" xmlns:wpg="http://schemas.microsoft.com/office/word/2010/wordprocessingGroup" xmlns:wpi="http://schemas.microsoft.com/office/word/2010/wordprocessingInk" xmlns:wne="http://schemas.microsoft.com/office/word/2006/wordml" xmlns:wps="http://schemas.microsoft.com/office/word/2010/wordprocessingShape" mc:Ignorable="w14 w15 w16se w16cid w16 w16cex w16sdtdh w16sdtfl w16du wp14">
   <w:footnote w:type="separator" w:id="-1">
     <w:p>
       <w:pPr>
@@ -18284,7 +18123,7 @@
 </file>
 
 <file path=word/header1.xml><?xml version="1.0" encoding="utf-8"?>
-<w:hdr xmlns:wpc="http://schemas.microsoft.com/office/word/2010/wordprocessingCanvas" xmlns:cx="http://schemas.microsoft.com/office/drawing/2014/chartex" xmlns:cx1="http://schemas.microsoft.com/office/drawing/2015/9/8/chartex" xmlns:cx2="http://schemas.microsoft.com/office/drawing/2015/10/21/chartex" xmlns:cx3="http://schemas.microsoft.com/office/drawing/2016/5/9/chartex" xmlns:cx4="http://schemas.microsoft.com/office/drawing/2016/5/10/chartex" xmlns:cx5="http://schemas.microsoft.com/office/drawing/2016/5/11/chartex" xmlns:cx6="http://schemas.microsoft.com/office/drawing/2016/5/12/chartex" xmlns:cx7="http://schemas.microsoft.com/office/drawing/2016/5/13/chartex" xmlns:cx8="http://schemas.microsoft.com/office/drawing/2016/5/14/chartex" xmlns:mc="http://schemas.openxmlformats.org/markup-compatibility/2006" xmlns:aink="http://schemas.microsoft.com/office/drawing/2016/ink" xmlns:am3d="http://schemas.microsoft.com/office/drawing/2017/model3d" xmlns:o="urn:schemas-microsoft-com:office:office" xmlns:r="http://schemas.openxmlformats.org/officeDocument/2006/relationships" xmlns:m="http://schemas.openxmlformats.org/officeDocument/2006/math" xmlns:v="urn:schemas-microsoft-com:vml" xmlns:wp14="http://schemas.microsoft.com/office/word/2010/wordprocessingDrawing" xmlns:wp="http://schemas.openxmlformats.org/drawingml/2006/wordprocessingDrawing" xmlns:w10="urn:schemas-microsoft-com:office:word" xmlns:w="http://schemas.openxmlformats.org/wordprocessingml/2006/main" xmlns:w14="http://schemas.microsoft.com/office/word/2010/wordml" xmlns:w15="http://schemas.microsoft.com/office/word/2012/wordml" xmlns:w16cex="http://schemas.microsoft.com/office/word/2018/wordml/cex" xmlns:w16cid="http://schemas.microsoft.com/office/word/2016/wordml/cid" xmlns:w16="http://schemas.microsoft.com/office/word/2018/wordml" xmlns:w16sdtdh="http://schemas.microsoft.com/office/word/2020/wordml/sdtdatahash" xmlns:w16se="http://schemas.microsoft.com/office/word/2015/wordml/symex" xmlns:wpg="http://schemas.microsoft.com/office/word/2010/wordprocessingGroup" xmlns:wpi="http://schemas.microsoft.com/office/word/2010/wordprocessingInk" xmlns:wne="http://schemas.microsoft.com/office/word/2006/wordml" xmlns:wps="http://schemas.microsoft.com/office/word/2010/wordprocessingShape" mc:Ignorable="w14 w15 w16se w16cid w16 w16cex w16sdtdh wp14">
+<w:hdr xmlns:wpc="http://schemas.microsoft.com/office/word/2010/wordprocessingCanvas" xmlns:cx="http://schemas.microsoft.com/office/drawing/2014/chartex" xmlns:cx1="http://schemas.microsoft.com/office/drawing/2015/9/8/chartex" xmlns:cx2="http://schemas.microsoft.com/office/drawing/2015/10/21/chartex" xmlns:cx3="http://schemas.microsoft.com/office/drawing/2016/5/9/chartex" xmlns:cx4="http://schemas.microsoft.com/office/drawing/2016/5/10/chartex" xmlns:cx5="http://schemas.microsoft.com/office/drawing/2016/5/11/chartex" xmlns:cx6="http://schemas.microsoft.com/office/drawing/2016/5/12/chartex" xmlns:cx7="http://schemas.microsoft.com/office/drawing/2016/5/13/chartex" xmlns:cx8="http://schemas.microsoft.com/office/drawing/2016/5/14/chartex" xmlns:mc="http://schemas.openxmlformats.org/markup-compatibility/2006" xmlns:aink="http://schemas.microsoft.com/office/drawing/2016/ink" xmlns:am3d="http://schemas.microsoft.com/office/drawing/2017/model3d" xmlns:o="urn:schemas-microsoft-com:office:office" xmlns:oel="http://schemas.microsoft.com/office/2019/extlst" xmlns:r="http://schemas.openxmlformats.org/officeDocument/2006/relationships" xmlns:m="http://schemas.openxmlformats.org/officeDocument/2006/math" xmlns:v="urn:schemas-microsoft-com:vml" xmlns:wp14="http://schemas.microsoft.com/office/word/2010/wordprocessingDrawing" xmlns:wp="http://schemas.openxmlformats.org/drawingml/2006/wordprocessingDrawing" xmlns:w10="urn:schemas-microsoft-com:office:word" xmlns:w="http://schemas.openxmlformats.org/wordprocessingml/2006/main" xmlns:w14="http://schemas.microsoft.com/office/word/2010/wordml" xmlns:w15="http://schemas.microsoft.com/office/word/2012/wordml" xmlns:w16cei="http://schemas.microsoft.com/office/word/2026/wordml/cei" xmlns:w16cex="http://schemas.microsoft.com/office/word/2018/wordml/cex" xmlns:w16cid="http://schemas.microsoft.com/office/word/2016/wordml/cid" xmlns:w16="http://schemas.microsoft.com/office/word/2018/wordml" xmlns:w16du="http://schemas.microsoft.com/office/word/2023/wordml/word16du" xmlns:w16sdtdh="http://schemas.microsoft.com/office/word/2020/wordml/sdtdatahash" xmlns:w16sdtfl="http://schemas.microsoft.com/office/word/2024/wordml/sdtformatlock" xmlns:w16se="http://schemas.microsoft.com/office/word/2015/wordml/symex" xmlns:wpg="http://schemas.microsoft.com/office/word/2010/wordprocessingGroup" xmlns:wpi="http://schemas.microsoft.com/office/word/2010/wordprocessingInk" xmlns:wne="http://schemas.microsoft.com/office/word/2006/wordml" xmlns:wps="http://schemas.microsoft.com/office/word/2010/wordprocessingShape" mc:Ignorable="w14 w15 w16se w16cid w16 w16cex w16sdtdh w16sdtfl w16du wp14">
   <w:p>
     <w:pPr>
       <w:pStyle w:val="Encabezado"/>
@@ -18370,7 +18209,7 @@
 </file>
 
 <file path=word/numbering.xml><?xml version="1.0" encoding="utf-8"?>
-<w:numbering xmlns:wpc="http://schemas.microsoft.com/office/word/2010/wordprocessingCanvas" xmlns:cx="http://schemas.microsoft.com/office/drawing/2014/chartex" xmlns:cx1="http://schemas.microsoft.com/office/drawing/2015/9/8/chartex" xmlns:cx2="http://schemas.microsoft.com/office/drawing/2015/10/21/chartex" xmlns:cx3="http://schemas.microsoft.com/office/drawing/2016/5/9/chartex" xmlns:cx4="http://schemas.microsoft.com/office/drawing/2016/5/10/chartex" xmlns:cx5="http://schemas.microsoft.com/office/drawing/2016/5/11/chartex" xmlns:cx6="http://schemas.microsoft.com/office/drawing/2016/5/12/chartex" xmlns:cx7="http://schemas.microsoft.com/office/drawing/2016/5/13/chartex" xmlns:cx8="http://schemas.microsoft.com/office/drawing/2016/5/14/chartex" xmlns:mc="http://schemas.openxmlformats.org/markup-compatibility/2006" xmlns:aink="http://schemas.microsoft.com/office/drawing/2016/ink" xmlns:am3d="http://schemas.microsoft.com/office/drawing/2017/model3d" xmlns:o="urn:schemas-microsoft-com:office:office" xmlns:r="http://schemas.openxmlformats.org/officeDocument/2006/relationships" xmlns:m="http://schemas.openxmlformats.org/officeDocument/2006/math" xmlns:v="urn:schemas-microsoft-com:vml" xmlns:wp14="http://schemas.microsoft.com/office/word/2010/wordprocessingDrawing" xmlns:wp="http://schemas.openxmlformats.org/drawingml/2006/wordprocessingDrawing" xmlns:w10="urn:schemas-microsoft-com:office:word" xmlns:w="http://schemas.openxmlformats.org/wordprocessingml/2006/main" xmlns:w14="http://schemas.microsoft.com/office/word/2010/wordml" xmlns:w15="http://schemas.microsoft.com/office/word/2012/wordml" xmlns:w16cex="http://schemas.microsoft.com/office/word/2018/wordml/cex" xmlns:w16cid="http://schemas.microsoft.com/office/word/2016/wordml/cid" xmlns:w16="http://schemas.microsoft.com/office/word/2018/wordml" xmlns:w16sdtdh="http://schemas.microsoft.com/office/word/2020/wordml/sdtdatahash" xmlns:w16se="http://schemas.microsoft.com/office/word/2015/wordml/symex" xmlns:wpg="http://schemas.microsoft.com/office/word/2010/wordprocessingGroup" xmlns:wpi="http://schemas.microsoft.com/office/word/2010/wordprocessingInk" xmlns:wne="http://schemas.microsoft.com/office/word/2006/wordml" xmlns:wps="http://schemas.microsoft.com/office/word/2010/wordprocessingShape" mc:Ignorable="w14 w15 w16se w16cid w16 w16cex w16sdtdh wp14">
+<w:numbering xmlns:wpc="http://schemas.microsoft.com/office/word/2010/wordprocessingCanvas" xmlns:cx="http://schemas.microsoft.com/office/drawing/2014/chartex" xmlns:cx1="http://schemas.microsoft.com/office/drawing/2015/9/8/chartex" xmlns:cx2="http://schemas.microsoft.com/office/drawing/2015/10/21/chartex" xmlns:cx3="http://schemas.microsoft.com/office/drawing/2016/5/9/chartex" xmlns:cx4="http://schemas.microsoft.com/office/drawing/2016/5/10/chartex" xmlns:cx5="http://schemas.microsoft.com/office/drawing/2016/5/11/chartex" xmlns:cx6="http://schemas.microsoft.com/office/drawing/2016/5/12/chartex" xmlns:cx7="http://schemas.microsoft.com/office/drawing/2016/5/13/chartex" xmlns:cx8="http://schemas.microsoft.com/office/drawing/2016/5/14/chartex" xmlns:mc="http://schemas.openxmlformats.org/markup-compatibility/2006" xmlns:aink="http://schemas.microsoft.com/office/drawing/2016/ink" xmlns:am3d="http://schemas.microsoft.com/office/drawing/2017/model3d" xmlns:o="urn:schemas-microsoft-com:office:office" xmlns:oel="http://schemas.microsoft.com/office/2019/extlst" xmlns:r="http://schemas.openxmlformats.org/officeDocument/2006/relationships" xmlns:m="http://schemas.openxmlformats.org/officeDocument/2006/math" xmlns:v="urn:schemas-microsoft-com:vml" xmlns:wp14="http://schemas.microsoft.com/office/word/2010/wordprocessingDrawing" xmlns:wp="http://schemas.openxmlformats.org/drawingml/2006/wordprocessingDrawing" xmlns:w10="urn:schemas-microsoft-com:office:word" xmlns:w="http://schemas.openxmlformats.org/wordprocessingml/2006/main" xmlns:w14="http://schemas.microsoft.com/office/word/2010/wordml" xmlns:w15="http://schemas.microsoft.com/office/word/2012/wordml" xmlns:w16cei="http://schemas.microsoft.com/office/word/2026/wordml/cei" xmlns:w16cex="http://schemas.microsoft.com/office/word/2018/wordml/cex" xmlns:w16cid="http://schemas.microsoft.com/office/word/2016/wordml/cid" xmlns:w16="http://schemas.microsoft.com/office/word/2018/wordml" xmlns:w16du="http://schemas.microsoft.com/office/word/2023/wordml/word16du" xmlns:w16sdtdh="http://schemas.microsoft.com/office/word/2020/wordml/sdtdatahash" xmlns:w16sdtfl="http://schemas.microsoft.com/office/word/2024/wordml/sdtformatlock" xmlns:w16se="http://schemas.microsoft.com/office/word/2015/wordml/symex" xmlns:wpg="http://schemas.microsoft.com/office/word/2010/wordprocessingGroup" xmlns:wpi="http://schemas.microsoft.com/office/word/2010/wordprocessingInk" xmlns:wne="http://schemas.microsoft.com/office/word/2006/wordml" xmlns:wps="http://schemas.microsoft.com/office/word/2010/wordprocessingShape" mc:Ignorable="w14 w15 w16se w16cid w16 w16cex w16sdtdh w16sdtfl w16du wp14">
   <w:abstractNum w:abstractNumId="0" w15:restartNumberingAfterBreak="0">
     <w:nsid w:val="FFFFFF89"/>
     <w:multiLevelType w:val="singleLevel"/>
@@ -26134,214 +25973,214 @@
       </w:rPr>
     </w:lvl>
   </w:abstractNum>
-  <w:num w:numId="1">
+  <w:num w:numId="1" w16cid:durableId="1702321522">
     <w:abstractNumId w:val="0"/>
   </w:num>
-  <w:num w:numId="2">
+  <w:num w:numId="2" w16cid:durableId="459804506">
     <w:abstractNumId w:val="16"/>
   </w:num>
-  <w:num w:numId="3">
+  <w:num w:numId="3" w16cid:durableId="848057270">
     <w:abstractNumId w:val="44"/>
   </w:num>
-  <w:num w:numId="4">
+  <w:num w:numId="4" w16cid:durableId="1975480057">
     <w:abstractNumId w:val="29"/>
   </w:num>
-  <w:num w:numId="5">
+  <w:num w:numId="5" w16cid:durableId="1510674846">
     <w:abstractNumId w:val="39"/>
   </w:num>
-  <w:num w:numId="6">
+  <w:num w:numId="6" w16cid:durableId="1325859910">
     <w:abstractNumId w:val="24"/>
   </w:num>
-  <w:num w:numId="7">
+  <w:num w:numId="7" w16cid:durableId="1958027259">
     <w:abstractNumId w:val="30"/>
   </w:num>
-  <w:num w:numId="8">
+  <w:num w:numId="8" w16cid:durableId="1652101314">
     <w:abstractNumId w:val="55"/>
   </w:num>
-  <w:num w:numId="9">
+  <w:num w:numId="9" w16cid:durableId="19013297">
     <w:abstractNumId w:val="28"/>
   </w:num>
-  <w:num w:numId="10">
+  <w:num w:numId="10" w16cid:durableId="1094014700">
     <w:abstractNumId w:val="33"/>
   </w:num>
-  <w:num w:numId="11">
+  <w:num w:numId="11" w16cid:durableId="1324429593">
     <w:abstractNumId w:val="64"/>
   </w:num>
-  <w:num w:numId="12">
+  <w:num w:numId="12" w16cid:durableId="1485849744">
     <w:abstractNumId w:val="34"/>
   </w:num>
-  <w:num w:numId="13">
+  <w:num w:numId="13" w16cid:durableId="1372338070">
     <w:abstractNumId w:val="52"/>
   </w:num>
-  <w:num w:numId="14">
+  <w:num w:numId="14" w16cid:durableId="1911115860">
     <w:abstractNumId w:val="22"/>
   </w:num>
-  <w:num w:numId="15">
+  <w:num w:numId="15" w16cid:durableId="1955480469">
     <w:abstractNumId w:val="4"/>
   </w:num>
-  <w:num w:numId="16">
+  <w:num w:numId="16" w16cid:durableId="1374428593">
     <w:abstractNumId w:val="66"/>
   </w:num>
-  <w:num w:numId="17">
+  <w:num w:numId="17" w16cid:durableId="243299591">
     <w:abstractNumId w:val="61"/>
   </w:num>
-  <w:num w:numId="18">
+  <w:num w:numId="18" w16cid:durableId="333537170">
     <w:abstractNumId w:val="67"/>
   </w:num>
-  <w:num w:numId="19">
+  <w:num w:numId="19" w16cid:durableId="430660608">
     <w:abstractNumId w:val="41"/>
   </w:num>
-  <w:num w:numId="20">
+  <w:num w:numId="20" w16cid:durableId="1392116369">
     <w:abstractNumId w:val="31"/>
   </w:num>
-  <w:num w:numId="21">
+  <w:num w:numId="21" w16cid:durableId="694237661">
     <w:abstractNumId w:val="14"/>
   </w:num>
-  <w:num w:numId="22">
+  <w:num w:numId="22" w16cid:durableId="332338687">
     <w:abstractNumId w:val="32"/>
   </w:num>
-  <w:num w:numId="23">
+  <w:num w:numId="23" w16cid:durableId="1510289564">
     <w:abstractNumId w:val="43"/>
   </w:num>
-  <w:num w:numId="24">
+  <w:num w:numId="24" w16cid:durableId="1936473412">
     <w:abstractNumId w:val="19"/>
   </w:num>
-  <w:num w:numId="25">
+  <w:num w:numId="25" w16cid:durableId="2019113801">
     <w:abstractNumId w:val="58"/>
   </w:num>
-  <w:num w:numId="26">
+  <w:num w:numId="26" w16cid:durableId="2043895582">
     <w:abstractNumId w:val="3"/>
   </w:num>
-  <w:num w:numId="27">
+  <w:num w:numId="27" w16cid:durableId="83183734">
     <w:abstractNumId w:val="1"/>
   </w:num>
-  <w:num w:numId="28">
+  <w:num w:numId="28" w16cid:durableId="448359155">
     <w:abstractNumId w:val="18"/>
   </w:num>
-  <w:num w:numId="29">
+  <w:num w:numId="29" w16cid:durableId="1674380765">
     <w:abstractNumId w:val="12"/>
   </w:num>
-  <w:num w:numId="30">
+  <w:num w:numId="30" w16cid:durableId="746345061">
     <w:abstractNumId w:val="9"/>
   </w:num>
-  <w:num w:numId="31">
+  <w:num w:numId="31" w16cid:durableId="1444030594">
     <w:abstractNumId w:val="63"/>
   </w:num>
-  <w:num w:numId="32">
+  <w:num w:numId="32" w16cid:durableId="527569330">
     <w:abstractNumId w:val="38"/>
   </w:num>
-  <w:num w:numId="33">
+  <w:num w:numId="33" w16cid:durableId="1401753004">
     <w:abstractNumId w:val="53"/>
   </w:num>
-  <w:num w:numId="34">
+  <w:num w:numId="34" w16cid:durableId="2111463808">
     <w:abstractNumId w:val="35"/>
   </w:num>
-  <w:num w:numId="35">
+  <w:num w:numId="35" w16cid:durableId="167327947">
     <w:abstractNumId w:val="50"/>
   </w:num>
-  <w:num w:numId="36">
+  <w:num w:numId="36" w16cid:durableId="1002783577">
     <w:abstractNumId w:val="65"/>
   </w:num>
-  <w:num w:numId="37">
+  <w:num w:numId="37" w16cid:durableId="1964456296">
     <w:abstractNumId w:val="48"/>
   </w:num>
-  <w:num w:numId="38">
+  <w:num w:numId="38" w16cid:durableId="1012804648">
     <w:abstractNumId w:val="23"/>
   </w:num>
-  <w:num w:numId="39">
+  <w:num w:numId="39" w16cid:durableId="1767113473">
     <w:abstractNumId w:val="59"/>
   </w:num>
-  <w:num w:numId="40">
+  <w:num w:numId="40" w16cid:durableId="651300090">
     <w:abstractNumId w:val="2"/>
   </w:num>
-  <w:num w:numId="41">
+  <w:num w:numId="41" w16cid:durableId="749035346">
     <w:abstractNumId w:val="8"/>
   </w:num>
-  <w:num w:numId="42">
+  <w:num w:numId="42" w16cid:durableId="1683051703">
     <w:abstractNumId w:val="10"/>
   </w:num>
-  <w:num w:numId="43">
+  <w:num w:numId="43" w16cid:durableId="406074156">
     <w:abstractNumId w:val="42"/>
   </w:num>
-  <w:num w:numId="44">
+  <w:num w:numId="44" w16cid:durableId="842814007">
     <w:abstractNumId w:val="5"/>
   </w:num>
-  <w:num w:numId="45">
+  <w:num w:numId="45" w16cid:durableId="120273337">
     <w:abstractNumId w:val="25"/>
   </w:num>
-  <w:num w:numId="46">
+  <w:num w:numId="46" w16cid:durableId="2065787551">
     <w:abstractNumId w:val="57"/>
   </w:num>
-  <w:num w:numId="47">
+  <w:num w:numId="47" w16cid:durableId="1991639216">
     <w:abstractNumId w:val="69"/>
   </w:num>
-  <w:num w:numId="48">
+  <w:num w:numId="48" w16cid:durableId="2081905380">
     <w:abstractNumId w:val="46"/>
   </w:num>
-  <w:num w:numId="49">
+  <w:num w:numId="49" w16cid:durableId="206141151">
     <w:abstractNumId w:val="21"/>
   </w:num>
-  <w:num w:numId="50">
+  <w:num w:numId="50" w16cid:durableId="2053113043">
     <w:abstractNumId w:val="54"/>
   </w:num>
-  <w:num w:numId="51">
+  <w:num w:numId="51" w16cid:durableId="1033923481">
     <w:abstractNumId w:val="40"/>
   </w:num>
-  <w:num w:numId="52">
+  <w:num w:numId="52" w16cid:durableId="1487624961">
     <w:abstractNumId w:val="60"/>
   </w:num>
-  <w:num w:numId="53">
+  <w:num w:numId="53" w16cid:durableId="648100061">
     <w:abstractNumId w:val="6"/>
   </w:num>
-  <w:num w:numId="54">
+  <w:num w:numId="54" w16cid:durableId="2015767221">
     <w:abstractNumId w:val="37"/>
   </w:num>
-  <w:num w:numId="55">
+  <w:num w:numId="55" w16cid:durableId="152378170">
     <w:abstractNumId w:val="13"/>
   </w:num>
-  <w:num w:numId="56">
+  <w:num w:numId="56" w16cid:durableId="225604442">
     <w:abstractNumId w:val="68"/>
   </w:num>
-  <w:num w:numId="57">
+  <w:num w:numId="57" w16cid:durableId="1872691661">
     <w:abstractNumId w:val="11"/>
   </w:num>
-  <w:num w:numId="58">
+  <w:num w:numId="58" w16cid:durableId="987633082">
     <w:abstractNumId w:val="15"/>
   </w:num>
-  <w:num w:numId="59">
+  <w:num w:numId="59" w16cid:durableId="1100292086">
     <w:abstractNumId w:val="51"/>
   </w:num>
-  <w:num w:numId="60">
+  <w:num w:numId="60" w16cid:durableId="1080100094">
     <w:abstractNumId w:val="7"/>
   </w:num>
-  <w:num w:numId="61">
+  <w:num w:numId="61" w16cid:durableId="1797405738">
     <w:abstractNumId w:val="26"/>
   </w:num>
-  <w:num w:numId="62">
+  <w:num w:numId="62" w16cid:durableId="1172375203">
     <w:abstractNumId w:val="56"/>
   </w:num>
-  <w:num w:numId="63">
+  <w:num w:numId="63" w16cid:durableId="1793282245">
     <w:abstractNumId w:val="62"/>
   </w:num>
-  <w:num w:numId="64">
+  <w:num w:numId="64" w16cid:durableId="905068093">
     <w:abstractNumId w:val="17"/>
   </w:num>
-  <w:num w:numId="65">
+  <w:num w:numId="65" w16cid:durableId="105585645">
     <w:abstractNumId w:val="47"/>
   </w:num>
-  <w:num w:numId="66">
+  <w:num w:numId="66" w16cid:durableId="906839298">
     <w:abstractNumId w:val="36"/>
   </w:num>
-  <w:num w:numId="67">
+  <w:num w:numId="67" w16cid:durableId="1550796870">
     <w:abstractNumId w:val="45"/>
   </w:num>
-  <w:num w:numId="68">
+  <w:num w:numId="68" w16cid:durableId="2142575807">
     <w:abstractNumId w:val="27"/>
   </w:num>
-  <w:num w:numId="69">
+  <w:num w:numId="69" w16cid:durableId="721951070">
     <w:abstractNumId w:val="49"/>
   </w:num>
-  <w:num w:numId="70">
+  <w:num w:numId="70" w16cid:durableId="195460693">
     <w:abstractNumId w:val="20"/>
   </w:num>
   <w:numIdMacAtCleanup w:val="70"/>
@@ -26349,7 +26188,7 @@
 </file>
 
 <file path=word/styles.xml><?xml version="1.0" encoding="utf-8"?>
-<w:styles xmlns:mc="http://schemas.openxmlformats.org/markup-compatibility/2006" xmlns:r="http://schemas.openxmlformats.org/officeDocument/2006/relationships" xmlns:w="http://schemas.openxmlformats.org/wordprocessingml/2006/main" xmlns:w14="http://schemas.microsoft.com/office/word/2010/wordml" xmlns:w15="http://schemas.microsoft.com/office/word/2012/wordml" xmlns:w16cex="http://schemas.microsoft.com/office/word/2018/wordml/cex" xmlns:w16cid="http://schemas.microsoft.com/office/word/2016/wordml/cid" xmlns:w16="http://schemas.microsoft.com/office/word/2018/wordml" xmlns:w16sdtdh="http://schemas.microsoft.com/office/word/2020/wordml/sdtdatahash" xmlns:w16se="http://schemas.microsoft.com/office/word/2015/wordml/symex" mc:Ignorable="w14 w15 w16se w16cid w16 w16cex w16sdtdh">
+<w:styles xmlns:mc="http://schemas.openxmlformats.org/markup-compatibility/2006" xmlns:r="http://schemas.openxmlformats.org/officeDocument/2006/relationships" xmlns:w="http://schemas.openxmlformats.org/wordprocessingml/2006/main" xmlns:w14="http://schemas.microsoft.com/office/word/2010/wordml" xmlns:w15="http://schemas.microsoft.com/office/word/2012/wordml" xmlns:w16cex="http://schemas.microsoft.com/office/word/2018/wordml/cex" xmlns:w16cid="http://schemas.microsoft.com/office/word/2016/wordml/cid" xmlns:w16="http://schemas.microsoft.com/office/word/2018/wordml" xmlns:w16du="http://schemas.microsoft.com/office/word/2023/wordml/word16du" xmlns:w16sdtdh="http://schemas.microsoft.com/office/word/2020/wordml/sdtdatahash" xmlns:w16sdtfl="http://schemas.microsoft.com/office/word/2024/wordml/sdtformatlock" xmlns:w16se="http://schemas.microsoft.com/office/word/2015/wordml/symex" mc:Ignorable="w14 w15 w16se w16cid w16 w16cex w16sdtdh w16sdtfl w16du">
   <w:docDefaults>
     <w:rPrDefault>
       <w:rPr>
@@ -26914,7 +26753,6 @@
   <w:style w:type="character" w:default="1" w:styleId="Fuentedeprrafopredeter">
     <w:name w:val="Default Paragraph Font"/>
     <w:uiPriority w:val="1"/>
-    <w:semiHidden/>
     <w:unhideWhenUsed/>
   </w:style>
   <w:style w:type="table" w:default="1" w:styleId="Tablanormal">
@@ -27697,7 +27535,7 @@
       </w:rPr>
     </w:tblStylePr>
   </w:style>
-  <w:style w:type="character" w:styleId="Textoennegrita">
+  <w:style w:type="character" w:styleId="Fuerte">
     <w:name w:val="Strong"/>
     <w:basedOn w:val="Fuentedeprrafopredeter"/>
     <w:uiPriority w:val="22"/>
@@ -28135,30 +27973,6 @@
 </file>
 
 <file path=customXml/item1.xml><?xml version="1.0" encoding="utf-8"?>
-<b:Sources xmlns:b="http://schemas.openxmlformats.org/officeDocument/2006/bibliography" xmlns="http://schemas.openxmlformats.org/officeDocument/2006/bibliography" SelectedStyle="\APASixthEditionOfficeOnline.xsl" StyleName="APA" Version="6"/>
-</file>
-
-<file path=customXml/item2.xml><?xml version="1.0" encoding="utf-8"?>
-<?mso-contentType ?>
-<FormTemplates xmlns="http://schemas.microsoft.com/sharepoint/v3/contenttype/forms">
-  <Display>DocumentLibraryForm</Display>
-  <Edit>DocumentLibraryForm</Edit>
-  <New>DocumentLibraryForm</New>
-</FormTemplates>
-</file>
-
-<file path=customXml/item3.xml><?xml version="1.0" encoding="utf-8"?>
-<p:properties xmlns:p="http://schemas.microsoft.com/office/2006/metadata/properties" xmlns:xsi="http://www.w3.org/2001/XMLSchema-instance" xmlns:pc="http://schemas.microsoft.com/office/infopath/2007/PartnerControls">
-  <documentManagement>
-    <TaxCatchAll xmlns="13c90a0b-73bc-4dc0-be5f-28d77b615beb" xsi:nil="true"/>
-    <lcf76f155ced4ddcb4097134ff3c332f xmlns="13c93bba-48ce-428c-bfe5-88b42c19b028">
-      <Terms xmlns="http://schemas.microsoft.com/office/infopath/2007/PartnerControls"/>
-    </lcf76f155ced4ddcb4097134ff3c332f>
-  </documentManagement>
-</p:properties>
-</file>
-
-<file path=customXml/item4.xml><?xml version="1.0" encoding="utf-8"?>
 <ct:contentTypeSchema xmlns:ct="http://schemas.microsoft.com/office/2006/metadata/contentType" xmlns:ma="http://schemas.microsoft.com/office/2006/metadata/properties/metaAttributes" ct:_="" ma:_="" ma:contentTypeName="Documento" ma:contentTypeID="0x0101006A81D6BD42E8DF4C91013959704817E1" ma:contentTypeVersion="15" ma:contentTypeDescription="Crear nuevo documento." ma:contentTypeScope="" ma:versionID="bf4f72ffd194f0963ff564daca6869f7">
   <xsd:schema xmlns:xsd="http://www.w3.org/2001/XMLSchema" xmlns:xs="http://www.w3.org/2001/XMLSchema" xmlns:p="http://schemas.microsoft.com/office/2006/metadata/properties" xmlns:ns2="13c90a0b-73bc-4dc0-be5f-28d77b615beb" xmlns:ns3="13c93bba-48ce-428c-bfe5-88b42c19b028" targetNamespace="http://schemas.microsoft.com/office/2006/metadata/properties" ma:root="true" ma:fieldsID="8718d6f4873a5b1392a45044efa78385" ns2:_="" ns3:_="">
     <xsd:import namespace="13c90a0b-73bc-4dc0-be5f-28d77b615beb"/>
@@ -28393,34 +28207,31 @@
 </ct:contentTypeSchema>
 </file>
 
-<file path=customXml/itemProps1.xml><?xml version="1.0" encoding="utf-8"?>
-<ds:datastoreItem xmlns:ds="http://schemas.openxmlformats.org/officeDocument/2006/customXml" ds:itemID="{EAE431FD-7059-4C09-804B-C9D69EB7B213}">
-  <ds:schemaRefs>
-    <ds:schemaRef ds:uri="http://schemas.openxmlformats.org/officeDocument/2006/bibliography"/>
-  </ds:schemaRefs>
-</ds:datastoreItem>
+<file path=customXml/item2.xml><?xml version="1.0" encoding="utf-8"?>
+<p:properties xmlns:p="http://schemas.microsoft.com/office/2006/metadata/properties" xmlns:xsi="http://www.w3.org/2001/XMLSchema-instance" xmlns:pc="http://schemas.microsoft.com/office/infopath/2007/PartnerControls">
+  <documentManagement>
+    <TaxCatchAll xmlns="13c90a0b-73bc-4dc0-be5f-28d77b615beb" xsi:nil="true"/>
+    <lcf76f155ced4ddcb4097134ff3c332f xmlns="13c93bba-48ce-428c-bfe5-88b42c19b028">
+      <Terms xmlns="http://schemas.microsoft.com/office/infopath/2007/PartnerControls"/>
+    </lcf76f155ced4ddcb4097134ff3c332f>
+  </documentManagement>
+</p:properties>
 </file>
 
-<file path=customXml/itemProps2.xml><?xml version="1.0" encoding="utf-8"?>
-<ds:datastoreItem xmlns:ds="http://schemas.openxmlformats.org/officeDocument/2006/customXml" ds:itemID="{10663269-2064-4804-8290-36D4A57F5557}">
-  <ds:schemaRefs>
-    <ds:schemaRef ds:uri="http://schemas.microsoft.com/sharepoint/v3/contenttype/forms"/>
-  </ds:schemaRefs>
-</ds:datastoreItem>
+<file path=customXml/item3.xml><?xml version="1.0" encoding="utf-8"?>
+<?mso-contentType ?>
+<FormTemplates xmlns="http://schemas.microsoft.com/sharepoint/v3/contenttype/forms">
+  <Display>DocumentLibraryForm</Display>
+  <Edit>DocumentLibraryForm</Edit>
+  <New>DocumentLibraryForm</New>
+</FormTemplates>
 </file>
 
-<file path=customXml/itemProps3.xml><?xml version="1.0" encoding="utf-8"?>
-<ds:datastoreItem xmlns:ds="http://schemas.openxmlformats.org/officeDocument/2006/customXml" ds:itemID="{1279454D-02BE-4A9C-A117-DCD1573E2608}">
-  <ds:schemaRefs>
-    <ds:schemaRef ds:uri="http://schemas.microsoft.com/office/2006/metadata/properties"/>
-    <ds:schemaRef ds:uri="http://schemas.microsoft.com/office/infopath/2007/PartnerControls"/>
-    <ds:schemaRef ds:uri="13c90a0b-73bc-4dc0-be5f-28d77b615beb"/>
-    <ds:schemaRef ds:uri="13c93bba-48ce-428c-bfe5-88b42c19b028"/>
-  </ds:schemaRefs>
-</ds:datastoreItem>
+<file path=customXml/item4.xml><?xml version="1.0" encoding="utf-8"?>
+<b:Sources xmlns:b="http://schemas.openxmlformats.org/officeDocument/2006/bibliography" xmlns="http://schemas.openxmlformats.org/officeDocument/2006/bibliography" SelectedStyle="\APASixthEditionOfficeOnline.xsl" StyleName="APA" Version="6"/>
 </file>
 
-<file path=customXml/itemProps4.xml><?xml version="1.0" encoding="utf-8"?>
+<file path=customXml/itemProps1.xml><?xml version="1.0" encoding="utf-8"?>
 <ds:datastoreItem xmlns:ds="http://schemas.openxmlformats.org/officeDocument/2006/customXml" ds:itemID="{0F0EBC70-CBAF-4E97-BB30-F7B4842D659C}">
   <ds:schemaRefs>
     <ds:schemaRef ds:uri="http://schemas.microsoft.com/office/2006/metadata/contentType"/>
@@ -28437,4 +28248,31 @@
     <ds:schemaRef ds:uri="http://schemas.microsoft.com/internal/obd"/>
   </ds:schemaRefs>
 </ds:datastoreItem>
+</file>
+
+<file path=customXml/itemProps2.xml><?xml version="1.0" encoding="utf-8"?>
+<ds:datastoreItem xmlns:ds="http://schemas.openxmlformats.org/officeDocument/2006/customXml" ds:itemID="{1279454D-02BE-4A9C-A117-DCD1573E2608}">
+  <ds:schemaRefs>
+    <ds:schemaRef ds:uri="http://schemas.microsoft.com/office/2006/metadata/properties"/>
+    <ds:schemaRef ds:uri="http://schemas.microsoft.com/office/infopath/2007/PartnerControls"/>
+    <ds:schemaRef ds:uri="13c90a0b-73bc-4dc0-be5f-28d77b615beb"/>
+    <ds:schemaRef ds:uri="13c93bba-48ce-428c-bfe5-88b42c19b028"/>
+  </ds:schemaRefs>
+</ds:datastoreItem>
+</file>
+
+<file path=customXml/itemProps3.xml><?xml version="1.0" encoding="utf-8"?>
+<ds:datastoreItem xmlns:ds="http://schemas.openxmlformats.org/officeDocument/2006/customXml" ds:itemID="{10663269-2064-4804-8290-36D4A57F5557}">
+  <ds:schemaRefs>
+    <ds:schemaRef ds:uri="http://schemas.microsoft.com/sharepoint/v3/contenttype/forms"/>
+  </ds:schemaRefs>
+</ds:datastoreItem>
+</file>
+
+<file path=customXml/itemProps4.xml><?xml version="1.0" encoding="utf-8"?>
+<ds:datastoreItem xmlns:ds="http://schemas.openxmlformats.org/officeDocument/2006/customXml" ds:itemID="{EAE431FD-7059-4C09-804B-C9D69EB7B213}">
+  <ds:schemaRefs>
+    <ds:schemaRef ds:uri="http://schemas.openxmlformats.org/officeDocument/2006/bibliography"/>
+  </ds:schemaRefs>
+</ds:datastoreItem>
 </file>